--- a/doc/Техническое задание.docx
+++ b/doc/Техническое задание.docx
@@ -87,26 +87,39 @@
         <w:t>Разбор аналогов</w:t>
       </w:r>
     </w:p>
+    <w:p>
+      <w:pPr>
+        <w:pStyle w:val="a7"/>
+        <w:ind w:left="0" w:firstLine="0"/>
+        <w:sectPr>
+          <w:pgSz w:w="11906" w:h="16838"/>
+          <w:pgMar w:top="1134" w:right="850" w:bottom="1134" w:left="1701" w:header="708" w:footer="708" w:gutter="0"/>
+          <w:cols w:space="708"/>
+          <w:docGrid w:linePitch="360"/>
+        </w:sectPr>
+      </w:pPr>
+    </w:p>
     <w:tbl>
       <w:tblPr>
         <w:tblStyle w:val="ad"/>
-        <w:tblW w:w="0" w:type="auto"/>
+        <w:tblW w:w="14094" w:type="dxa"/>
         <w:tblInd w:w="360" w:type="dxa"/>
+        <w:tblLayout w:type="fixed"/>
         <w:tblLook w:val="04A0" w:firstRow="1" w:lastRow="0" w:firstColumn="1" w:lastColumn="0" w:noHBand="0" w:noVBand="1"/>
       </w:tblPr>
       <w:tblGrid>
-        <w:gridCol w:w="577"/>
-        <w:gridCol w:w="1330"/>
-        <w:gridCol w:w="1871"/>
-        <w:gridCol w:w="1717"/>
-        <w:gridCol w:w="1684"/>
-        <w:gridCol w:w="903"/>
-        <w:gridCol w:w="903"/>
+        <w:gridCol w:w="565"/>
+        <w:gridCol w:w="1338"/>
+        <w:gridCol w:w="2410"/>
+        <w:gridCol w:w="2977"/>
+        <w:gridCol w:w="1417"/>
+        <w:gridCol w:w="2127"/>
+        <w:gridCol w:w="3260"/>
       </w:tblGrid>
       <w:tr>
         <w:tc>
           <w:tcPr>
-            <w:tcW w:w="578" w:type="dxa"/>
+            <w:tcW w:w="565" w:type="dxa"/>
           </w:tcPr>
           <w:p>
             <w:pPr>
@@ -114,13 +127,14 @@
               <w:ind w:left="0" w:firstLine="0"/>
             </w:pPr>
             <w:r>
+              <w:lastRenderedPageBreak/>
               <w:t>№</w:t>
             </w:r>
           </w:p>
         </w:tc>
         <w:tc>
           <w:tcPr>
-            <w:tcW w:w="1330" w:type="dxa"/>
+            <w:tcW w:w="1338" w:type="dxa"/>
           </w:tcPr>
           <w:p>
             <w:pPr>
@@ -134,7 +148,7 @@
         </w:tc>
         <w:tc>
           <w:tcPr>
-            <w:tcW w:w="1838" w:type="dxa"/>
+            <w:tcW w:w="2410" w:type="dxa"/>
           </w:tcPr>
           <w:p>
             <w:pPr>
@@ -148,7 +162,7 @@
         </w:tc>
         <w:tc>
           <w:tcPr>
-            <w:tcW w:w="1725" w:type="dxa"/>
+            <w:tcW w:w="2977" w:type="dxa"/>
           </w:tcPr>
           <w:p>
             <w:pPr>
@@ -162,7 +176,7 @@
         </w:tc>
         <w:tc>
           <w:tcPr>
-            <w:tcW w:w="1684" w:type="dxa"/>
+            <w:tcW w:w="1417" w:type="dxa"/>
           </w:tcPr>
           <w:p>
             <w:pPr>
@@ -176,31 +190,37 @@
         </w:tc>
         <w:tc>
           <w:tcPr>
-            <w:tcW w:w="915" w:type="dxa"/>
+            <w:tcW w:w="2127" w:type="dxa"/>
           </w:tcPr>
           <w:p>
             <w:pPr>
               <w:pStyle w:val="a7"/>
               <w:ind w:left="0" w:firstLine="0"/>
             </w:pPr>
+            <w:r>
+              <w:t>Источники данных</w:t>
+            </w:r>
           </w:p>
         </w:tc>
         <w:tc>
           <w:tcPr>
-            <w:tcW w:w="915" w:type="dxa"/>
+            <w:tcW w:w="3260" w:type="dxa"/>
           </w:tcPr>
           <w:p>
             <w:pPr>
               <w:pStyle w:val="a7"/>
               <w:ind w:left="0" w:firstLine="0"/>
             </w:pPr>
+            <w:r>
+              <w:t>Функциональность</w:t>
+            </w:r>
           </w:p>
         </w:tc>
       </w:tr>
       <w:tr>
         <w:tc>
           <w:tcPr>
-            <w:tcW w:w="578" w:type="dxa"/>
+            <w:tcW w:w="565" w:type="dxa"/>
           </w:tcPr>
           <w:p>
             <w:pPr>
@@ -214,23 +234,7 @@
         </w:tc>
         <w:tc>
           <w:tcPr>
-            <w:tcW w:w="1330" w:type="dxa"/>
-          </w:tcPr>
-          <w:p>
-            <w:pPr>
-              <w:pStyle w:val="a7"/>
-              <w:ind w:left="0" w:firstLine="0"/>
-            </w:pPr>
-            <w:proofErr w:type="spellStart"/>
-            <w:r>
-              <w:t>WalkPro</w:t>
-            </w:r>
-            <w:proofErr w:type="spellEnd"/>
-          </w:p>
-        </w:tc>
-        <w:tc>
-          <w:tcPr>
-            <w:tcW w:w="1838" w:type="dxa"/>
+            <w:tcW w:w="1338" w:type="dxa"/>
           </w:tcPr>
           <w:p>
             <w:pPr>
@@ -238,13 +242,13 @@
               <w:ind w:left="0" w:firstLine="0"/>
             </w:pPr>
             <w:r>
-              <w:t>+</w:t>
+              <w:t>WalkPro</w:t>
             </w:r>
           </w:p>
         </w:tc>
         <w:tc>
           <w:tcPr>
-            <w:tcW w:w="1725" w:type="dxa"/>
+            <w:tcW w:w="2410" w:type="dxa"/>
           </w:tcPr>
           <w:p>
             <w:pPr>
@@ -252,48 +256,77 @@
               <w:ind w:left="0" w:firstLine="0"/>
             </w:pPr>
             <w:r>
-              <w:t>+</w:t>
+              <w:t>Российское приложение, изначально созданное для Санкт-Петербурга</w:t>
             </w:r>
           </w:p>
         </w:tc>
         <w:tc>
           <w:tcPr>
-            <w:tcW w:w="1684" w:type="dxa"/>
+            <w:tcW w:w="2977" w:type="dxa"/>
           </w:tcPr>
           <w:p>
             <w:pPr>
               <w:pStyle w:val="a7"/>
               <w:ind w:left="0" w:firstLine="0"/>
             </w:pPr>
+            <w:r>
+              <w:t>скамейки, туалеты, велопарковки, тренажёры, урны для сортировки отходов, спуски к воде, скейтпарки и будки для печати фотографий</w:t>
+            </w:r>
           </w:p>
         </w:tc>
         <w:tc>
           <w:tcPr>
-            <w:tcW w:w="915" w:type="dxa"/>
+            <w:tcW w:w="1417" w:type="dxa"/>
+          </w:tcPr>
+          <w:p>
+            <w:pPr>
+              <w:pStyle w:val="a7"/>
+              <w:ind w:left="0" w:firstLine="0"/>
+              <w:rPr>
+                <w:lang w:val="en-US"/>
+              </w:rPr>
+            </w:pPr>
+            <w:r>
+              <w:rPr>
+                <w:lang w:val="en-US"/>
+              </w:rPr>
+              <w:t>GPS</w:t>
+            </w:r>
+          </w:p>
+        </w:tc>
+        <w:tc>
+          <w:tcPr>
+            <w:tcW w:w="2127" w:type="dxa"/>
           </w:tcPr>
           <w:p>
             <w:pPr>
               <w:pStyle w:val="a7"/>
               <w:ind w:left="0" w:firstLine="0"/>
             </w:pPr>
+            <w:r>
+              <w:t>Собственная база</w:t>
+            </w:r>
           </w:p>
         </w:tc>
         <w:tc>
           <w:tcPr>
-            <w:tcW w:w="915" w:type="dxa"/>
+            <w:tcW w:w="3260" w:type="dxa"/>
           </w:tcPr>
           <w:p>
             <w:pPr>
               <w:pStyle w:val="a7"/>
               <w:ind w:left="0" w:firstLine="0"/>
             </w:pPr>
+            <w:r>
+              <w:t>Поиск объектов</w:t>
+            </w:r>
           </w:p>
         </w:tc>
       </w:tr>
       <w:tr>
         <w:tc>
           <w:tcPr>
-            <w:tcW w:w="578" w:type="dxa"/>
+            <w:tcW w:w="565" w:type="dxa"/>
           </w:tcPr>
           <w:p>
             <w:pPr>
@@ -307,33 +340,20 @@
         </w:tc>
         <w:tc>
           <w:tcPr>
-            <w:tcW w:w="1330" w:type="dxa"/>
+            <w:tcW w:w="1338" w:type="dxa"/>
           </w:tcPr>
           <w:p>
             <w:pPr>
               <w:ind w:firstLine="0"/>
             </w:pPr>
-            <w:proofErr w:type="spellStart"/>
             <w:r>
               <w:t>AllInMap</w:t>
             </w:r>
-            <w:proofErr w:type="spellEnd"/>
           </w:p>
         </w:tc>
         <w:tc>
           <w:tcPr>
-            <w:tcW w:w="1838" w:type="dxa"/>
-          </w:tcPr>
-          <w:p>
-            <w:pPr>
-              <w:pStyle w:val="a7"/>
-              <w:ind w:left="0" w:firstLine="0"/>
-            </w:pPr>
-          </w:p>
-        </w:tc>
-        <w:tc>
-          <w:tcPr>
-            <w:tcW w:w="1725" w:type="dxa"/>
+            <w:tcW w:w="2410" w:type="dxa"/>
           </w:tcPr>
           <w:p>
             <w:pPr>
@@ -341,48 +361,80 @@
               <w:ind w:left="0" w:firstLine="0"/>
             </w:pPr>
             <w:r>
-              <w:t>+</w:t>
+              <w:t>Международное приложени</w:t>
+            </w:r>
+            <w:r>
+              <w:t>е</w:t>
             </w:r>
           </w:p>
         </w:tc>
         <w:tc>
           <w:tcPr>
-            <w:tcW w:w="1684" w:type="dxa"/>
+            <w:tcW w:w="2977" w:type="dxa"/>
           </w:tcPr>
           <w:p>
             <w:pPr>
               <w:pStyle w:val="a7"/>
               <w:ind w:left="0" w:firstLine="0"/>
             </w:pPr>
+            <w:r>
+              <w:t>лавочки, урны, панорамные точки, туалеты, фонтанчики</w:t>
+            </w:r>
           </w:p>
         </w:tc>
         <w:tc>
           <w:tcPr>
-            <w:tcW w:w="915" w:type="dxa"/>
+            <w:tcW w:w="1417" w:type="dxa"/>
           </w:tcPr>
           <w:p>
             <w:pPr>
               <w:pStyle w:val="a7"/>
               <w:ind w:left="0" w:firstLine="0"/>
             </w:pPr>
+            <w:r>
+              <w:rPr>
+                <w:lang w:val="en-US"/>
+              </w:rPr>
+              <w:t xml:space="preserve">GPS, </w:t>
+            </w:r>
+            <w:r>
+              <w:t>камера, оффлайн карта</w:t>
+            </w:r>
           </w:p>
         </w:tc>
         <w:tc>
           <w:tcPr>
-            <w:tcW w:w="915" w:type="dxa"/>
+            <w:tcW w:w="2127" w:type="dxa"/>
           </w:tcPr>
           <w:p>
             <w:pPr>
               <w:pStyle w:val="a7"/>
               <w:ind w:left="0" w:firstLine="0"/>
             </w:pPr>
+            <w:r>
+              <w:t>Данные, добавляемые людьми</w:t>
+            </w:r>
+          </w:p>
+        </w:tc>
+        <w:tc>
+          <w:tcPr>
+            <w:tcW w:w="3260" w:type="dxa"/>
+          </w:tcPr>
+          <w:p>
+            <w:pPr>
+              <w:pStyle w:val="a7"/>
+              <w:ind w:left="0" w:firstLine="0"/>
+            </w:pPr>
+            <w:r>
+              <w:t>Кастомные карты, офлайн режим, фильтры, добавление точек</w:t>
+            </w:r>
           </w:p>
         </w:tc>
       </w:tr>
       <w:tr>
         <w:tc>
           <w:tcPr>
-            <w:tcW w:w="578" w:type="dxa"/>
+            <w:tcW w:w="565" w:type="dxa"/>
           </w:tcPr>
           <w:p>
             <w:pPr>
@@ -396,79 +448,20 @@
         </w:tc>
         <w:tc>
           <w:tcPr>
-            <w:tcW w:w="1330" w:type="dxa"/>
+            <w:tcW w:w="1338" w:type="dxa"/>
           </w:tcPr>
           <w:p>
             <w:pPr>
               <w:ind w:firstLine="0"/>
             </w:pPr>
-            <w:proofErr w:type="spellStart"/>
             <w:r>
               <w:t>Amenio</w:t>
             </w:r>
-            <w:proofErr w:type="spellEnd"/>
           </w:p>
         </w:tc>
         <w:tc>
           <w:tcPr>
-            <w:tcW w:w="1838" w:type="dxa"/>
-          </w:tcPr>
-          <w:p>
-            <w:pPr>
-              <w:pStyle w:val="a7"/>
-              <w:ind w:left="0" w:firstLine="0"/>
-            </w:pPr>
-          </w:p>
-        </w:tc>
-        <w:tc>
-          <w:tcPr>
-            <w:tcW w:w="1725" w:type="dxa"/>
-          </w:tcPr>
-          <w:p>
-            <w:pPr>
-              <w:pStyle w:val="a7"/>
-              <w:ind w:left="0" w:firstLine="0"/>
-            </w:pPr>
-          </w:p>
-        </w:tc>
-        <w:tc>
-          <w:tcPr>
-            <w:tcW w:w="1684" w:type="dxa"/>
-          </w:tcPr>
-          <w:p>
-            <w:pPr>
-              <w:pStyle w:val="a7"/>
-              <w:ind w:left="0" w:firstLine="0"/>
-            </w:pPr>
-          </w:p>
-        </w:tc>
-        <w:tc>
-          <w:tcPr>
-            <w:tcW w:w="915" w:type="dxa"/>
-          </w:tcPr>
-          <w:p>
-            <w:pPr>
-              <w:pStyle w:val="a7"/>
-              <w:ind w:left="0" w:firstLine="0"/>
-            </w:pPr>
-          </w:p>
-        </w:tc>
-        <w:tc>
-          <w:tcPr>
-            <w:tcW w:w="915" w:type="dxa"/>
-          </w:tcPr>
-          <w:p>
-            <w:pPr>
-              <w:pStyle w:val="a7"/>
-              <w:ind w:left="0" w:firstLine="0"/>
-            </w:pPr>
-          </w:p>
-        </w:tc>
-      </w:tr>
-      <w:tr>
-        <w:tc>
-          <w:tcPr>
-            <w:tcW w:w="578" w:type="dxa"/>
+            <w:tcW w:w="2410" w:type="dxa"/>
           </w:tcPr>
           <w:p>
             <w:pPr>
@@ -476,78 +469,92 @@
               <w:ind w:left="0" w:firstLine="0"/>
             </w:pPr>
             <w:r>
-              <w:t>4</w:t>
+              <w:t>Западный рынок</w:t>
             </w:r>
           </w:p>
         </w:tc>
         <w:tc>
           <w:tcPr>
-            <w:tcW w:w="1330" w:type="dxa"/>
+            <w:tcW w:w="2977" w:type="dxa"/>
           </w:tcPr>
           <w:p>
             <w:pPr>
               <w:pStyle w:val="a7"/>
               <w:ind w:left="0" w:firstLine="0"/>
             </w:pPr>
+            <w:r>
+              <w:t>лавочки, фонтанчики, урны, парковки для велосипедов и даже объекты для выгула собак</w:t>
+            </w:r>
           </w:p>
         </w:tc>
         <w:tc>
           <w:tcPr>
-            <w:tcW w:w="1838" w:type="dxa"/>
+            <w:tcW w:w="1417" w:type="dxa"/>
+          </w:tcPr>
+          <w:p>
+            <w:pPr>
+              <w:pStyle w:val="a7"/>
+              <w:ind w:left="0" w:firstLine="0"/>
+              <w:rPr>
+                <w:lang w:val="en-US"/>
+              </w:rPr>
+            </w:pPr>
+            <w:r>
+              <w:rPr>
+                <w:lang w:val="en-US"/>
+              </w:rPr>
+              <w:t>GPS</w:t>
+            </w:r>
+          </w:p>
+        </w:tc>
+        <w:tc>
+          <w:tcPr>
+            <w:tcW w:w="2127" w:type="dxa"/>
           </w:tcPr>
           <w:p>
             <w:pPr>
               <w:pStyle w:val="a7"/>
               <w:ind w:left="0" w:firstLine="0"/>
             </w:pPr>
+            <w:r>
+              <w:t>Данные, добавляемые людьми</w:t>
+            </w:r>
+            <w:r>
+              <w:t>, которые модерируют</w:t>
+            </w:r>
           </w:p>
         </w:tc>
         <w:tc>
           <w:tcPr>
-            <w:tcW w:w="1725" w:type="dxa"/>
+            <w:tcW w:w="3260" w:type="dxa"/>
           </w:tcPr>
           <w:p>
             <w:pPr>
               <w:pStyle w:val="a7"/>
               <w:ind w:left="0" w:firstLine="0"/>
             </w:pPr>
-          </w:p>
-        </w:tc>
-        <w:tc>
-          <w:tcPr>
-            <w:tcW w:w="1684" w:type="dxa"/>
-          </w:tcPr>
-          <w:p>
-            <w:pPr>
-              <w:pStyle w:val="a7"/>
-              <w:ind w:left="0" w:firstLine="0"/>
-            </w:pPr>
-          </w:p>
-        </w:tc>
-        <w:tc>
-          <w:tcPr>
-            <w:tcW w:w="915" w:type="dxa"/>
-          </w:tcPr>
-          <w:p>
-            <w:pPr>
-              <w:pStyle w:val="a7"/>
-              <w:ind w:left="0" w:firstLine="0"/>
-            </w:pPr>
-          </w:p>
-        </w:tc>
-        <w:tc>
-          <w:tcPr>
-            <w:tcW w:w="915" w:type="dxa"/>
-          </w:tcPr>
-          <w:p>
-            <w:pPr>
-              <w:pStyle w:val="a7"/>
-              <w:ind w:left="0" w:firstLine="0"/>
-            </w:pPr>
+            <w:r>
+              <w:t xml:space="preserve">Фильтр по свежести данных, детали объектов (платно/бесплатно), </w:t>
+            </w:r>
+            <w:r>
+              <w:t>добавление точек</w:t>
+            </w:r>
           </w:p>
         </w:tc>
       </w:tr>
     </w:tbl>
+    <w:p>
+      <w:pPr>
+        <w:pStyle w:val="a7"/>
+        <w:ind w:left="360" w:firstLine="0"/>
+        <w:sectPr>
+          <w:pgSz w:w="16838" w:h="11906" w:orient="landscape"/>
+          <w:pgMar w:top="1701" w:right="1134" w:bottom="851" w:left="1134" w:header="709" w:footer="709" w:gutter="0"/>
+          <w:cols w:space="708"/>
+          <w:docGrid w:linePitch="360"/>
+        </w:sectPr>
+      </w:pPr>
+    </w:p>
     <w:p>
       <w:pPr>
         <w:pStyle w:val="a7"/>
@@ -562,26 +569,13 @@
           <w:numId w:val="4"/>
         </w:numPr>
       </w:pPr>
-      <w:proofErr w:type="spellStart"/>
-      <w:r>
-        <w:t>WalkPro</w:t>
-      </w:r>
-      <w:proofErr w:type="spellEnd"/>
-      <w:r>
-        <w:t xml:space="preserve"> (Санкт-Петербург)</w:t>
-      </w:r>
-    </w:p>
-    <w:p>
-      <w:r>
-        <w:t xml:space="preserve">Российское приложение, изначально созданное для Санкт-Петербурга. Ищет скамейки, туалеты, </w:t>
-      </w:r>
-      <w:proofErr w:type="spellStart"/>
-      <w:r>
-        <w:t>велопарковки</w:t>
-      </w:r>
-      <w:proofErr w:type="spellEnd"/>
-      <w:r>
-        <w:t>, тренажёры, урны для сортировки отходов, спуски к воде, скейтпарки и даже будки для печати фотографий.</w:t>
+      <w:r>
+        <w:t>WalkPro (Санкт-Петербург)</w:t>
+      </w:r>
+    </w:p>
+    <w:p>
+      <w:r>
+        <w:t>Российское приложение, изначально созданное для Санкт-Петербурга. Ищет скамейки, туалеты, велопарковки, тренажёры, урны для сортировки отходов, спуски к воде, скейтпарки и даже будки для печати фотографий.</w:t>
       </w:r>
     </w:p>
     <w:p>
@@ -591,7 +585,6 @@
     </w:p>
     <w:p>
       <w:r>
-        <w:lastRenderedPageBreak/>
         <w:t>Слабые стороны: Географическая ограниченность (в основном Санкт-Петербург). Нет продвинутых сценариев (например, построение маршрута с учётом потребностей).</w:t>
       </w:r>
     </w:p>
@@ -603,23 +596,13 @@
           <w:numId w:val="4"/>
         </w:numPr>
       </w:pPr>
-      <w:proofErr w:type="spellStart"/>
       <w:r>
         <w:t>AllInMap</w:t>
       </w:r>
-      <w:proofErr w:type="spellEnd"/>
-    </w:p>
-    <w:p>
-      <w:r>
-        <w:t xml:space="preserve">Международное приложение для создания </w:t>
-      </w:r>
-      <w:proofErr w:type="spellStart"/>
-      <w:r>
-        <w:t>кастомных</w:t>
-      </w:r>
-      <w:proofErr w:type="spellEnd"/>
-      <w:r>
-        <w:t xml:space="preserve"> карт. Позволяет искать и фильтровать маркеры, включая лавочки, урны, панорамные точки, туалеты, фонтанчики.</w:t>
+    </w:p>
+    <w:p>
+      <w:r>
+        <w:t>Международное приложение для создания кастомных карт. Позволяет искать и фильтровать маркеры, включая лавочки, урны, панорамные точки, туалеты, фонтанчики.</w:t>
       </w:r>
     </w:p>
     <w:p>
@@ -640,11 +623,9 @@
           <w:numId w:val="4"/>
         </w:numPr>
       </w:pPr>
-      <w:proofErr w:type="spellStart"/>
       <w:r>
         <w:t>Amenio</w:t>
       </w:r>
-      <w:proofErr w:type="spellEnd"/>
     </w:p>
     <w:p>
       <w:r>
@@ -684,7 +665,11 @@
         <w:t>-</w:t>
       </w:r>
       <w:r>
-        <w:t xml:space="preserve"> российское приложение для людей с двигательными особенностями. Оно оценивает городскую среду по 9 фильтрам (пандусы, оборудованные туалеты и т.д.) и уже имеет около 2000 проверенных локаций в Москве и других городах. Это прямой конкурент в нише доступности, но он не покрывает все типы объектов (лавочки, урны).</w:t>
+        <w:t xml:space="preserve"> российское приложение для людей с двигательными особенностями. Оно оценивает городскую среду по 9 </w:t>
+      </w:r>
+      <w:r>
+        <w:lastRenderedPageBreak/>
+        <w:t>фильтрам (пандусы, оборудованные туалеты и т.д.) и уже имеет около 2000 проверенных локаций в Москве и других городах. Это прямой конкурент в нише доступности, но он не покрывает все типы объектов (лавочки, урны).</w:t>
       </w:r>
     </w:p>
     <w:p>
@@ -701,275 +686,170 @@
     </w:p>
     <w:p>
       <w:r>
-        <w:t xml:space="preserve">Твой главный источник — </w:t>
-      </w:r>
-      <w:proofErr w:type="spellStart"/>
-      <w:r>
-        <w:t>OpenStreetMap</w:t>
-      </w:r>
-      <w:proofErr w:type="spellEnd"/>
-      <w:r>
-        <w:t xml:space="preserve"> (OSM). Это бесплатная краудсорсинговая карта мира с открытой лицензией, которая уже содержит </w:t>
-      </w:r>
+        <w:t>Г</w:t>
+      </w:r>
+      <w:r>
+        <w:t xml:space="preserve">лавный источник </w:t>
+      </w:r>
+      <w:r>
+        <w:t>-</w:t>
+      </w:r>
+      <w:r>
+        <w:t xml:space="preserve"> OpenStreetMap (OSM). Это бесплатная карта мира с открытой лицензией, которая уже содержит миллионы точек, включая туалеты, лавочки, урны и фонтанчики.</w:t>
+      </w:r>
+    </w:p>
+    <w:p>
+      <w:r>
+        <w:t>Как получать данные:</w:t>
+      </w:r>
+    </w:p>
+    <w:p>
+      <w:r>
+        <w:t xml:space="preserve">Overpass API </w:t>
+      </w:r>
+      <w:r>
+        <w:t>-</w:t>
+      </w:r>
+      <w:r>
+        <w:t xml:space="preserve"> специальный API для запросов к OSM. </w:t>
+      </w:r>
+      <w:r>
+        <w:t>М</w:t>
+      </w:r>
+      <w:r>
+        <w:t>ож</w:t>
+      </w:r>
+      <w:r>
+        <w:t>но</w:t>
+      </w:r>
+      <w:r>
+        <w:t xml:space="preserve"> запрашивать, например, все лавочки в радиусе 1 км от пользователя.</w:t>
+      </w:r>
+    </w:p>
+    <w:p>
+      <w:r>
+        <w:t xml:space="preserve">Overpass Turbo </w:t>
+      </w:r>
+      <w:r>
+        <w:t>-</w:t>
+      </w:r>
+      <w:r>
+        <w:t xml:space="preserve"> веб-инструмент для тестирования и отладки этих запросов.</w:t>
+      </w:r>
+    </w:p>
+    <w:p>
+      <w:r>
+        <w:t>Дополнительный источник:</w:t>
+      </w:r>
+    </w:p>
+    <w:p>
+      <w:r>
+        <w:t xml:space="preserve">2ГИС API </w:t>
+      </w:r>
+      <w:r>
+        <w:t>-</w:t>
+      </w:r>
+      <w:r>
+        <w:t xml:space="preserve"> российский сервис с очень точными данными. Places API позволяет искать объекты по текстовому запросу, координатам и рубрикам. Важно: это платный сервис с тарификацией по запросам (например, Places API </w:t>
+      </w:r>
+      <w:r>
+        <w:t>-</w:t>
+      </w:r>
+      <w:r>
+        <w:t xml:space="preserve"> 600 запросов в рамках одного тарифа). Для </w:t>
+      </w:r>
+      <w:r>
+        <w:t>проекта</w:t>
+      </w:r>
+      <w:r>
+        <w:t xml:space="preserve"> можно использовать бесплатный лимит, но для масштабирования потребуются инвестиции.</w:t>
+      </w:r>
+    </w:p>
+    <w:p>
+      <w:pPr>
+        <w:pStyle w:val="a7"/>
+        <w:numPr>
+          <w:ilvl w:val="0"/>
+          <w:numId w:val="4"/>
+        </w:numPr>
+        <w:rPr>
+          <w:lang w:val="en-US"/>
+        </w:rPr>
+      </w:pPr>
+      <w:r>
+        <w:t>Аппаратные функции устройства</w:t>
+      </w:r>
+    </w:p>
+    <w:p>
+      <w:r>
+        <w:t>Для реализации приложения потребуется доступ к следующим функциям смартфона:</w:t>
+      </w:r>
+    </w:p>
+    <w:p>
+      <w:r>
+        <w:t xml:space="preserve">GPS / Геолокация: </w:t>
+      </w:r>
+      <w:r>
+        <w:t>к</w:t>
+      </w:r>
+      <w:r>
+        <w:t>лючевая функция. Определение текущего местоположения пользователя для отображения ближайших объектов и построения маршрутов. Использует GPS, Wi-Fi и данные сотовых вышек для точного позиционирования.</w:t>
+      </w:r>
+    </w:p>
+    <w:p>
+      <w:r>
+        <w:t>Камера</w:t>
+      </w:r>
+      <w:r>
+        <w:t>: опционально</w:t>
+      </w:r>
+      <w:r>
+        <w:t xml:space="preserve">, но полезно. Для добавления новых объектов пользователями: сфотографировал лавочку или туалет </w:t>
+      </w:r>
+      <w:r>
+        <w:t>-</w:t>
+      </w:r>
+      <w:r>
+        <w:t xml:space="preserve"> приложение привязало фото к координатам. Это сильно упростит модерацию и повысит доверие.</w:t>
+      </w:r>
+    </w:p>
+    <w:p>
+      <w:r>
+        <w:t>Микрофон / Голосовой ввод: Опционально. Для текстового поиска голосом: «Где ближайший туалет с пеленальным столиком?».</w:t>
+      </w:r>
+    </w:p>
+    <w:p>
       <w:r>
         <w:lastRenderedPageBreak/>
-        <w:t>миллионы точек, включая туалеты (</w:t>
-      </w:r>
-      <w:proofErr w:type="spellStart"/>
-      <w:r>
-        <w:t>amenity</w:t>
-      </w:r>
-      <w:proofErr w:type="spellEnd"/>
-      <w:r>
-        <w:t>=</w:t>
-      </w:r>
-      <w:proofErr w:type="spellStart"/>
-      <w:r>
-        <w:t>toilets</w:t>
-      </w:r>
-      <w:proofErr w:type="spellEnd"/>
-      <w:r>
-        <w:t>), лавочки (</w:t>
-      </w:r>
-      <w:proofErr w:type="spellStart"/>
-      <w:r>
-        <w:t>amenity</w:t>
-      </w:r>
-      <w:proofErr w:type="spellEnd"/>
-      <w:r>
-        <w:t>=</w:t>
-      </w:r>
-      <w:proofErr w:type="spellStart"/>
-      <w:r>
-        <w:t>bench</w:t>
-      </w:r>
-      <w:proofErr w:type="spellEnd"/>
-      <w:r>
-        <w:t>), урны (</w:t>
-      </w:r>
-      <w:proofErr w:type="spellStart"/>
-      <w:r>
-        <w:t>amenity</w:t>
-      </w:r>
-      <w:proofErr w:type="spellEnd"/>
-      <w:r>
-        <w:t>=</w:t>
-      </w:r>
-      <w:proofErr w:type="spellStart"/>
-      <w:r>
-        <w:t>waste_basket</w:t>
-      </w:r>
-      <w:proofErr w:type="spellEnd"/>
-      <w:r>
-        <w:t>) и фонтанчики (</w:t>
-      </w:r>
-      <w:proofErr w:type="spellStart"/>
-      <w:r>
-        <w:t>amenity</w:t>
-      </w:r>
-      <w:proofErr w:type="spellEnd"/>
-      <w:r>
-        <w:t>=</w:t>
-      </w:r>
-      <w:proofErr w:type="spellStart"/>
-      <w:r>
-        <w:t>drinking_water</w:t>
-      </w:r>
-      <w:proofErr w:type="spellEnd"/>
-      <w:r>
-        <w:t>).</w:t>
-      </w:r>
-    </w:p>
-    <w:p>
-      <w:r>
-        <w:t>Как получать данные:</w:t>
-      </w:r>
-    </w:p>
-    <w:p>
-      <w:r>
-        <w:t xml:space="preserve">· </w:t>
-      </w:r>
-      <w:proofErr w:type="spellStart"/>
-      <w:r>
-        <w:t>Overpass</w:t>
-      </w:r>
-      <w:proofErr w:type="spellEnd"/>
-      <w:r>
-        <w:t xml:space="preserve"> API — специальный API для запросов к OSM. Ты можешь запрашивать, например, все лавочки в радиусе 1 км от пользователя.</w:t>
-      </w:r>
-      <w:r>
-        <w:br/>
-        <w:t xml:space="preserve">· </w:t>
-      </w:r>
-      <w:proofErr w:type="spellStart"/>
-      <w:r>
-        <w:t>Overpass</w:t>
-      </w:r>
-      <w:proofErr w:type="spellEnd"/>
-      <w:r>
-        <w:t xml:space="preserve"> Turbo — веб-инструмент для тестирования и отладки этих запросов.</w:t>
-      </w:r>
-    </w:p>
-    <w:p>
-      <w:r>
-        <w:t>Дополнительный источник:</w:t>
-      </w:r>
-    </w:p>
-    <w:p>
-      <w:r>
-        <w:t xml:space="preserve">· 2ГИС API — российский сервис с очень точными данными. </w:t>
-      </w:r>
-      <w:proofErr w:type="spellStart"/>
-      <w:r>
-        <w:t>Places</w:t>
-      </w:r>
-      <w:proofErr w:type="spellEnd"/>
-      <w:r>
-        <w:t xml:space="preserve"> API позволяет искать объекты по текстовому запросу, координатам и рубрикам. Важно: это платный сервис с тарификацией по запросам (например, </w:t>
-      </w:r>
-      <w:proofErr w:type="spellStart"/>
-      <w:r>
-        <w:t>Places</w:t>
-      </w:r>
-      <w:proofErr w:type="spellEnd"/>
-      <w:r>
-        <w:t xml:space="preserve"> API — 600 запросов в рамках одного тарифа). Для старта можно использовать бесплатный лимит, но для масштабирования потребуются инвестиции.</w:t>
-      </w:r>
-    </w:p>
-    <w:p>
-      <w:r>
-        <w:rPr>
-          <w:rFonts w:ascii="Segoe UI Emoji" w:hAnsi="Segoe UI Emoji" w:cs="Segoe UI Emoji"/>
-        </w:rPr>
-        <w:t>📲</w:t>
-      </w:r>
-      <w:r>
-        <w:t xml:space="preserve"> Аппаратные функции устройства</w:t>
-      </w:r>
-    </w:p>
-    <w:p>
-      <w:r>
-        <w:t>Для реализации приложения потребуется доступ к следующим функциям смартфона:</w:t>
-      </w:r>
-    </w:p>
-    <w:p>
-      <w:r>
-        <w:t xml:space="preserve">· GPS / Геолокация: Ключевая функция. Определение текущего местоположения пользователя для отображения ближайших объектов и построения маршрутов. Использует GPS, </w:t>
-      </w:r>
-      <w:proofErr w:type="spellStart"/>
-      <w:r>
-        <w:t>Wi</w:t>
-      </w:r>
-      <w:proofErr w:type="spellEnd"/>
-      <w:r>
-        <w:t>-Fi и данные сотовых вышек для точного позиционирования.</w:t>
-      </w:r>
-      <w:r>
-        <w:br/>
-        <w:t>· Камера</w:t>
-      </w:r>
-      <w:proofErr w:type="gramStart"/>
-      <w:r>
-        <w:t>: Опционально</w:t>
-      </w:r>
-      <w:proofErr w:type="gramEnd"/>
-      <w:r>
-        <w:t>, но полезно. Для добавления новых объектов пользователями: сфотографировал лавочку или туалет — приложение привязало фото к координатам. Это сильно упростит модерацию и повысит доверие.</w:t>
-      </w:r>
-      <w:r>
-        <w:br/>
-        <w:t>· Микрофон / Голосовой ввод: Опционально. Для текстового поиска голосом: «Где ближайший туалет с пеленальным столиком?».</w:t>
-      </w:r>
-      <w:r>
-        <w:br/>
-        <w:t>· Акселерометр / Компас: Опционально. Для режима дополненной реальности (AR): навёл камеру на улицу — увидел указатели на ближайшие объекты.</w:t>
-      </w:r>
-      <w:r>
-        <w:br/>
-        <w:t xml:space="preserve">· </w:t>
-      </w:r>
-      <w:proofErr w:type="spellStart"/>
-      <w:r>
-        <w:t>Push</w:t>
-      </w:r>
-      <w:proofErr w:type="spellEnd"/>
-      <w:r>
-        <w:t>-уведомления</w:t>
-      </w:r>
-      <w:proofErr w:type="gramStart"/>
-      <w:r>
-        <w:t>: Для</w:t>
-      </w:r>
-      <w:proofErr w:type="gramEnd"/>
-      <w:r>
-        <w:t xml:space="preserve"> напоминаний, например, «Вы давно не были в туалете, ближайший — в 200 метрах».</w:t>
-      </w:r>
-    </w:p>
-    <w:p>
-      <w:r>
-        <w:rPr>
-          <w:rFonts w:ascii="Segoe UI Emoji" w:hAnsi="Segoe UI Emoji" w:cs="Segoe UI Emoji"/>
-        </w:rPr>
-        <w:t>💎</w:t>
-      </w:r>
-      <w:r>
-        <w:t xml:space="preserve"> Твоё уникальное преимущество</w:t>
-      </w:r>
-    </w:p>
-    <w:p>
-      <w:r>
-        <w:lastRenderedPageBreak/>
-        <w:t>Чтобы не повторить судьбу аналогов, сделай ставку на сценарии, а не просто на карту:</w:t>
-      </w:r>
-    </w:p>
-    <w:p>
-      <w:r>
-        <w:t>1. «Режим отчаяния»: Одна кнопка «Хочу в туалет» — показывает 3 ближайших варианта с деталями (бесплатно, есть бумага, пеленальный столик).</w:t>
-      </w:r>
-      <w:r>
-        <w:br/>
-        <w:t>2. «Комфорт-маршрут»: Вводишь текстом «от метро до парка с коляской, нужен туалет и лавка в тени» — приложение строит маршрут с остановками.</w:t>
-      </w:r>
-      <w:r>
-        <w:br/>
-        <w:t>3. Ситуативные профили: «С коляской», «С собакой», «Пожилой человек» — карта перестраивается под потребности.</w:t>
-      </w:r>
-    </w:p>
-    <w:p>
-      <w:r>
-        <w:t xml:space="preserve">Это то, чего нет у </w:t>
-      </w:r>
-      <w:proofErr w:type="spellStart"/>
-      <w:r>
-        <w:t>WalkPro</w:t>
-      </w:r>
-      <w:proofErr w:type="spellEnd"/>
-      <w:r>
-        <w:t xml:space="preserve">, </w:t>
-      </w:r>
-      <w:proofErr w:type="spellStart"/>
-      <w:r>
-        <w:t>AllInMap</w:t>
-      </w:r>
-      <w:proofErr w:type="spellEnd"/>
-      <w:r>
-        <w:t xml:space="preserve"> и </w:t>
-      </w:r>
-      <w:proofErr w:type="spellStart"/>
-      <w:r>
-        <w:t>Amenio</w:t>
-      </w:r>
-      <w:proofErr w:type="spellEnd"/>
-      <w:r>
-        <w:t>, и что может стать твоей «фишкой».</w:t>
-      </w:r>
-    </w:p>
-    <w:p>
-      <w:r>
-        <w:t>Удачи с проектом! Если захочешь, могу помочь расписать MVP или продумать монетизацию.</w:t>
-      </w:r>
-    </w:p>
-    <w:p/>
+        <w:t xml:space="preserve">Акселерометр / Компас: </w:t>
+      </w:r>
+      <w:r>
+        <w:t>о</w:t>
+      </w:r>
+      <w:r>
+        <w:t xml:space="preserve">пционально. Для режима дополненной реальности (AR): навёл камеру на улицу </w:t>
+      </w:r>
+      <w:r>
+        <w:t>-</w:t>
+      </w:r>
+      <w:r>
+        <w:t xml:space="preserve"> увидел указатели на ближайшие объекты.</w:t>
+      </w:r>
+    </w:p>
+    <w:p>
+      <w:r>
+        <w:t xml:space="preserve">Push-уведомления: </w:t>
+      </w:r>
+      <w:r>
+        <w:t>д</w:t>
+      </w:r>
+      <w:r>
+        <w:t>ля напоминаний</w:t>
+      </w:r>
+      <w:r>
+        <w:t>.</w:t>
+      </w:r>
+    </w:p>
     <w:sectPr>
       <w:pgSz w:w="11906" w:h="16838"/>
       <w:pgMar w:top="1134" w:right="850" w:bottom="1134" w:left="1701" w:header="708" w:footer="708" w:gutter="0"/>
@@ -1846,6 +1726,92 @@
     </w:lvl>
   </w:abstractNum>
   <w:abstractNum w:abstractNumId="10" w15:restartNumberingAfterBreak="0">
+    <w:nsid w:val="6F5D1FB7"/>
+    <w:multiLevelType w:val="multilevel"/>
+    <w:tmpl w:val="0419001F"/>
+    <w:lvl w:ilvl="0">
+      <w:start w:val="1"/>
+      <w:numFmt w:val="decimal"/>
+      <w:lvlText w:val="%1."/>
+      <w:lvlJc w:val="left"/>
+      <w:pPr>
+        <w:ind w:left="360" w:hanging="360"/>
+      </w:pPr>
+    </w:lvl>
+    <w:lvl w:ilvl="1">
+      <w:start w:val="1"/>
+      <w:numFmt w:val="decimal"/>
+      <w:lvlText w:val="%1.%2."/>
+      <w:lvlJc w:val="left"/>
+      <w:pPr>
+        <w:ind w:left="792" w:hanging="432"/>
+      </w:pPr>
+    </w:lvl>
+    <w:lvl w:ilvl="2">
+      <w:start w:val="1"/>
+      <w:numFmt w:val="decimal"/>
+      <w:lvlText w:val="%1.%2.%3."/>
+      <w:lvlJc w:val="left"/>
+      <w:pPr>
+        <w:ind w:left="1224" w:hanging="504"/>
+      </w:pPr>
+    </w:lvl>
+    <w:lvl w:ilvl="3">
+      <w:start w:val="1"/>
+      <w:numFmt w:val="decimal"/>
+      <w:lvlText w:val="%1.%2.%3.%4."/>
+      <w:lvlJc w:val="left"/>
+      <w:pPr>
+        <w:ind w:left="1728" w:hanging="648"/>
+      </w:pPr>
+    </w:lvl>
+    <w:lvl w:ilvl="4">
+      <w:start w:val="1"/>
+      <w:numFmt w:val="decimal"/>
+      <w:lvlText w:val="%1.%2.%3.%4.%5."/>
+      <w:lvlJc w:val="left"/>
+      <w:pPr>
+        <w:ind w:left="2232" w:hanging="792"/>
+      </w:pPr>
+    </w:lvl>
+    <w:lvl w:ilvl="5">
+      <w:start w:val="1"/>
+      <w:numFmt w:val="decimal"/>
+      <w:lvlText w:val="%1.%2.%3.%4.%5.%6."/>
+      <w:lvlJc w:val="left"/>
+      <w:pPr>
+        <w:ind w:left="2736" w:hanging="936"/>
+      </w:pPr>
+    </w:lvl>
+    <w:lvl w:ilvl="6">
+      <w:start w:val="1"/>
+      <w:numFmt w:val="decimal"/>
+      <w:lvlText w:val="%1.%2.%3.%4.%5.%6.%7."/>
+      <w:lvlJc w:val="left"/>
+      <w:pPr>
+        <w:ind w:left="3240" w:hanging="1080"/>
+      </w:pPr>
+    </w:lvl>
+    <w:lvl w:ilvl="7">
+      <w:start w:val="1"/>
+      <w:numFmt w:val="decimal"/>
+      <w:lvlText w:val="%1.%2.%3.%4.%5.%6.%7.%8."/>
+      <w:lvlJc w:val="left"/>
+      <w:pPr>
+        <w:ind w:left="3744" w:hanging="1224"/>
+      </w:pPr>
+    </w:lvl>
+    <w:lvl w:ilvl="8">
+      <w:start w:val="1"/>
+      <w:numFmt w:val="decimal"/>
+      <w:lvlText w:val="%1.%2.%3.%4.%5.%6.%7.%8.%9."/>
+      <w:lvlJc w:val="left"/>
+      <w:pPr>
+        <w:ind w:left="4320" w:hanging="1440"/>
+      </w:pPr>
+    </w:lvl>
+  </w:abstractNum>
+  <w:abstractNum w:abstractNumId="11" w15:restartNumberingAfterBreak="0">
     <w:nsid w:val="7BC46ADE"/>
     <w:multiLevelType w:val="hybridMultilevel"/>
     <w:tmpl w:val="03E25118"/>
@@ -1935,7 +1901,7 @@
     <w:abstractNumId w:val="3"/>
   </w:num>
   <w:num w:numId="2" w16cid:durableId="229509039">
-    <w:abstractNumId w:val="10"/>
+    <w:abstractNumId w:val="11"/>
   </w:num>
   <w:num w:numId="3" w16cid:durableId="469397441">
     <w:abstractNumId w:val="0"/>
@@ -1963,6 +1929,9 @@
   </w:num>
   <w:num w:numId="11" w16cid:durableId="913276547">
     <w:abstractNumId w:val="7"/>
+  </w:num>
+  <w:num w:numId="12" w16cid:durableId="741371126">
+    <w:abstractNumId w:val="10"/>
   </w:num>
 </w:numbering>
 </file>
@@ -2765,6 +2734,7 @@
       <w:numPr>
         <w:ilvl w:val="1"/>
       </w:numPr>
+      <w:ind w:firstLine="709"/>
     </w:pPr>
     <w:rPr>
       <w:rFonts w:eastAsiaTheme="majorEastAsia" w:cstheme="majorBidi"/>

--- a/doc/Техническое задание.docx
+++ b/doc/Техническое задание.docx
@@ -5,359 +5,328 @@
     <w:p>
       <w:pPr>
         <w:jc w:val="center"/>
+      </w:pPr>
+      <w:r>
+        <w:t>Техническое задание на мобильное приложение «Комфорт-карта»</w:t>
+      </w:r>
+    </w:p>
+    <w:p>
+      <w:pPr>
+        <w:pStyle w:val="a7"/>
+        <w:numPr>
+          <w:ilvl w:val="0"/>
+          <w:numId w:val="1"/>
+        </w:numPr>
+      </w:pPr>
+      <w:r>
+        <w:t>Цели проекта</w:t>
+      </w:r>
+    </w:p>
+    <w:p>
+      <w:pPr>
+        <w:pStyle w:val="a7"/>
+        <w:numPr>
+          <w:ilvl w:val="1"/>
+          <w:numId w:val="3"/>
+        </w:numPr>
+      </w:pPr>
+      <w:r>
+        <w:t>Бизнес-цели</w:t>
+      </w:r>
+    </w:p>
+    <w:p>
+      <w:r>
+        <w:t xml:space="preserve">Создать text-first мобильное приложение </w:t>
+      </w:r>
+      <w:r>
+        <w:t>-</w:t>
+      </w:r>
+      <w:r>
+        <w:t xml:space="preserve"> карту городского комфорта для России, которое помогает человеку быстро найти туалет, лавочку, урну, фонтанчик с питьевой водой и другие базовые объекты в конкретной ситуации.</w:t>
+      </w:r>
+    </w:p>
+    <w:p>
+      <w:r>
+        <w:t xml:space="preserve">Запустить MVP в одном районе и валидировать </w:t>
+      </w:r>
+      <w:r>
+        <w:t>добавление точек</w:t>
+      </w:r>
+      <w:r>
+        <w:t xml:space="preserve"> </w:t>
+      </w:r>
+      <w:r>
+        <w:t>и</w:t>
+      </w:r>
+      <w:r>
+        <w:t xml:space="preserve"> свежесть данных.</w:t>
+      </w:r>
+    </w:p>
+    <w:p>
+      <w:pPr>
+        <w:pStyle w:val="a7"/>
+        <w:numPr>
+          <w:ilvl w:val="1"/>
+          <w:numId w:val="3"/>
+        </w:numPr>
+      </w:pPr>
+      <w:r>
+        <w:t>Продуктовые цели</w:t>
+      </w:r>
+    </w:p>
+    <w:p>
+      <w:r>
+        <w:t>Пользователь находит нужный объект (туалет</w:t>
+      </w:r>
+      <w:r>
+        <w:t xml:space="preserve">, </w:t>
+      </w:r>
+      <w:r>
+        <w:t>лавку</w:t>
+      </w:r>
+      <w:r>
+        <w:t xml:space="preserve">, </w:t>
+      </w:r>
+      <w:r>
+        <w:t>урну</w:t>
+      </w:r>
+      <w:r>
+        <w:t xml:space="preserve"> или </w:t>
+      </w:r>
+      <w:r>
+        <w:t xml:space="preserve">воду) за </w:t>
+      </w:r>
+      <w:r>
+        <w:t>менее</w:t>
+      </w:r>
+      <w:r>
+        <w:t xml:space="preserve"> 3 действия и </w:t>
+      </w:r>
+      <w:r>
+        <w:t>менее</w:t>
+      </w:r>
+      <w:r>
+        <w:t xml:space="preserve"> 30 секунд.</w:t>
+      </w:r>
+    </w:p>
+    <w:p>
+      <w:r>
+        <w:t xml:space="preserve">Данные в радиусе 1 км от пользователя актуальны (проверены за последние 30 дней) </w:t>
+      </w:r>
+      <w:r>
+        <w:t>более</w:t>
+      </w:r>
+      <w:r>
+        <w:t xml:space="preserve"> 70%.</w:t>
+      </w:r>
+    </w:p>
+    <w:p>
+      <w:r>
+        <w:t xml:space="preserve">Сформировать </w:t>
+      </w:r>
+      <w:r>
+        <w:t>общество «проверенных» людей</w:t>
+      </w:r>
+      <w:r>
+        <w:t>, которые добавляют и подтверждают точки.</w:t>
+      </w:r>
+    </w:p>
+    <w:p>
+      <w:pPr>
+        <w:pStyle w:val="a7"/>
+        <w:numPr>
+          <w:ilvl w:val="1"/>
+          <w:numId w:val="3"/>
+        </w:numPr>
+      </w:pPr>
+      <w:r>
+        <w:t>Технические цели</w:t>
+      </w:r>
+    </w:p>
+    <w:p>
+      <w:r>
+        <w:t>Минимизировать стоимость ИИ: никакого OCR, только текстовые запросы и структурированный парсинг.</w:t>
+      </w:r>
+    </w:p>
+    <w:p>
+      <w:r>
+        <w:t>Работать офлайн с кэшем объектов и локальной картой.</w:t>
+      </w:r>
+    </w:p>
+    <w:p>
+      <w:r>
+        <w:t>Использовать открытые данные (OSM</w:t>
+      </w:r>
+      <w:r>
+        <w:t xml:space="preserve"> или </w:t>
+      </w:r>
+      <w:r>
+        <w:t xml:space="preserve">Overpass API) как базу </w:t>
+      </w:r>
+      <w:r>
+        <w:t>и</w:t>
+      </w:r>
+      <w:r>
+        <w:t xml:space="preserve"> 2ГИС API как обогащение </w:t>
+      </w:r>
+      <w:r>
+        <w:t>и</w:t>
+      </w:r>
+      <w:r>
+        <w:t xml:space="preserve"> </w:t>
+      </w:r>
+      <w:r>
+        <w:t>добавление точек пользователями</w:t>
+      </w:r>
+      <w:r>
+        <w:t xml:space="preserve"> как поддержку свежести.</w:t>
+      </w:r>
+    </w:p>
+    <w:p>
+      <w:pPr>
+        <w:pStyle w:val="a7"/>
+        <w:numPr>
+          <w:ilvl w:val="0"/>
+          <w:numId w:val="3"/>
+        </w:numPr>
+      </w:pPr>
+      <w:r>
+        <w:t>Функциональные требования</w:t>
+      </w:r>
+    </w:p>
+    <w:p>
+      <w:r>
+        <w:t xml:space="preserve">Всего 12 </w:t>
+      </w:r>
+      <w:r>
+        <w:t>требований</w:t>
+      </w:r>
+      <w:r>
+        <w:t xml:space="preserve">. Для каждого </w:t>
+      </w:r>
+      <w:r>
+        <w:t>-</w:t>
+      </w:r>
+      <w:r>
+        <w:t xml:space="preserve"> приоритет MoSCoW и связанные user stories (</w:t>
+      </w:r>
+      <w:r>
+        <w:t>в</w:t>
+      </w:r>
+      <w:r>
+        <w:t xml:space="preserve"> раздел</w:t>
+      </w:r>
+      <w:r>
+        <w:t>е</w:t>
+      </w:r>
+      <w:r>
+        <w:t xml:space="preserve"> 5).</w:t>
+      </w:r>
+    </w:p>
+    <w:p>
+      <w:pPr>
+        <w:pStyle w:val="a7"/>
+        <w:numPr>
+          <w:ilvl w:val="1"/>
+          <w:numId w:val="3"/>
+        </w:numPr>
+      </w:pPr>
+      <w:r>
+        <w:t>Отображение карты с объектами</w:t>
+      </w:r>
+    </w:p>
+    <w:p>
+      <w:r>
+        <w:t>Приложение показывает карту с маркерами объектов: туалеты, лавочки, урны, фонтанчики с питьевой водой, пеленальные столики, пандусы. Слои включаются</w:t>
+      </w:r>
+      <w:r>
+        <w:t xml:space="preserve"> или </w:t>
+      </w:r>
+      <w:r>
+        <w:t>выключаются.</w:t>
+      </w:r>
+    </w:p>
+    <w:p>
+      <w:r>
+        <w:t>MoSCoW: Must.</w:t>
+      </w:r>
+    </w:p>
+    <w:p>
+      <w:pPr>
+        <w:pStyle w:val="a7"/>
+        <w:numPr>
+          <w:ilvl w:val="1"/>
+          <w:numId w:val="3"/>
+        </w:numPr>
+      </w:pPr>
+      <w:r>
+        <w:lastRenderedPageBreak/>
+        <w:t>Поиск ближайших объектов (текстовый)</w:t>
+      </w:r>
+    </w:p>
+    <w:p>
+      <w:r>
+        <w:t xml:space="preserve">Пользователь вводит текстовый запрос («туалет», «лавка в тени», «вода») </w:t>
+      </w:r>
+      <w:r>
+        <w:t>-</w:t>
+      </w:r>
+      <w:r>
+        <w:t xml:space="preserve"> приложение возвращает список ближайших объектов с расстоянием, направлением, деталями и статусом (открыто</w:t>
+      </w:r>
+      <w:r>
+        <w:t xml:space="preserve"> или </w:t>
+      </w:r>
+      <w:r>
+        <w:t>закрыто</w:t>
+      </w:r>
+      <w:r>
+        <w:t xml:space="preserve">, </w:t>
+      </w:r>
+      <w:r>
+        <w:t>бесплатно</w:t>
+      </w:r>
+      <w:r>
+        <w:t xml:space="preserve"> или </w:t>
+      </w:r>
+      <w:r>
+        <w:t>платно).</w:t>
+      </w:r>
+    </w:p>
+    <w:p>
+      <w:r>
+        <w:t>MoSCoW: Must.</w:t>
+      </w:r>
+    </w:p>
+    <w:p>
+      <w:pPr>
+        <w:pStyle w:val="a7"/>
+        <w:numPr>
+          <w:ilvl w:val="1"/>
+          <w:numId w:val="3"/>
+        </w:numPr>
+      </w:pPr>
+      <w:r>
+        <w:t>«Режим отчаяния» (кнопка «Хочу в туалет»)</w:t>
+      </w:r>
+    </w:p>
+    <w:p>
+      <w:r>
+        <w:t>Одна большая кнопка на главном экране. По нажатию показывает 3 ближайших туалета с деталями: расстояние, время пешком, бесплатно</w:t>
+      </w:r>
+      <w:r>
+        <w:t xml:space="preserve"> или </w:t>
+      </w:r>
+      <w:r>
+        <w:t>платно, есть ли бумага, пеленальный столик, доступно ли для коляски, открыто ли сейчас.</w:t>
+      </w:r>
+    </w:p>
+    <w:p>
+      <w:r>
         <w:rPr>
           <w:lang w:val="en-US"/>
         </w:rPr>
-      </w:pPr>
-      <w:r>
-        <w:t>Техническое задание на мобильное приложение «Комфорт-карта»</w:t>
-      </w:r>
-    </w:p>
-    <w:p>
-      <w:pPr>
-        <w:pStyle w:val="a7"/>
-        <w:numPr>
-          <w:ilvl w:val="0"/>
-          <w:numId w:val="1"/>
-        </w:numPr>
-      </w:pPr>
-      <w:r>
-        <w:t>Цели проекта</w:t>
-      </w:r>
-    </w:p>
-    <w:p>
-      <w:pPr>
-        <w:pStyle w:val="a7"/>
-        <w:numPr>
-          <w:ilvl w:val="1"/>
-          <w:numId w:val="3"/>
-        </w:numPr>
-      </w:pPr>
-      <w:r>
-        <w:t>Бизнес-цели</w:t>
-      </w:r>
-    </w:p>
-    <w:p>
-      <w:r>
-        <w:t xml:space="preserve">Создать </w:t>
-      </w:r>
-      <w:proofErr w:type="spellStart"/>
-      <w:r>
-        <w:t>text-first</w:t>
-      </w:r>
-      <w:proofErr w:type="spellEnd"/>
-      <w:r>
-        <w:t xml:space="preserve"> мобильное приложение </w:t>
-      </w:r>
-      <w:r>
-        <w:t>-</w:t>
-      </w:r>
-      <w:r>
-        <w:t xml:space="preserve"> карту городского комфорта для России, которое помогает человеку быстро найти туалет, лавочку, урну, фонтанчик с питьевой водой и другие базовые объекты в конкретной ситуации.</w:t>
-      </w:r>
-    </w:p>
-    <w:p>
-      <w:r>
-        <w:t xml:space="preserve">Запустить MVP в одном районе и валидировать </w:t>
-      </w:r>
-      <w:r>
-        <w:t>добавление точек</w:t>
-      </w:r>
-      <w:r>
-        <w:t xml:space="preserve"> </w:t>
-      </w:r>
-      <w:r>
-        <w:t>и</w:t>
-      </w:r>
-      <w:r>
-        <w:t xml:space="preserve"> свежесть данных.</w:t>
-      </w:r>
-    </w:p>
-    <w:p>
-      <w:pPr>
-        <w:pStyle w:val="a7"/>
-        <w:numPr>
-          <w:ilvl w:val="1"/>
-          <w:numId w:val="3"/>
-        </w:numPr>
-      </w:pPr>
-      <w:r>
-        <w:t>Продуктовые цели</w:t>
-      </w:r>
-    </w:p>
-    <w:p>
-      <w:r>
-        <w:t xml:space="preserve">Пользователь находит нужный объект (туалет/лавку/урну/воду) за </w:t>
-      </w:r>
-      <w:r>
-        <w:t>менее</w:t>
-      </w:r>
-      <w:r>
-        <w:t xml:space="preserve"> 3 действия и </w:t>
-      </w:r>
-      <w:r>
-        <w:t>менее</w:t>
-      </w:r>
-      <w:r>
-        <w:t xml:space="preserve"> 30 секунд.</w:t>
-      </w:r>
-    </w:p>
-    <w:p>
-      <w:r>
-        <w:t xml:space="preserve">Данные в радиусе 1 км от пользователя актуальны (проверены за последние 30 дней) </w:t>
-      </w:r>
-      <w:r>
-        <w:t>более</w:t>
-      </w:r>
-      <w:r>
-        <w:t xml:space="preserve"> 70%.</w:t>
-      </w:r>
-    </w:p>
-    <w:p>
-      <w:r>
-        <w:t xml:space="preserve">Сформировать </w:t>
-      </w:r>
-      <w:r>
-        <w:t>общество «проверенных» людей</w:t>
-      </w:r>
-      <w:r>
-        <w:t>, которые добавляют и подтверждают точки.</w:t>
-      </w:r>
-    </w:p>
-    <w:p>
-      <w:pPr>
-        <w:pStyle w:val="a7"/>
-        <w:numPr>
-          <w:ilvl w:val="1"/>
-          <w:numId w:val="3"/>
-        </w:numPr>
-      </w:pPr>
-      <w:r>
-        <w:t>Технические цели</w:t>
-      </w:r>
-    </w:p>
-    <w:p>
-      <w:r>
-        <w:t xml:space="preserve">Минимизировать стоимость ИИ: никакого OCR, только текстовые запросы и структурированный </w:t>
-      </w:r>
-      <w:proofErr w:type="spellStart"/>
-      <w:r>
-        <w:t>парсинг</w:t>
-      </w:r>
-      <w:proofErr w:type="spellEnd"/>
-      <w:r>
-        <w:t>.</w:t>
-      </w:r>
-    </w:p>
-    <w:p>
-      <w:r>
-        <w:t>Работать офлайн с кэшем объектов и локальной картой.</w:t>
-      </w:r>
-    </w:p>
-    <w:p>
-      <w:r>
-        <w:t>Использовать открытые данные (OSM/</w:t>
-      </w:r>
-      <w:proofErr w:type="spellStart"/>
-      <w:r>
-        <w:t>Overpass</w:t>
-      </w:r>
-      <w:proofErr w:type="spellEnd"/>
-      <w:r>
-        <w:t xml:space="preserve"> API) как базу </w:t>
-      </w:r>
-      <w:r>
-        <w:t>и</w:t>
-      </w:r>
-      <w:r>
-        <w:t xml:space="preserve"> 2ГИС API как обогащение </w:t>
-      </w:r>
-      <w:r>
-        <w:t>и</w:t>
-      </w:r>
-      <w:r>
-        <w:t xml:space="preserve"> </w:t>
-      </w:r>
-      <w:r>
-        <w:t>добавление точек пользователями</w:t>
-      </w:r>
-      <w:r>
-        <w:t xml:space="preserve"> как поддержку свежести.</w:t>
-      </w:r>
-    </w:p>
-    <w:p>
-      <w:pPr>
-        <w:pStyle w:val="a7"/>
-        <w:numPr>
-          <w:ilvl w:val="0"/>
-          <w:numId w:val="3"/>
-        </w:numPr>
-      </w:pPr>
-      <w:r>
-        <w:t>Функциональные требования</w:t>
-      </w:r>
-    </w:p>
-    <w:p>
-      <w:r>
-        <w:t xml:space="preserve">Всего 12 </w:t>
-      </w:r>
-      <w:r>
-        <w:t>требований</w:t>
-      </w:r>
-      <w:r>
-        <w:t xml:space="preserve">. Для каждого </w:t>
-      </w:r>
-      <w:r>
-        <w:t>-</w:t>
-      </w:r>
-      <w:r>
-        <w:t xml:space="preserve"> приоритет </w:t>
-      </w:r>
-      <w:proofErr w:type="spellStart"/>
-      <w:r>
-        <w:t>MoSCoW</w:t>
-      </w:r>
-      <w:proofErr w:type="spellEnd"/>
-      <w:r>
-        <w:t xml:space="preserve"> и связанные </w:t>
-      </w:r>
-      <w:proofErr w:type="spellStart"/>
-      <w:r>
-        <w:t>user</w:t>
-      </w:r>
-      <w:proofErr w:type="spellEnd"/>
-      <w:r>
-        <w:t xml:space="preserve"> </w:t>
-      </w:r>
-      <w:proofErr w:type="spellStart"/>
-      <w:r>
-        <w:t>stories</w:t>
-      </w:r>
-      <w:proofErr w:type="spellEnd"/>
-      <w:r>
-        <w:t xml:space="preserve"> (</w:t>
-      </w:r>
-      <w:r>
-        <w:t>в</w:t>
-      </w:r>
-      <w:r>
-        <w:t xml:space="preserve"> раздел</w:t>
-      </w:r>
-      <w:r>
-        <w:t>е</w:t>
-      </w:r>
-      <w:r>
-        <w:t xml:space="preserve"> 5).</w:t>
-      </w:r>
-    </w:p>
-    <w:p>
-      <w:pPr>
-        <w:pStyle w:val="a7"/>
-        <w:numPr>
-          <w:ilvl w:val="1"/>
-          <w:numId w:val="3"/>
-        </w:numPr>
-      </w:pPr>
-      <w:r>
-        <w:t>Отображение карты с объектами</w:t>
-      </w:r>
-    </w:p>
-    <w:p>
-      <w:r>
-        <w:t>Приложение показывает карту с маркерами объектов: туалеты, лавочки, урны, фонтанчики с питьевой водой, пеленальные столики, пандусы. Слои включаются/выключаются.</w:t>
-      </w:r>
-    </w:p>
-    <w:p>
-      <w:proofErr w:type="spellStart"/>
-      <w:r>
-        <w:t>MoSCoW</w:t>
-      </w:r>
-      <w:proofErr w:type="spellEnd"/>
-      <w:r>
-        <w:t xml:space="preserve">: </w:t>
-      </w:r>
-      <w:proofErr w:type="spellStart"/>
-      <w:r>
-        <w:t>Must</w:t>
-      </w:r>
-      <w:proofErr w:type="spellEnd"/>
-      <w:r>
-        <w:t>.</w:t>
-      </w:r>
-    </w:p>
-    <w:p>
-      <w:pPr>
-        <w:pStyle w:val="a7"/>
-        <w:numPr>
-          <w:ilvl w:val="1"/>
-          <w:numId w:val="3"/>
-        </w:numPr>
-      </w:pPr>
-      <w:r>
-        <w:lastRenderedPageBreak/>
-        <w:t>Поиск ближайших объектов (текстовый)</w:t>
-      </w:r>
-    </w:p>
-    <w:p>
-      <w:r>
-        <w:t xml:space="preserve">Пользователь вводит текстовый запрос («туалет», «лавка в тени», «вода») </w:t>
-      </w:r>
-      <w:r>
-        <w:t>-</w:t>
-      </w:r>
-      <w:r>
-        <w:t xml:space="preserve"> приложение возвращает список ближайших объектов с расстоянием, направлением, деталями и статусом (открыто/закрыто/бесплатно/платно).</w:t>
-      </w:r>
-    </w:p>
-    <w:p>
-      <w:proofErr w:type="spellStart"/>
-      <w:r>
-        <w:t>MoSCoW</w:t>
-      </w:r>
-      <w:proofErr w:type="spellEnd"/>
-      <w:r>
-        <w:t xml:space="preserve">: </w:t>
-      </w:r>
-      <w:proofErr w:type="spellStart"/>
-      <w:r>
-        <w:t>Must</w:t>
-      </w:r>
-      <w:proofErr w:type="spellEnd"/>
-      <w:r>
-        <w:t>.</w:t>
-      </w:r>
-    </w:p>
-    <w:p>
-      <w:pPr>
-        <w:pStyle w:val="a7"/>
-        <w:numPr>
-          <w:ilvl w:val="1"/>
-          <w:numId w:val="3"/>
-        </w:numPr>
-      </w:pPr>
-      <w:r>
-        <w:t>«Режим отчаяния» (кнопка «Хочу в туалет»)</w:t>
-      </w:r>
-    </w:p>
-    <w:p>
-      <w:r>
-        <w:t>Одна большая кнопка на главном экране. По нажатию показывает 3 ближайших туалета с деталями: расстояние, время пешком, бесплатно/платно, есть ли бумага, пеленальный столик, доступно ли для коляски, открыто ли сейчас.</w:t>
-      </w:r>
-    </w:p>
-    <w:p>
-      <w:proofErr w:type="spellStart"/>
-      <w:r>
-        <w:rPr>
-          <w:lang w:val="en-US"/>
-        </w:rPr>
-        <w:t>MoSCoW</w:t>
-      </w:r>
-      <w:proofErr w:type="spellEnd"/>
-      <w:r>
-        <w:rPr>
-          <w:lang w:val="en-US"/>
-        </w:rPr>
-        <w:t xml:space="preserve">: </w:t>
+        <w:t xml:space="preserve">MoSCoW: </w:t>
       </w:r>
       <w:r>
         <w:rPr>
@@ -387,21 +356,8 @@
       </w:r>
     </w:p>
     <w:p>
-      <w:proofErr w:type="spellStart"/>
-      <w:r>
-        <w:t>MoSCoW</w:t>
-      </w:r>
-      <w:proofErr w:type="spellEnd"/>
-      <w:r>
-        <w:t xml:space="preserve">: </w:t>
-      </w:r>
-      <w:proofErr w:type="spellStart"/>
-      <w:r>
-        <w:t>Should</w:t>
-      </w:r>
-      <w:proofErr w:type="spellEnd"/>
-      <w:r>
-        <w:t>.</w:t>
+      <w:r>
+        <w:t>MoSCoW: Should.</w:t>
       </w:r>
     </w:p>
     <w:p>
@@ -422,21 +378,8 @@
       </w:r>
     </w:p>
     <w:p>
-      <w:proofErr w:type="spellStart"/>
-      <w:r>
-        <w:t>MoSCoW</w:t>
-      </w:r>
-      <w:proofErr w:type="spellEnd"/>
-      <w:r>
-        <w:t xml:space="preserve">: </w:t>
-      </w:r>
-      <w:proofErr w:type="spellStart"/>
-      <w:r>
-        <w:t>Should</w:t>
-      </w:r>
-      <w:proofErr w:type="spellEnd"/>
-      <w:r>
-        <w:t>.</w:t>
+      <w:r>
+        <w:t>MoSCoW: Should.</w:t>
       </w:r>
     </w:p>
     <w:p>
@@ -469,21 +412,8 @@
       </w:r>
     </w:p>
     <w:p>
-      <w:proofErr w:type="spellStart"/>
-      <w:r>
-        <w:t>MoSCoW</w:t>
-      </w:r>
-      <w:proofErr w:type="spellEnd"/>
-      <w:r>
-        <w:t xml:space="preserve">: </w:t>
-      </w:r>
-      <w:proofErr w:type="spellStart"/>
-      <w:r>
-        <w:t>Must</w:t>
-      </w:r>
-      <w:proofErr w:type="spellEnd"/>
-      <w:r>
-        <w:t>.</w:t>
+      <w:r>
+        <w:t>MoSCoW: Must.</w:t>
       </w:r>
     </w:p>
     <w:p>
@@ -495,7 +425,13 @@
         </w:numPr>
       </w:pPr>
       <w:r>
-        <w:t>Подтверждение / жалоба на объект</w:t>
+        <w:t xml:space="preserve">Подтверждение </w:t>
+      </w:r>
+      <w:r>
+        <w:t xml:space="preserve">или </w:t>
+      </w:r>
+      <w:r>
+        <w:t>жалоба на объект</w:t>
       </w:r>
     </w:p>
     <w:p>
@@ -505,21 +441,8 @@
       </w:r>
     </w:p>
     <w:p>
-      <w:proofErr w:type="spellStart"/>
-      <w:r>
-        <w:t>MoSCoW</w:t>
-      </w:r>
-      <w:proofErr w:type="spellEnd"/>
-      <w:r>
-        <w:t xml:space="preserve">: </w:t>
-      </w:r>
-      <w:proofErr w:type="spellStart"/>
-      <w:r>
-        <w:t>Must</w:t>
-      </w:r>
-      <w:proofErr w:type="spellEnd"/>
-      <w:r>
-        <w:t>.</w:t>
+      <w:r>
+        <w:t>MoSCoW: Must.</w:t>
       </w:r>
     </w:p>
     <w:p>
@@ -540,21 +463,8 @@
       </w:r>
     </w:p>
     <w:p>
-      <w:proofErr w:type="spellStart"/>
-      <w:r>
-        <w:t>MoSCoW</w:t>
-      </w:r>
-      <w:proofErr w:type="spellEnd"/>
-      <w:r>
-        <w:t xml:space="preserve">: </w:t>
-      </w:r>
-      <w:proofErr w:type="spellStart"/>
-      <w:r>
-        <w:t>Should</w:t>
-      </w:r>
-      <w:proofErr w:type="spellEnd"/>
-      <w:r>
-        <w:t>.</w:t>
+      <w:r>
+        <w:t>MoSCoW: Should.</w:t>
       </w:r>
     </w:p>
     <w:p>
@@ -571,7 +481,13 @@
     </w:p>
     <w:p>
       <w:r>
-        <w:t>Фильтры: бесплатно/платно, с бумагой, с пеленальным, доступно для коляски, работает сейчас, проверено за последние N дней.</w:t>
+        <w:t>Фильтры: бесплатно</w:t>
+      </w:r>
+      <w:r>
+        <w:t xml:space="preserve"> или </w:t>
+      </w:r>
+      <w:r>
+        <w:t>платно, с бумагой, с пеленальным, доступно для коляски, работает сейчас, проверено за последние N дней.</w:t>
       </w:r>
     </w:p>
     <w:p>
@@ -580,19 +496,11 @@
           <w:lang w:val="en-US"/>
         </w:rPr>
       </w:pPr>
-      <w:proofErr w:type="spellStart"/>
       <w:r>
         <w:rPr>
           <w:lang w:val="en-US"/>
         </w:rPr>
-        <w:t>MoSCoW</w:t>
-      </w:r>
-      <w:proofErr w:type="spellEnd"/>
-      <w:r>
-        <w:rPr>
-          <w:lang w:val="en-US"/>
-        </w:rPr>
-        <w:t>: Must.</w:t>
+        <w:t>MoSCoW: Must.</w:t>
       </w:r>
     </w:p>
     <w:p>
@@ -621,15 +529,7 @@
     </w:p>
     <w:p>
       <w:r>
-        <w:t xml:space="preserve">Приложение работает без интернета: показывает </w:t>
-      </w:r>
-      <w:proofErr w:type="spellStart"/>
-      <w:r>
-        <w:t>закэшированные</w:t>
-      </w:r>
-      <w:proofErr w:type="spellEnd"/>
-      <w:r>
-        <w:t xml:space="preserve"> объекты, последнюю карту, позволяет добавлять точки и подтверждения «в очередь» </w:t>
+        <w:t xml:space="preserve">Приложение работает без интернета: показывает закэшированные объекты, последнюю карту, позволяет добавлять точки и подтверждения «в очередь» </w:t>
       </w:r>
       <w:r>
         <w:t>-</w:t>
@@ -644,19 +544,11 @@
           <w:lang w:val="en-US"/>
         </w:rPr>
       </w:pPr>
-      <w:proofErr w:type="spellStart"/>
       <w:r>
         <w:rPr>
           <w:lang w:val="en-US"/>
         </w:rPr>
-        <w:t>MoSCoW</w:t>
-      </w:r>
-      <w:proofErr w:type="spellEnd"/>
-      <w:r>
-        <w:rPr>
-          <w:lang w:val="en-US"/>
-        </w:rPr>
-        <w:t>: Must.</w:t>
+        <w:t>MoSCoW: Must.</w:t>
       </w:r>
     </w:p>
     <w:p>
@@ -692,21 +584,8 @@
       </w:r>
     </w:p>
     <w:p>
-      <w:proofErr w:type="spellStart"/>
-      <w:r>
-        <w:t>MoSCoW</w:t>
-      </w:r>
-      <w:proofErr w:type="spellEnd"/>
-      <w:r>
-        <w:t xml:space="preserve">: </w:t>
-      </w:r>
-      <w:proofErr w:type="spellStart"/>
-      <w:r>
-        <w:t>Could</w:t>
-      </w:r>
-      <w:proofErr w:type="spellEnd"/>
-      <w:r>
-        <w:t>.</w:t>
+      <w:r>
+        <w:t>MoSCoW: Could.</w:t>
       </w:r>
     </w:p>
     <w:p>
@@ -726,25 +605,24 @@
     </w:p>
     <w:p>
       <w:r>
-        <w:t>Регистрация (опционально, можно анонимно), баллы за добавления/подтверждения, уровни, статус «Хранитель района».</w:t>
-      </w:r>
-    </w:p>
-    <w:p>
-      <w:proofErr w:type="spellStart"/>
-      <w:r>
-        <w:t>MoSCoW</w:t>
-      </w:r>
-      <w:proofErr w:type="spellEnd"/>
-      <w:r>
-        <w:t xml:space="preserve">: </w:t>
-      </w:r>
-      <w:proofErr w:type="spellStart"/>
-      <w:r>
-        <w:t>Could</w:t>
-      </w:r>
-      <w:proofErr w:type="spellEnd"/>
-      <w:r>
-        <w:t>.</w:t>
+        <w:t>Регистрация (опционально, можно анонимно), баллы за добавлени</w:t>
+      </w:r>
+      <w:r>
+        <w:t xml:space="preserve">е или </w:t>
+      </w:r>
+      <w:r>
+        <w:t>подтверждени</w:t>
+      </w:r>
+      <w:r>
+        <w:t>е</w:t>
+      </w:r>
+      <w:r>
+        <w:t>, уровни, статус «Хранитель района».</w:t>
+      </w:r>
+    </w:p>
+    <w:p>
+      <w:r>
+        <w:t>MoSCoW: Could.</w:t>
       </w:r>
     </w:p>
     <w:p>
@@ -841,15 +719,10 @@
         </w:numPr>
       </w:pPr>
       <w:r>
-        <w:t xml:space="preserve">Приложение работает на устройствах с </w:t>
-      </w:r>
-      <w:proofErr w:type="spellStart"/>
-      <w:r>
-        <w:t>Android</w:t>
-      </w:r>
-      <w:proofErr w:type="spellEnd"/>
-      <w:r>
-        <w:t xml:space="preserve"> 8.0+</w:t>
+        <w:t>Приложение работает на устройствах с Android 8.0</w:t>
+      </w:r>
+      <w:r>
+        <w:t>и</w:t>
       </w:r>
       <w:r>
         <w:t>.</w:t>
@@ -888,7 +761,13 @@
         </w:numPr>
       </w:pPr>
       <w:r>
-        <w:t xml:space="preserve">Приложение устойчиво к падению внешних API (OSM/2ГИС) </w:t>
+        <w:t>Приложение устойчиво к падению внешних API (OSM</w:t>
+      </w:r>
+      <w:r>
+        <w:t xml:space="preserve"> или </w:t>
+      </w:r>
+      <w:r>
+        <w:t xml:space="preserve">2ГИС) </w:t>
       </w:r>
       <w:r>
         <w:t>-</w:t>
@@ -1028,13 +907,8 @@
           <w:numId w:val="3"/>
         </w:numPr>
       </w:pPr>
-      <w:proofErr w:type="spellStart"/>
-      <w:r>
-        <w:t>Backend</w:t>
-      </w:r>
-      <w:proofErr w:type="spellEnd"/>
-      <w:r>
-        <w:t xml:space="preserve"> масштабируетс</w:t>
+      <w:r>
+        <w:t>Backend масштабируетс</w:t>
       </w:r>
       <w:r>
         <w:t>я</w:t>
@@ -1058,15 +932,7 @@
         <w:t>менее</w:t>
       </w:r>
       <w:r>
-        <w:t xml:space="preserve"> 0,01 $ за сессию (использовать дешёвые модели: GPT-4o-mini, Gemini Flash, </w:t>
-      </w:r>
-      <w:proofErr w:type="spellStart"/>
-      <w:r>
-        <w:t>YandexGPT</w:t>
-      </w:r>
-      <w:proofErr w:type="spellEnd"/>
-      <w:r>
-        <w:t xml:space="preserve"> Lite).</w:t>
+        <w:t xml:space="preserve"> 0,01 $ за сессию (использовать дешёвые модели: GPT-4o-mini, Gemini Flash, YandexGPT Lite).</w:t>
       </w:r>
       <w:r>
         <w:t xml:space="preserve"> Желательно вообще бесплатно</w:t>
@@ -1138,839 +1004,1586 @@
         <w:t>Ошибки сети</w:t>
       </w:r>
     </w:p>
+    <w:p>
+      <w:r>
+        <w:t xml:space="preserve">Нет соединения </w:t>
+      </w:r>
+      <w:r>
+        <w:t>-</w:t>
+      </w:r>
+      <w:r>
+        <w:t xml:space="preserve"> приложение работает в офлайн-режиме, показывает баннер «Нет соединения, показаны кэшированные данные».</w:t>
+      </w:r>
+    </w:p>
+    <w:p>
+      <w:r>
+        <w:lastRenderedPageBreak/>
+        <w:t xml:space="preserve">Медленная сеть </w:t>
+      </w:r>
+      <w:r>
+        <w:t>-</w:t>
+      </w:r>
+      <w:r>
+        <w:t xml:space="preserve"> </w:t>
+      </w:r>
+      <w:r>
+        <w:t>заглушка</w:t>
+      </w:r>
+      <w:r>
+        <w:t>, таймаут 10 сек, предложение перейти в офлайн-режим.</w:t>
+      </w:r>
+    </w:p>
+    <w:p>
+      <w:r>
+        <w:t xml:space="preserve">Таймаут запроса к LLM </w:t>
+      </w:r>
+      <w:r>
+        <w:t>-</w:t>
+      </w:r>
+      <w:r>
+        <w:t xml:space="preserve"> поиск по атрибутам (без ИИ).</w:t>
+      </w:r>
+    </w:p>
+    <w:p>
+      <w:pPr>
+        <w:pStyle w:val="a7"/>
+        <w:numPr>
+          <w:ilvl w:val="1"/>
+          <w:numId w:val="3"/>
+        </w:numPr>
+      </w:pPr>
+      <w:r>
+        <w:t>Ошибки геолокации</w:t>
+      </w:r>
+    </w:p>
+    <w:p>
+      <w:r>
+        <w:t xml:space="preserve">GPS выключен </w:t>
+      </w:r>
+      <w:r>
+        <w:t>-</w:t>
+      </w:r>
+      <w:r>
+        <w:t xml:space="preserve"> запрос «Включите геолокацию» </w:t>
+      </w:r>
+      <w:r>
+        <w:t>и</w:t>
+      </w:r>
+      <w:r>
+        <w:t xml:space="preserve"> ручной ввод адреса</w:t>
+      </w:r>
+      <w:r>
+        <w:t xml:space="preserve"> или </w:t>
+      </w:r>
+      <w:r>
+        <w:t>района.</w:t>
+      </w:r>
+    </w:p>
+    <w:p>
+      <w:r>
+        <w:t xml:space="preserve">Нет разрешения </w:t>
+      </w:r>
+      <w:r>
+        <w:t>-</w:t>
+      </w:r>
+      <w:r>
+        <w:t xml:space="preserve"> объяснение, зачем нужно, и альтернатива: «Выбрать на карте вручную».</w:t>
+      </w:r>
+    </w:p>
+    <w:p>
+      <w:r>
+        <w:t xml:space="preserve">Неточная геолокация (погрешность </w:t>
+      </w:r>
+      <w:r>
+        <w:t>более</w:t>
+      </w:r>
+      <w:r>
+        <w:t xml:space="preserve"> 100 м) </w:t>
+      </w:r>
+      <w:r>
+        <w:t>-</w:t>
+      </w:r>
+      <w:r>
+        <w:t xml:space="preserve"> предупреждение и уточнение.</w:t>
+      </w:r>
+    </w:p>
+    <w:p>
+      <w:pPr>
+        <w:pStyle w:val="a7"/>
+        <w:numPr>
+          <w:ilvl w:val="1"/>
+          <w:numId w:val="3"/>
+        </w:numPr>
+      </w:pPr>
+      <w:r>
+        <w:t>Ошибки внешних API (OSM</w:t>
+      </w:r>
+      <w:r>
+        <w:t xml:space="preserve"> или </w:t>
+      </w:r>
+      <w:r>
+        <w:t>2ГИС)</w:t>
+      </w:r>
+    </w:p>
+    <w:p>
+      <w:r>
+        <w:t xml:space="preserve">Overpass API недоступен </w:t>
+      </w:r>
+      <w:r>
+        <w:t>-</w:t>
+      </w:r>
+      <w:r>
+        <w:t xml:space="preserve"> </w:t>
+      </w:r>
+      <w:r>
+        <w:t>запрос</w:t>
+      </w:r>
+      <w:r>
+        <w:t xml:space="preserve"> на локальный кэш, повтор с </w:t>
+      </w:r>
+      <w:r>
+        <w:t>увеличивающейся</w:t>
+      </w:r>
+      <w:r>
+        <w:t xml:space="preserve"> задержкой.</w:t>
+      </w:r>
+    </w:p>
+    <w:p>
+      <w:r>
+        <w:t xml:space="preserve">Лимиты 2ГИС исчерпаны </w:t>
+      </w:r>
+      <w:r>
+        <w:t>-</w:t>
+      </w:r>
+      <w:r>
+        <w:t xml:space="preserve"> приоритет на OSM и </w:t>
+      </w:r>
+      <w:r>
+        <w:t>активность пользователей на карте</w:t>
+      </w:r>
+      <w:r>
+        <w:t>.</w:t>
+      </w:r>
+    </w:p>
+    <w:p>
+      <w:pPr>
+        <w:pStyle w:val="a7"/>
+        <w:numPr>
+          <w:ilvl w:val="1"/>
+          <w:numId w:val="3"/>
+        </w:numPr>
+      </w:pPr>
+      <w:r>
+        <w:t>Ошибки ввода пользователя</w:t>
+      </w:r>
+    </w:p>
+    <w:p>
+      <w:r>
+        <w:t xml:space="preserve">Пустой запрос </w:t>
+      </w:r>
+      <w:r>
+        <w:t>-</w:t>
+      </w:r>
+      <w:r>
+        <w:t xml:space="preserve"> подсказки: «туалет», «лавка», «вода», «с коляской».</w:t>
+      </w:r>
+    </w:p>
+    <w:p>
+      <w:r>
+        <w:t>Некорректная точка (за пределами города</w:t>
+      </w:r>
+      <w:r>
+        <w:t xml:space="preserve"> или </w:t>
+      </w:r>
+      <w:r>
+        <w:t xml:space="preserve">страны) </w:t>
+      </w:r>
+      <w:r>
+        <w:t>-</w:t>
+      </w:r>
+      <w:r>
+        <w:t xml:space="preserve"> предупреждение и запрос подтверждения.</w:t>
+      </w:r>
+    </w:p>
+    <w:p>
+      <w:r>
+        <w:t xml:space="preserve">Дубликат точки (в радиусе 10 м уже есть объект) </w:t>
+      </w:r>
+      <w:r>
+        <w:t>-</w:t>
+      </w:r>
+      <w:r>
+        <w:t xml:space="preserve"> предложение подтвердить существующую.</w:t>
+      </w:r>
+    </w:p>
+    <w:p>
+      <w:pPr>
+        <w:pStyle w:val="a7"/>
+        <w:numPr>
+          <w:ilvl w:val="1"/>
+          <w:numId w:val="3"/>
+        </w:numPr>
+      </w:pPr>
+      <w:r>
+        <w:t>Офлайн-режим (требования)</w:t>
+      </w:r>
+    </w:p>
+    <w:p>
+      <w:r>
+        <w:t xml:space="preserve">Кэш объектов в радиусе 5 км </w:t>
+      </w:r>
+      <w:r>
+        <w:t>-</w:t>
+      </w:r>
+      <w:r>
+        <w:t xml:space="preserve"> хранится локально.</w:t>
+      </w:r>
+    </w:p>
+    <w:p>
+      <w:r>
+        <w:t xml:space="preserve">Офлайн-карта последнего района </w:t>
+      </w:r>
+      <w:r>
+        <w:t>-</w:t>
+      </w:r>
+      <w:r>
+        <w:t xml:space="preserve"> доступна без сети.</w:t>
+      </w:r>
+    </w:p>
+    <w:p>
+      <w:r>
+        <w:t>Очередь действий: добавленные точки и подтверждения сохраняются и отправляются при появлении сети.</w:t>
+      </w:r>
+    </w:p>
+    <w:p>
+      <w:r>
+        <w:t xml:space="preserve">Разрешение конфликтов: при синхронизации приоритет </w:t>
+      </w:r>
+      <w:r>
+        <w:t>-</w:t>
+      </w:r>
+      <w:r>
+        <w:t xml:space="preserve"> у более свежего подтверждения; при добавлении дубликата </w:t>
+      </w:r>
+      <w:r>
+        <w:t>-</w:t>
+      </w:r>
+      <w:r>
+        <w:t xml:space="preserve"> слияние.</w:t>
+      </w:r>
+    </w:p>
+    <w:p>
+      <w:r>
+        <w:t>Индикатор состояния: иконка «онлайн</w:t>
+      </w:r>
+      <w:r>
+        <w:t xml:space="preserve"> или </w:t>
+      </w:r>
+      <w:r>
+        <w:t>офлайн», счётчик отложенных действий.</w:t>
+      </w:r>
+    </w:p>
+    <w:p>
+      <w:pPr>
+        <w:pStyle w:val="a7"/>
+        <w:numPr>
+          <w:ilvl w:val="0"/>
+          <w:numId w:val="3"/>
+        </w:numPr>
+      </w:pPr>
+      <w:r>
+        <w:lastRenderedPageBreak/>
+        <w:t>User stories и критерии приёмки</w:t>
+      </w:r>
+    </w:p>
+    <w:p>
+      <w:pPr>
+        <w:pStyle w:val="a7"/>
+        <w:numPr>
+          <w:ilvl w:val="1"/>
+          <w:numId w:val="3"/>
+        </w:numPr>
+      </w:pPr>
+      <w:r>
+        <w:t>«Режим отчаяния»</w:t>
+      </w:r>
+      <w:r>
+        <w:t xml:space="preserve"> </w:t>
+      </w:r>
+      <w:r>
+        <w:t>(Функциональное требование 3)</w:t>
+      </w:r>
+    </w:p>
+    <w:p>
+      <w:r>
+        <w:t>Как житель города, я хочу нажать одну кнопку «Хочу в туалет», чтобы быстро увидеть 3 ближайших туалета.</w:t>
+      </w:r>
+    </w:p>
+    <w:p>
+      <w:r>
+        <w:t>Критерии приёмки:</w:t>
+      </w:r>
+    </w:p>
+    <w:p>
+      <w:pPr>
+        <w:pStyle w:val="a7"/>
+        <w:numPr>
+          <w:ilvl w:val="2"/>
+          <w:numId w:val="3"/>
+        </w:numPr>
+      </w:pPr>
+      <w:r>
+        <w:t>Кнопка доступна с главного экрана в 1 тап.</w:t>
+      </w:r>
+    </w:p>
+    <w:p>
+      <w:pPr>
+        <w:pStyle w:val="a7"/>
+        <w:numPr>
+          <w:ilvl w:val="2"/>
+          <w:numId w:val="3"/>
+        </w:numPr>
+      </w:pPr>
+      <w:r>
+        <w:t>Не позднее 2 сек показываются 3 ближайших туалета с расстоянием и временем пешком.</w:t>
+      </w:r>
+    </w:p>
+    <w:p>
+      <w:pPr>
+        <w:pStyle w:val="a7"/>
+        <w:numPr>
+          <w:ilvl w:val="2"/>
+          <w:numId w:val="3"/>
+        </w:numPr>
+      </w:pPr>
+      <w:r>
+        <w:t>Для каждого указано: бесплатно</w:t>
+      </w:r>
+      <w:r>
+        <w:t xml:space="preserve"> или </w:t>
+      </w:r>
+      <w:r>
+        <w:t>платно, есть ли бумага, пеленальный</w:t>
+      </w:r>
+      <w:r>
+        <w:t xml:space="preserve"> столик</w:t>
+      </w:r>
+      <w:r>
+        <w:t>, доступность для коляски, открыто ли сейчас.</w:t>
+      </w:r>
+    </w:p>
+    <w:p>
+      <w:pPr>
+        <w:pStyle w:val="a7"/>
+        <w:numPr>
+          <w:ilvl w:val="2"/>
+          <w:numId w:val="3"/>
+        </w:numPr>
+      </w:pPr>
+      <w:r>
+        <w:t xml:space="preserve">Если туалетов в радиусе 2 км нет </w:t>
+      </w:r>
+      <w:r>
+        <w:t>-</w:t>
+      </w:r>
+      <w:r>
+        <w:t xml:space="preserve"> предложение расширить радиус.</w:t>
+      </w:r>
+    </w:p>
+    <w:p>
+      <w:pPr>
+        <w:pStyle w:val="a7"/>
+        <w:numPr>
+          <w:ilvl w:val="1"/>
+          <w:numId w:val="3"/>
+        </w:numPr>
+      </w:pPr>
+      <w:r>
+        <w:t>Текстовый поиск</w:t>
+      </w:r>
+      <w:r>
+        <w:t xml:space="preserve"> </w:t>
+      </w:r>
+      <w:r>
+        <w:t>(</w:t>
+      </w:r>
+      <w:r>
+        <w:t>Функциональное требование</w:t>
+      </w:r>
+      <w:r>
+        <w:t xml:space="preserve"> 2)</w:t>
+      </w:r>
+    </w:p>
+    <w:p>
+      <w:r>
+        <w:t>Как пользователь, я хочу написать «лавка в тени», чтобы найти место для отдыха рядом.</w:t>
+      </w:r>
+    </w:p>
+    <w:p>
+      <w:r>
+        <w:t>Критерии приёмки:</w:t>
+      </w:r>
+    </w:p>
+    <w:p>
+      <w:pPr>
+        <w:pStyle w:val="a7"/>
+        <w:numPr>
+          <w:ilvl w:val="2"/>
+          <w:numId w:val="3"/>
+        </w:numPr>
+      </w:pPr>
+      <w:r>
+        <w:t>Поиск находит объекты в радиусе 1 км.</w:t>
+      </w:r>
+    </w:p>
+    <w:p>
+      <w:pPr>
+        <w:pStyle w:val="a7"/>
+        <w:numPr>
+          <w:ilvl w:val="2"/>
+          <w:numId w:val="3"/>
+        </w:numPr>
+      </w:pPr>
+      <w:r>
+        <w:t>Результат: список с адресом</w:t>
+      </w:r>
+      <w:r>
+        <w:t xml:space="preserve"> или </w:t>
+      </w:r>
+      <w:r>
+        <w:t>ориентиром и расстоянием, отсортирован по близости.</w:t>
+      </w:r>
+    </w:p>
+    <w:p>
+      <w:pPr>
+        <w:pStyle w:val="a7"/>
+        <w:numPr>
+          <w:ilvl w:val="1"/>
+          <w:numId w:val="3"/>
+        </w:numPr>
+      </w:pPr>
+      <w:r>
+        <w:t>Слои карты</w:t>
+      </w:r>
+      <w:r>
+        <w:t xml:space="preserve"> </w:t>
+      </w:r>
+      <w:r>
+        <w:t>(</w:t>
+      </w:r>
+      <w:r>
+        <w:t xml:space="preserve">Функциональное требование </w:t>
+      </w:r>
+      <w:r>
+        <w:t>1)</w:t>
+      </w:r>
+    </w:p>
+    <w:p>
+      <w:r>
+        <w:t>Как пользователь, я хочу включать</w:t>
+      </w:r>
+      <w:r>
+        <w:t xml:space="preserve"> или </w:t>
+      </w:r>
+      <w:r>
+        <w:t>выключать слои объектов, чтобы видеть только нужное.</w:t>
+      </w:r>
+    </w:p>
+    <w:p>
+      <w:r>
+        <w:t>Критерии приёмки:</w:t>
+      </w:r>
+    </w:p>
+    <w:p>
+      <w:pPr>
+        <w:pStyle w:val="a7"/>
+        <w:numPr>
+          <w:ilvl w:val="2"/>
+          <w:numId w:val="3"/>
+        </w:numPr>
+      </w:pPr>
+      <w:r>
+        <w:t>Слои: туалеты, лавки, урны, вода, пеленальные, пандусы.</w:t>
+      </w:r>
+    </w:p>
+    <w:p>
+      <w:pPr>
+        <w:pStyle w:val="a7"/>
+        <w:numPr>
+          <w:ilvl w:val="2"/>
+          <w:numId w:val="3"/>
+        </w:numPr>
+      </w:pPr>
+      <w:r>
+        <w:t xml:space="preserve">Переключение слоя </w:t>
+      </w:r>
+      <w:r>
+        <w:t>менее, чем за</w:t>
+      </w:r>
+      <w:r>
+        <w:t xml:space="preserve"> 100 мс.</w:t>
+      </w:r>
+    </w:p>
+    <w:p>
+      <w:pPr>
+        <w:pStyle w:val="a7"/>
+        <w:numPr>
+          <w:ilvl w:val="2"/>
+          <w:numId w:val="3"/>
+        </w:numPr>
+      </w:pPr>
+      <w:r>
+        <w:t>Состояние слоёв сохраняется между сессиями.</w:t>
+      </w:r>
+    </w:p>
+    <w:p>
+      <w:pPr>
+        <w:pStyle w:val="a7"/>
+        <w:numPr>
+          <w:ilvl w:val="1"/>
+          <w:numId w:val="3"/>
+        </w:numPr>
+      </w:pPr>
+      <w:r>
+        <w:t>Ситуативный профиль</w:t>
+      </w:r>
+      <w:r>
+        <w:t xml:space="preserve"> </w:t>
+      </w:r>
+      <w:r>
+        <w:t>(</w:t>
+      </w:r>
+      <w:r>
+        <w:t xml:space="preserve">Функциональное требование </w:t>
+      </w:r>
+      <w:r>
+        <w:t>4)</w:t>
+      </w:r>
+    </w:p>
+    <w:p>
+      <w:r>
+        <w:t>Как мама с коляской, я хочу включить профиль «С коляской», чтобы видеть только доступные места.</w:t>
+      </w:r>
+    </w:p>
+    <w:p>
+      <w:r>
+        <w:t>Критерии приёмки:</w:t>
+      </w:r>
+    </w:p>
+    <w:p>
+      <w:pPr>
+        <w:pStyle w:val="a7"/>
+        <w:numPr>
+          <w:ilvl w:val="2"/>
+          <w:numId w:val="3"/>
+        </w:numPr>
+      </w:pPr>
+      <w:r>
+        <w:lastRenderedPageBreak/>
+        <w:t>В профиле показываются объекты с атрибутом «доступно для коляски».</w:t>
+      </w:r>
+    </w:p>
+    <w:p>
+      <w:pPr>
+        <w:pStyle w:val="a7"/>
+        <w:numPr>
+          <w:ilvl w:val="2"/>
+          <w:numId w:val="3"/>
+        </w:numPr>
+      </w:pPr>
+      <w:r>
+        <w:t>О</w:t>
+      </w:r>
+      <w:r>
+        <w:t>бъекты без пандуса</w:t>
+      </w:r>
+      <w:r>
+        <w:t xml:space="preserve"> или </w:t>
+      </w:r>
+      <w:r>
+        <w:t>широкого входа</w:t>
+      </w:r>
+      <w:r>
+        <w:t xml:space="preserve"> подсвечиваются красным</w:t>
+      </w:r>
+      <w:r>
+        <w:t>.</w:t>
+      </w:r>
+    </w:p>
+    <w:p>
+      <w:pPr>
+        <w:pStyle w:val="a7"/>
+        <w:numPr>
+          <w:ilvl w:val="2"/>
+          <w:numId w:val="3"/>
+        </w:numPr>
+      </w:pPr>
+      <w:r>
+        <w:t>Профиль сохраняется и применяется при следующем запуске.</w:t>
+      </w:r>
+    </w:p>
+    <w:p>
+      <w:pPr>
+        <w:pStyle w:val="a7"/>
+        <w:numPr>
+          <w:ilvl w:val="1"/>
+          <w:numId w:val="3"/>
+        </w:numPr>
+      </w:pPr>
+      <w:r>
+        <w:t>Комфорт-маршрут</w:t>
+      </w:r>
+      <w:r>
+        <w:t xml:space="preserve"> </w:t>
+      </w:r>
+      <w:r>
+        <w:t>(</w:t>
+      </w:r>
+      <w:r>
+        <w:t xml:space="preserve">Функциональное требование </w:t>
+      </w:r>
+      <w:r>
+        <w:t>5)</w:t>
+      </w:r>
+    </w:p>
+    <w:p>
+      <w:r>
+        <w:t>Как пожилой человек, я хочу построить маршрут до парка с лавками каждые 300 м, чтобы дойти с отдыхом.</w:t>
+      </w:r>
+    </w:p>
+    <w:p>
+      <w:r>
+        <w:t>Критерии приёмки:</w:t>
+      </w:r>
+    </w:p>
+    <w:p>
+      <w:pPr>
+        <w:pStyle w:val="a7"/>
+        <w:numPr>
+          <w:ilvl w:val="2"/>
+          <w:numId w:val="3"/>
+        </w:numPr>
+      </w:pPr>
+      <w:r>
+        <w:t>Ввод текстом «до парка X, лавки каждые 300 м».</w:t>
+      </w:r>
+    </w:p>
+    <w:p>
+      <w:pPr>
+        <w:pStyle w:val="a7"/>
+        <w:numPr>
+          <w:ilvl w:val="2"/>
+          <w:numId w:val="3"/>
+        </w:numPr>
+      </w:pPr>
+      <w:r>
+        <w:t xml:space="preserve">Маршрут строится </w:t>
+      </w:r>
+      <w:r>
+        <w:t>менее</w:t>
+      </w:r>
+      <w:r>
+        <w:t xml:space="preserve"> 5 сек.</w:t>
+      </w:r>
+    </w:p>
+    <w:p>
+      <w:pPr>
+        <w:pStyle w:val="a7"/>
+        <w:numPr>
+          <w:ilvl w:val="2"/>
+          <w:numId w:val="3"/>
+        </w:numPr>
+      </w:pPr>
+      <w:r>
+        <w:t>На карте отмечены лавки и туалеты по пути.</w:t>
+      </w:r>
+    </w:p>
+    <w:p>
+      <w:pPr>
+        <w:pStyle w:val="a7"/>
+        <w:numPr>
+          <w:ilvl w:val="2"/>
+          <w:numId w:val="3"/>
+        </w:numPr>
+      </w:pPr>
+      <w:r>
+        <w:t>Можно сохранить маршрут офлайн.</w:t>
+      </w:r>
+    </w:p>
+    <w:p>
+      <w:pPr>
+        <w:pStyle w:val="a7"/>
+        <w:numPr>
+          <w:ilvl w:val="1"/>
+          <w:numId w:val="3"/>
+        </w:numPr>
+      </w:pPr>
+      <w:r>
+        <w:t>Добавление точки</w:t>
+      </w:r>
+      <w:r>
+        <w:t xml:space="preserve"> </w:t>
+      </w:r>
+      <w:r>
+        <w:t>(</w:t>
+      </w:r>
+      <w:r>
+        <w:t xml:space="preserve">Функциональное требование </w:t>
+      </w:r>
+      <w:r>
+        <w:t>6)</w:t>
+      </w:r>
+    </w:p>
+    <w:p>
+      <w:r>
+        <w:t xml:space="preserve">Как пользователь, я хочу добавить новый туалет в 3 </w:t>
+      </w:r>
+      <w:r>
+        <w:t>клика</w:t>
+      </w:r>
+      <w:r>
+        <w:t>, чтобы помочь другим.</w:t>
+      </w:r>
+    </w:p>
+    <w:p>
+      <w:r>
+        <w:t>Критерии приёмки:</w:t>
+      </w:r>
+    </w:p>
+    <w:p>
+      <w:pPr>
+        <w:pStyle w:val="a7"/>
+        <w:numPr>
+          <w:ilvl w:val="2"/>
+          <w:numId w:val="3"/>
+        </w:numPr>
+      </w:pPr>
+      <w:r>
+        <w:t xml:space="preserve">1 </w:t>
+      </w:r>
+      <w:r>
+        <w:t>клик</w:t>
+      </w:r>
+      <w:r>
+        <w:t xml:space="preserve"> </w:t>
+      </w:r>
+      <w:r>
+        <w:t>-</w:t>
+      </w:r>
+      <w:r>
+        <w:t xml:space="preserve"> тип объекта, 1 </w:t>
+      </w:r>
+      <w:r>
+        <w:t>клик</w:t>
+      </w:r>
+      <w:r>
+        <w:t xml:space="preserve"> </w:t>
+      </w:r>
+      <w:r>
+        <w:t>-</w:t>
+      </w:r>
+      <w:r>
+        <w:t xml:space="preserve"> координаты (авто), 1 </w:t>
+      </w:r>
+      <w:r>
+        <w:t>клик</w:t>
+      </w:r>
+      <w:r>
+        <w:t xml:space="preserve"> </w:t>
+      </w:r>
+      <w:r>
+        <w:t>-</w:t>
+      </w:r>
+      <w:r>
+        <w:t xml:space="preserve"> сохранить.</w:t>
+      </w:r>
+    </w:p>
+    <w:p>
+      <w:pPr>
+        <w:pStyle w:val="a7"/>
+        <w:numPr>
+          <w:ilvl w:val="2"/>
+          <w:numId w:val="3"/>
+        </w:numPr>
+      </w:pPr>
+      <w:r>
+        <w:t xml:space="preserve">Валидация: не ближе 10 м к существующей точке (иначе </w:t>
+      </w:r>
+      <w:r>
+        <w:t>-</w:t>
+      </w:r>
+      <w:r>
+        <w:t xml:space="preserve"> предложение подтвердить).</w:t>
+      </w:r>
+    </w:p>
+    <w:p>
+      <w:pPr>
+        <w:pStyle w:val="a7"/>
+        <w:numPr>
+          <w:ilvl w:val="2"/>
+          <w:numId w:val="3"/>
+        </w:numPr>
+      </w:pPr>
+      <w:r>
+        <w:t xml:space="preserve">Точка уходит в модерацию </w:t>
+      </w:r>
+      <w:r>
+        <w:t xml:space="preserve">или </w:t>
+      </w:r>
+      <w:r>
+        <w:t>публикуется с пометкой «на проверке».</w:t>
+      </w:r>
+    </w:p>
+    <w:p>
+      <w:pPr>
+        <w:pStyle w:val="a7"/>
+        <w:numPr>
+          <w:ilvl w:val="2"/>
+          <w:numId w:val="3"/>
+        </w:numPr>
+      </w:pPr>
+      <w:r>
+        <w:t>Работает офлайн (в очередь).</w:t>
+      </w:r>
+    </w:p>
+    <w:p>
+      <w:pPr>
+        <w:pStyle w:val="a7"/>
+        <w:numPr>
+          <w:ilvl w:val="1"/>
+          <w:numId w:val="3"/>
+        </w:numPr>
+      </w:pPr>
+      <w:r>
+        <w:t>Подтверждение точки</w:t>
+      </w:r>
+      <w:r>
+        <w:t xml:space="preserve"> (</w:t>
+      </w:r>
+      <w:r>
+        <w:t xml:space="preserve">Функциональное требование </w:t>
+      </w:r>
+      <w:r>
+        <w:t>7)</w:t>
+      </w:r>
+    </w:p>
+    <w:p>
+      <w:r>
+        <w:t>Как пользователь, я хочу подтвердить, что туалет работает, чтобы другие видели свежие данные.</w:t>
+      </w:r>
+    </w:p>
+    <w:p>
+      <w:r>
+        <w:t>Критерии приёмки:</w:t>
+      </w:r>
+    </w:p>
+    <w:p>
+      <w:pPr>
+        <w:pStyle w:val="a7"/>
+        <w:numPr>
+          <w:ilvl w:val="2"/>
+          <w:numId w:val="3"/>
+        </w:numPr>
+      </w:pPr>
+      <w:r>
+        <w:t xml:space="preserve">1 </w:t>
+      </w:r>
+      <w:r>
+        <w:t>клик</w:t>
+      </w:r>
+      <w:r>
+        <w:t xml:space="preserve"> «</w:t>
+      </w:r>
+      <w:r>
+        <w:t>р</w:t>
+      </w:r>
+      <w:r>
+        <w:t xml:space="preserve">аботает </w:t>
+      </w:r>
+      <w:r>
+        <w:t>или</w:t>
+      </w:r>
+      <w:r>
+        <w:t xml:space="preserve"> </w:t>
+      </w:r>
+      <w:r>
+        <w:t>з</w:t>
+      </w:r>
+      <w:r>
+        <w:t>акрыто</w:t>
+      </w:r>
+      <w:r>
+        <w:t>, грязно, нет</w:t>
+      </w:r>
+      <w:r>
+        <w:t xml:space="preserve"> бумаги».</w:t>
+      </w:r>
+    </w:p>
+    <w:p>
+      <w:pPr>
+        <w:pStyle w:val="a7"/>
+        <w:numPr>
+          <w:ilvl w:val="2"/>
+          <w:numId w:val="3"/>
+        </w:numPr>
+      </w:pPr>
+      <w:r>
+        <w:t>Статус обновляется в течение 5 сек.</w:t>
+      </w:r>
+    </w:p>
+    <w:p>
+      <w:pPr>
+        <w:pStyle w:val="a7"/>
+        <w:numPr>
+          <w:ilvl w:val="2"/>
+          <w:numId w:val="3"/>
+        </w:numPr>
+      </w:pPr>
+      <w:r>
+        <w:lastRenderedPageBreak/>
+        <w:t xml:space="preserve">Через 30 дней без подтверждений </w:t>
+      </w:r>
+      <w:r>
+        <w:t>-</w:t>
+      </w:r>
+      <w:r>
+        <w:t xml:space="preserve"> точка помечается «устарела».</w:t>
+      </w:r>
+    </w:p>
+    <w:p>
+      <w:pPr>
+        <w:pStyle w:val="a7"/>
+        <w:numPr>
+          <w:ilvl w:val="1"/>
+          <w:numId w:val="3"/>
+        </w:numPr>
+      </w:pPr>
+      <w:r>
+        <w:t>ИИ-ассистент</w:t>
+      </w:r>
+      <w:r>
+        <w:t xml:space="preserve"> (</w:t>
+      </w:r>
+      <w:r>
+        <w:t xml:space="preserve">Функциональное требование </w:t>
+      </w:r>
+      <w:r>
+        <w:t>8</w:t>
+      </w:r>
+      <w:r>
+        <w:t>)</w:t>
+      </w:r>
+    </w:p>
+    <w:p>
+      <w:r>
+        <w:t>Как турист, я хочу написать «туалет с пеленальным рядом с Красной площадью», чтобы получить точный ответ.</w:t>
+      </w:r>
+    </w:p>
+    <w:p>
+      <w:r>
+        <w:t>Критерии приёмки:</w:t>
+      </w:r>
+    </w:p>
+    <w:p>
+      <w:pPr>
+        <w:pStyle w:val="a7"/>
+        <w:numPr>
+          <w:ilvl w:val="2"/>
+          <w:numId w:val="3"/>
+        </w:numPr>
+      </w:pPr>
+      <w:r>
+        <w:t xml:space="preserve">Ответ </w:t>
+      </w:r>
+      <w:r>
+        <w:t>менее</w:t>
+      </w:r>
+      <w:r>
+        <w:t xml:space="preserve"> 3 сек.</w:t>
+      </w:r>
+    </w:p>
+    <w:p>
+      <w:pPr>
+        <w:pStyle w:val="a7"/>
+        <w:numPr>
+          <w:ilvl w:val="2"/>
+          <w:numId w:val="3"/>
+        </w:numPr>
+      </w:pPr>
+      <w:r>
+        <w:t>Возвращает 1</w:t>
+      </w:r>
+      <w:r>
+        <w:t>-</w:t>
+      </w:r>
+      <w:r>
+        <w:t>3 объекта с координатами и деталями.</w:t>
+      </w:r>
+    </w:p>
+    <w:p>
+      <w:pPr>
+        <w:pStyle w:val="a7"/>
+        <w:numPr>
+          <w:ilvl w:val="2"/>
+          <w:numId w:val="3"/>
+        </w:numPr>
+      </w:pPr>
+      <w:r>
+        <w:t xml:space="preserve">Если ничего не найдено </w:t>
+      </w:r>
+      <w:r>
+        <w:t>-</w:t>
+      </w:r>
+      <w:r>
+        <w:t xml:space="preserve"> предлагает расширить радиус</w:t>
+      </w:r>
+      <w:r>
+        <w:t xml:space="preserve"> или </w:t>
+      </w:r>
+      <w:r>
+        <w:t>снять фильтры.</w:t>
+      </w:r>
+    </w:p>
+    <w:p>
+      <w:pPr>
+        <w:pStyle w:val="a7"/>
+        <w:numPr>
+          <w:ilvl w:val="1"/>
+          <w:numId w:val="3"/>
+        </w:numPr>
+      </w:pPr>
+      <w:r>
+        <w:t>Фильтры</w:t>
+      </w:r>
+      <w:r>
+        <w:t xml:space="preserve"> (</w:t>
+      </w:r>
+      <w:r>
+        <w:t xml:space="preserve">Функциональное требование </w:t>
+      </w:r>
+      <w:r>
+        <w:t>9)</w:t>
+      </w:r>
+    </w:p>
+    <w:p>
+      <w:r>
+        <w:t xml:space="preserve">Как пользователь, я хочу фильтровать «бесплатно </w:t>
+      </w:r>
+      <w:r>
+        <w:t>и</w:t>
+      </w:r>
+      <w:r>
+        <w:t xml:space="preserve"> с бумагой», чтобы не тратить время.</w:t>
+      </w:r>
+    </w:p>
+    <w:p>
+      <w:r>
+        <w:t>Критерии приёмки:</w:t>
+      </w:r>
+    </w:p>
+    <w:p>
+      <w:pPr>
+        <w:pStyle w:val="a7"/>
+        <w:numPr>
+          <w:ilvl w:val="2"/>
+          <w:numId w:val="3"/>
+        </w:numPr>
+      </w:pPr>
+      <w:r>
+        <w:t xml:space="preserve">Фильтры применяются </w:t>
+      </w:r>
+      <w:r>
+        <w:t>менее</w:t>
+      </w:r>
+      <w:r>
+        <w:t xml:space="preserve"> 1 сек.</w:t>
+      </w:r>
+    </w:p>
+    <w:p>
+      <w:pPr>
+        <w:pStyle w:val="a7"/>
+        <w:numPr>
+          <w:ilvl w:val="2"/>
+          <w:numId w:val="3"/>
+        </w:numPr>
+      </w:pPr>
+      <w:r>
+        <w:t>Счётчик найденных объектов отображается.</w:t>
+      </w:r>
+    </w:p>
+    <w:p>
+      <w:pPr>
+        <w:pStyle w:val="a7"/>
+        <w:numPr>
+          <w:ilvl w:val="2"/>
+          <w:numId w:val="3"/>
+        </w:numPr>
+      </w:pPr>
+      <w:r>
+        <w:t xml:space="preserve">Сброс фильтров </w:t>
+      </w:r>
+      <w:r>
+        <w:t>-</w:t>
+      </w:r>
+      <w:r>
+        <w:t xml:space="preserve"> 1 </w:t>
+      </w:r>
+      <w:r>
+        <w:t>клик</w:t>
+      </w:r>
+      <w:r>
+        <w:t>.</w:t>
+      </w:r>
+    </w:p>
+    <w:p>
+      <w:pPr>
+        <w:pStyle w:val="a7"/>
+        <w:numPr>
+          <w:ilvl w:val="1"/>
+          <w:numId w:val="3"/>
+        </w:numPr>
+        <w:ind w:left="993" w:hanging="633"/>
+      </w:pPr>
+      <w:r>
+        <w:t>Офлайн</w:t>
+      </w:r>
+      <w:r>
+        <w:t xml:space="preserve"> </w:t>
+      </w:r>
+      <w:r>
+        <w:t>(</w:t>
+      </w:r>
+      <w:r>
+        <w:t xml:space="preserve">Функциональное требование </w:t>
+      </w:r>
+      <w:r>
+        <w:t>10)</w:t>
+      </w:r>
+    </w:p>
+    <w:p>
+      <w:r>
+        <w:t>Как пользователь в метро, я хочу видеть карту и точки без интернета.</w:t>
+      </w:r>
+    </w:p>
+    <w:p>
+      <w:r>
+        <w:t>Критерии приёмки:</w:t>
+      </w:r>
+    </w:p>
+    <w:p>
+      <w:pPr>
+        <w:pStyle w:val="a7"/>
+        <w:numPr>
+          <w:ilvl w:val="2"/>
+          <w:numId w:val="3"/>
+        </w:numPr>
+        <w:ind w:left="1560" w:hanging="840"/>
+      </w:pPr>
+      <w:r>
+        <w:t xml:space="preserve">Офлайн-карта последнего </w:t>
+      </w:r>
+      <w:r>
+        <w:t>района</w:t>
+      </w:r>
+      <w:r>
+        <w:t xml:space="preserve"> доступна.</w:t>
+      </w:r>
+    </w:p>
+    <w:p>
+      <w:pPr>
+        <w:pStyle w:val="a7"/>
+        <w:numPr>
+          <w:ilvl w:val="2"/>
+          <w:numId w:val="3"/>
+        </w:numPr>
+        <w:ind w:left="1560" w:hanging="840"/>
+      </w:pPr>
+      <w:r>
+        <w:t>Объекты из кэша (5 км) отображаются.</w:t>
+      </w:r>
+    </w:p>
+    <w:p>
+      <w:pPr>
+        <w:pStyle w:val="a7"/>
+        <w:numPr>
+          <w:ilvl w:val="2"/>
+          <w:numId w:val="3"/>
+        </w:numPr>
+        <w:ind w:left="1560" w:hanging="840"/>
+      </w:pPr>
+      <w:r>
+        <w:t>Добавленные точки и подтверждения уходят в очередь и синхронизируются при появлении сети.</w:t>
+      </w:r>
+    </w:p>
+    <w:p>
+      <w:pPr>
+        <w:pStyle w:val="a7"/>
+        <w:numPr>
+          <w:ilvl w:val="2"/>
+          <w:numId w:val="3"/>
+        </w:numPr>
+        <w:ind w:left="1560" w:hanging="840"/>
+      </w:pPr>
+      <w:r>
+        <w:t>Индикатор «Офлайн» и счётчик отложенных действий видны.</w:t>
+      </w:r>
+    </w:p>
+    <w:p>
+      <w:pPr>
+        <w:pStyle w:val="a7"/>
+        <w:numPr>
+          <w:ilvl w:val="1"/>
+          <w:numId w:val="3"/>
+        </w:numPr>
+        <w:ind w:left="993" w:hanging="567"/>
+      </w:pPr>
+      <w:r>
+        <w:t>Push</w:t>
+      </w:r>
+      <w:r>
+        <w:t xml:space="preserve"> </w:t>
+      </w:r>
+      <w:r>
+        <w:t>(Функциональное требование 11)</w:t>
+      </w:r>
+    </w:p>
+    <w:p>
+      <w:r>
+        <w:t xml:space="preserve">Как </w:t>
+      </w:r>
+      <w:r>
+        <w:t>пользователь со статусом «</w:t>
+      </w:r>
+      <w:r>
+        <w:t>хранитель района</w:t>
+      </w:r>
+      <w:r>
+        <w:t>»</w:t>
+      </w:r>
+      <w:r>
+        <w:t>, я хочу получать напоминания проверить точку рядом, чтобы поддерживать данные свежими.</w:t>
+      </w:r>
+    </w:p>
+    <w:p>
+      <w:r>
+        <w:t>Критерии приёмки:</w:t>
+      </w:r>
+    </w:p>
+    <w:p>
+      <w:pPr>
+        <w:pStyle w:val="a7"/>
+        <w:numPr>
+          <w:ilvl w:val="2"/>
+          <w:numId w:val="3"/>
+        </w:numPr>
+        <w:ind w:left="1560" w:hanging="840"/>
+      </w:pPr>
+      <w:r>
+        <w:t>Push приходит не чаще 1 раза в день.</w:t>
+      </w:r>
+    </w:p>
+    <w:p>
+      <w:pPr>
+        <w:pStyle w:val="a7"/>
+        <w:numPr>
+          <w:ilvl w:val="2"/>
+          <w:numId w:val="3"/>
+        </w:numPr>
+        <w:ind w:left="1560" w:hanging="840"/>
+      </w:pPr>
+      <w:r>
+        <w:t>Можно отключить в настройках.</w:t>
+      </w:r>
+    </w:p>
+    <w:p>
+      <w:pPr>
+        <w:pStyle w:val="a7"/>
+        <w:numPr>
+          <w:ilvl w:val="2"/>
+          <w:numId w:val="3"/>
+        </w:numPr>
+        <w:ind w:left="1560" w:hanging="840"/>
+      </w:pPr>
+      <w:r>
+        <w:lastRenderedPageBreak/>
+        <w:t>Переход по push открывает карточку точки.</w:t>
+      </w:r>
+    </w:p>
+    <w:p>
+      <w:pPr>
+        <w:pStyle w:val="a7"/>
+        <w:numPr>
+          <w:ilvl w:val="1"/>
+          <w:numId w:val="3"/>
+        </w:numPr>
+        <w:ind w:left="993" w:hanging="633"/>
+      </w:pPr>
+      <w:r>
+        <w:t>Геймификация</w:t>
+      </w:r>
+      <w:r>
+        <w:t xml:space="preserve"> </w:t>
+      </w:r>
+      <w:r>
+        <w:t>(</w:t>
+      </w:r>
+      <w:r>
+        <w:t xml:space="preserve">Функциональное требование </w:t>
+      </w:r>
+      <w:r>
+        <w:t>12)</w:t>
+      </w:r>
+    </w:p>
+    <w:p>
+      <w:r>
+        <w:t>Как активный пользователь, я хочу получать баллы за добавления, чтобы видеть прогресс.</w:t>
+      </w:r>
+    </w:p>
+    <w:p>
+      <w:r>
+        <w:t>Критерии приёмки:</w:t>
+      </w:r>
+    </w:p>
+    <w:p>
+      <w:pPr>
+        <w:pStyle w:val="a7"/>
+        <w:numPr>
+          <w:ilvl w:val="2"/>
+          <w:numId w:val="3"/>
+        </w:numPr>
+        <w:ind w:left="1560" w:hanging="840"/>
+      </w:pPr>
+      <w:r>
+        <w:t>Баллы начисляются за добавление</w:t>
+      </w:r>
+      <w:r>
+        <w:t xml:space="preserve"> или </w:t>
+      </w:r>
+      <w:r>
+        <w:t>подтверждение.</w:t>
+      </w:r>
+    </w:p>
+    <w:p>
+      <w:pPr>
+        <w:pStyle w:val="a7"/>
+        <w:numPr>
+          <w:ilvl w:val="2"/>
+          <w:numId w:val="3"/>
+        </w:numPr>
+        <w:ind w:left="1560" w:hanging="840"/>
+      </w:pPr>
+      <w:r>
+        <w:t>Уровни и статус «Хранитель района» отображаются в профиле.</w:t>
+      </w:r>
+    </w:p>
+    <w:p>
+      <w:pPr>
+        <w:pStyle w:val="a7"/>
+        <w:numPr>
+          <w:ilvl w:val="2"/>
+          <w:numId w:val="3"/>
+        </w:numPr>
+        <w:ind w:left="1560" w:hanging="840"/>
+      </w:pPr>
+      <w:r>
+        <w:t xml:space="preserve">Топ пользователей района </w:t>
+      </w:r>
+      <w:r>
+        <w:t>-</w:t>
+      </w:r>
+      <w:r>
+        <w:t xml:space="preserve"> в отдельном экране.</w:t>
+      </w:r>
+    </w:p>
+    <w:p>
+      <w:pPr>
+        <w:pStyle w:val="a7"/>
+        <w:numPr>
+          <w:ilvl w:val="0"/>
+          <w:numId w:val="3"/>
+        </w:numPr>
+      </w:pPr>
+      <w:r>
+        <w:t>Use Case диаграмма</w:t>
+      </w:r>
+    </w:p>
+    <w:p>
+      <w:pPr>
+        <w:jc w:val="center"/>
+      </w:pPr>
+      <w:r>
+        <w:rPr>
+          <w:noProof/>
+        </w:rPr>
+        <w:drawing>
+          <wp:inline distT="0" distB="0" distL="0" distR="0" wp14:anchorId="19F91CEB" wp14:editId="0FF0BDF0">
+            <wp:extent cx="4685290" cy="4752975"/>
+            <wp:effectExtent l="0" t="0" r="1270" b="0"/>
+            <wp:docPr id="1" name="Рисунок 1"/>
+            <wp:cNvGraphicFramePr>
+              <a:graphicFrameLocks xmlns:a="http://schemas.openxmlformats.org/drawingml/2006/main" noChangeAspect="1"/>
+            </wp:cNvGraphicFramePr>
+            <a:graphic xmlns:a="http://schemas.openxmlformats.org/drawingml/2006/main">
+              <a:graphicData uri="http://schemas.openxmlformats.org/drawingml/2006/picture">
+                <pic:pic xmlns:pic="http://schemas.openxmlformats.org/drawingml/2006/picture">
+                  <pic:nvPicPr>
+                    <pic:cNvPr id="0" name="Picture 1"/>
+                    <pic:cNvPicPr>
+                      <a:picLocks noChangeAspect="1" noChangeArrowheads="1"/>
+                    </pic:cNvPicPr>
+                  </pic:nvPicPr>
+                  <pic:blipFill>
+                    <a:blip r:embed="rId5">
+                      <a:extLst>
+                        <a:ext uri="{28A0092B-C50C-407E-A947-70E740481C1C}">
+                          <a14:useLocalDpi xmlns:a14="http://schemas.microsoft.com/office/drawing/2010/main" val="0"/>
+                        </a:ext>
+                      </a:extLst>
+                    </a:blip>
+                    <a:srcRect/>
+                    <a:stretch>
+                      <a:fillRect/>
+                    </a:stretch>
+                  </pic:blipFill>
+                  <pic:spPr bwMode="auto">
+                    <a:xfrm>
+                      <a:off x="0" y="0"/>
+                      <a:ext cx="4689437" cy="4757182"/>
+                    </a:xfrm>
+                    <a:prstGeom prst="rect">
+                      <a:avLst/>
+                    </a:prstGeom>
+                    <a:noFill/>
+                    <a:ln>
+                      <a:noFill/>
+                    </a:ln>
+                  </pic:spPr>
+                </pic:pic>
+              </a:graphicData>
+            </a:graphic>
+          </wp:inline>
+        </w:drawing>
+      </w:r>
+    </w:p>
     <w:p/>
     <w:p>
       <w:r>
+        <w:t>Акторы:</w:t>
+      </w:r>
+    </w:p>
+    <w:p>
+      <w:r>
+        <w:t>- Пользователь (основной)</w:t>
+      </w:r>
+    </w:p>
+    <w:p>
+      <w:r>
+        <w:t>- Модератор (админ-панель)</w:t>
+      </w:r>
+    </w:p>
+    <w:p>
+      <w:r>
         <w:lastRenderedPageBreak/>
-        <w:t>· Нет соединения → приложение работает в офлайн-режиме, показывает баннер «Нет соединения, показаны кэшированные данные».</w:t>
-      </w:r>
-    </w:p>
-    <w:p>
-      <w:r>
-        <w:t xml:space="preserve">· Медленная сеть → </w:t>
-      </w:r>
-      <w:proofErr w:type="spellStart"/>
-      <w:r>
-        <w:t>skeleton</w:t>
-      </w:r>
-      <w:proofErr w:type="spellEnd"/>
-      <w:r>
-        <w:t>-загрузка, таймаут 10 сек, предложение перейти в офлайн-режим.</w:t>
-      </w:r>
-    </w:p>
-    <w:p>
-      <w:r>
-        <w:t xml:space="preserve">· Таймаут запроса к LLM → </w:t>
-      </w:r>
-      <w:proofErr w:type="spellStart"/>
-      <w:r>
-        <w:t>фолбэк</w:t>
-      </w:r>
-      <w:proofErr w:type="spellEnd"/>
-      <w:r>
-        <w:t xml:space="preserve"> на регулярный поиск по атрибутам (без ИИ).</w:t>
+        <w:t>- Внешние системы: OSM</w:t>
+      </w:r>
+      <w:r>
+        <w:t xml:space="preserve"> или </w:t>
+      </w:r>
+      <w:r>
+        <w:t>Overpass API, 2ГИС API, LLM API, Push-сервис</w:t>
+      </w:r>
+    </w:p>
+    <w:p>
+      <w:r>
+        <w:t>```</w:t>
       </w:r>
     </w:p>
     <w:p/>
     <w:p>
       <w:r>
-        <w:t>4.2 Ошибки геолокации</w:t>
+        <w:t>Основные Use Cases:</w:t>
       </w:r>
     </w:p>
     <w:p/>
     <w:p>
       <w:r>
-        <w:t>· GPS выключен → запрос «Включите геолокацию» + ручной ввод адреса/района.</w:t>
-      </w:r>
-    </w:p>
-    <w:p>
-      <w:r>
-        <w:t>· Нет разрешения → объяснение, зачем нужно, и альтернатива: «Выбрать на карте вручную».</w:t>
-      </w:r>
-    </w:p>
-    <w:p>
-      <w:r>
-        <w:t>· Неточная геолокация (</w:t>
-      </w:r>
-      <w:proofErr w:type="gramStart"/>
-      <w:r>
-        <w:t>погрешность &gt;</w:t>
-      </w:r>
-      <w:proofErr w:type="gramEnd"/>
-      <w:r>
-        <w:t xml:space="preserve"> 100 м) → предупреждение и уточнение.</w:t>
+        <w:t>1. Найти объект по тексту</w:t>
+      </w:r>
+      <w:r>
+        <w:t xml:space="preserve"> или </w:t>
+      </w:r>
+      <w:r>
+        <w:t>карте</w:t>
+      </w:r>
+    </w:p>
+    <w:p>
+      <w:r>
+        <w:t>2. Использовать «Режим отчаяния»</w:t>
+      </w:r>
+    </w:p>
+    <w:p>
+      <w:r>
+        <w:t>3. Применить ситуативный профиль</w:t>
+      </w:r>
+    </w:p>
+    <w:p>
+      <w:r>
+        <w:t>4. Построить комфорт-маршрут</w:t>
+      </w:r>
+    </w:p>
+    <w:p>
+      <w:r>
+        <w:t>5. Добавить новую точку</w:t>
+      </w:r>
+    </w:p>
+    <w:p>
+      <w:r>
+        <w:t>6. Подтвердить</w:t>
+      </w:r>
+      <w:r>
+        <w:t xml:space="preserve"> или </w:t>
+      </w:r>
+      <w:r>
+        <w:t>оспорить точку</w:t>
+      </w:r>
+    </w:p>
+    <w:p>
+      <w:r>
+        <w:t>7. Задать вопрос ИИ-ассистенту</w:t>
+      </w:r>
+    </w:p>
+    <w:p>
+      <w:r>
+        <w:t>8. Работать офлайн и синхронизироваться</w:t>
+      </w:r>
+    </w:p>
+    <w:p>
+      <w:r>
+        <w:t>9. Получать push-уведомления</w:t>
+      </w:r>
+    </w:p>
+    <w:p>
+      <w:r>
+        <w:t>10. Вести профиль</w:t>
+      </w:r>
+      <w:r>
+        <w:t xml:space="preserve"> или </w:t>
+      </w:r>
+      <w:r>
+        <w:t>геймификация</w:t>
       </w:r>
     </w:p>
     <w:p/>
     <w:p>
       <w:r>
-        <w:t>4.3 Ошибки внешних API (OSM/2ГИС)</w:t>
+        <w:t>---</w:t>
       </w:r>
     </w:p>
     <w:p/>
     <w:p>
       <w:r>
-        <w:t xml:space="preserve">· </w:t>
-      </w:r>
-      <w:proofErr w:type="spellStart"/>
-      <w:r>
-        <w:t>Overpass</w:t>
-      </w:r>
-      <w:proofErr w:type="spellEnd"/>
-      <w:r>
-        <w:t xml:space="preserve"> API недоступен → </w:t>
-      </w:r>
-      <w:proofErr w:type="spellStart"/>
-      <w:r>
-        <w:t>фолбэк</w:t>
-      </w:r>
-      <w:proofErr w:type="spellEnd"/>
-      <w:r>
-        <w:t xml:space="preserve"> на локальный кэш, повтор с экспоненциальной задержкой.</w:t>
-      </w:r>
-    </w:p>
-    <w:p>
-      <w:r>
-        <w:t xml:space="preserve">· Лимиты 2ГИС исчерпаны → приоритет на OSM и краудсорсинг, лог и </w:t>
-      </w:r>
-      <w:proofErr w:type="spellStart"/>
-      <w:r>
-        <w:t>алерт</w:t>
-      </w:r>
-      <w:proofErr w:type="spellEnd"/>
-      <w:r>
-        <w:t xml:space="preserve"> в мониторинге.</w:t>
-      </w:r>
-    </w:p>
-    <w:p/>
-    <w:p>
-      <w:r>
-        <w:t>4.4 Ошибки ввода пользователя</w:t>
-      </w:r>
-    </w:p>
-    <w:p/>
-    <w:p>
-      <w:r>
-        <w:t>· Пустой запрос → подсказки: «туалет», «лавка», «вода», «с коляской».</w:t>
-      </w:r>
-    </w:p>
-    <w:p>
-      <w:r>
-        <w:t>· Некорректная точка (за пределами города/страны) → предупреждение и запрос подтверждения.</w:t>
-      </w:r>
-    </w:p>
-    <w:p>
-      <w:r>
-        <w:t>· Дубликат точки (в радиусе 10 м уже есть объект) → предложение подтвердить существующую.</w:t>
-      </w:r>
-    </w:p>
-    <w:p/>
-    <w:p>
-      <w:r>
-        <w:t>4.5 Офлайн-режим (требования)</w:t>
-      </w:r>
-    </w:p>
-    <w:p/>
-    <w:p>
-      <w:r>
-        <w:t>· Кэш объектов в радиусе 5 км — хранится локально (</w:t>
-      </w:r>
-      <w:proofErr w:type="spellStart"/>
-      <w:r>
-        <w:t>SQLite</w:t>
-      </w:r>
-      <w:proofErr w:type="spellEnd"/>
-      <w:r>
-        <w:t>/</w:t>
-      </w:r>
-      <w:proofErr w:type="spellStart"/>
-      <w:r>
-        <w:t>Realm</w:t>
-      </w:r>
-      <w:proofErr w:type="spellEnd"/>
-      <w:r>
-        <w:t>).</w:t>
-      </w:r>
-    </w:p>
-    <w:p>
-      <w:r>
-        <w:t>· Офлайн-карта последнего города/района — доступна без сети.</w:t>
-      </w:r>
-    </w:p>
-    <w:p>
-      <w:r>
-        <w:t>· Очередь действий: добавленные точки и подтверждения сохраняются и отправляются при появлении сети.</w:t>
-      </w:r>
-    </w:p>
-    <w:p>
-      <w:r>
-        <w:t>· Разрешение конфликтов: при синхронизации приоритет — у более свежего подтверждения; при добавлении дубликата — слияние.</w:t>
-      </w:r>
-    </w:p>
-    <w:p>
-      <w:r>
-        <w:t>· Индикатор состояния: иконка «онлайн/офлайн», счётчик отложенных действий.</w:t>
-      </w:r>
-    </w:p>
-    <w:p/>
-    <w:p>
-      <w:r>
-        <w:t>---</w:t>
-      </w:r>
-    </w:p>
-    <w:p/>
-    <w:p>
-      <w:r>
-        <w:t xml:space="preserve">5. User </w:t>
-      </w:r>
-      <w:proofErr w:type="spellStart"/>
-      <w:r>
-        <w:t>stories</w:t>
-      </w:r>
-      <w:proofErr w:type="spellEnd"/>
-      <w:r>
-        <w:t xml:space="preserve"> и критерии приёмки</w:t>
-      </w:r>
-    </w:p>
-    <w:p/>
-    <w:p>
-      <w:r>
-        <w:t>Формат</w:t>
-      </w:r>
-      <w:proofErr w:type="gramStart"/>
-      <w:r>
-        <w:t>: Как</w:t>
-      </w:r>
-      <w:proofErr w:type="gramEnd"/>
-      <w:r>
-        <w:t xml:space="preserve"> [роль], я хочу [действие], чтобы [цель].</w:t>
-      </w:r>
-    </w:p>
-    <w:p/>
-    <w:p>
-      <w:r>
-        <w:t>US-01 (FR-03) — «Режим отчаяния»</w:t>
-      </w:r>
-    </w:p>
-    <w:p/>
-    <w:p>
-      <w:r>
-        <w:t>Как житель города, я хочу нажать одну кнопку «Хочу в туалет», чтобы быстро увидеть 3 ближайших туалета.</w:t>
-      </w:r>
-    </w:p>
-    <w:p>
-      <w:r>
-        <w:t>Критерии приёмки:</w:t>
-      </w:r>
-    </w:p>
-    <w:p/>
-    <w:p>
-      <w:r>
-        <w:t>· Кнопка доступна с главного экрана в 1 тап.</w:t>
-      </w:r>
-    </w:p>
-    <w:p>
-      <w:r>
-        <w:t>· Не позднее 2 сек показываются 3 ближайших туалета с расстоянием и временем пешком.</w:t>
-      </w:r>
-    </w:p>
-    <w:p>
-      <w:r>
-        <w:t>· Для каждого указано: бесплатно/платно, есть ли бумага, пеленальный, доступность для коляски, открыто ли сейчас.</w:t>
-      </w:r>
-    </w:p>
-    <w:p>
-      <w:r>
-        <w:t>· Если туалетов в радиусе 2 км нет — предложение расширить радиус.</w:t>
-      </w:r>
-    </w:p>
-    <w:p/>
-    <w:p>
-      <w:r>
-        <w:t>US-02 (FR-02) — Текстовый поиск</w:t>
-      </w:r>
-    </w:p>
-    <w:p/>
-    <w:p>
-      <w:r>
-        <w:t>Как пользователь, я хочу написать «лавка в тени», чтобы найти место для отдыха рядом.</w:t>
-      </w:r>
-    </w:p>
-    <w:p>
-      <w:r>
-        <w:t>Критерии приёмки:</w:t>
-      </w:r>
-    </w:p>
-    <w:p/>
-    <w:p>
-      <w:r>
-        <w:t>· Поиск находит объекты в радиусе 1 км.</w:t>
-      </w:r>
-    </w:p>
-    <w:p>
-      <w:r>
-        <w:t>· Результат: список с адресом/ориентиром и расстоянием, отсортирован по близости.</w:t>
-      </w:r>
-    </w:p>
-    <w:p>
-      <w:r>
-        <w:t>· Работает без интернета на кэше (с пометкой «кэш»).</w:t>
-      </w:r>
-    </w:p>
-    <w:p/>
-    <w:p>
-      <w:r>
-        <w:t>US-03 (FR-01) — Слои карты</w:t>
-      </w:r>
-    </w:p>
-    <w:p/>
-    <w:p>
-      <w:r>
-        <w:t>Как пользователь, я хочу включать/выключать слои объектов, чтобы видеть только нужное.</w:t>
-      </w:r>
-    </w:p>
-    <w:p>
-      <w:r>
-        <w:t>Критерии приёмки:</w:t>
-      </w:r>
-    </w:p>
-    <w:p/>
-    <w:p>
-      <w:r>
-        <w:t>· Слои: туалеты, лавки, урны, вода, пеленальные, пандусы.</w:t>
-      </w:r>
-    </w:p>
-    <w:p>
-      <w:r>
-        <w:t>· Переключение слоя — ≤ 100 мс.</w:t>
-      </w:r>
-    </w:p>
-    <w:p>
-      <w:r>
-        <w:t>· Состояние слоёв сохраняется между сессиями.</w:t>
-      </w:r>
-    </w:p>
-    <w:p/>
-    <w:p>
-      <w:r>
-        <w:t>US-04 (FR-04) — Ситуативный профиль</w:t>
-      </w:r>
-    </w:p>
-    <w:p/>
-    <w:p>
-      <w:r>
-        <w:t>Как мама с коляской, я хочу включить профиль «С коляской», чтобы видеть только доступные места.</w:t>
-      </w:r>
-    </w:p>
-    <w:p>
-      <w:r>
-        <w:t>Критерии приёмки:</w:t>
-      </w:r>
-    </w:p>
-    <w:p/>
-    <w:p>
-      <w:r>
-        <w:t>· В профиле показываются объекты с атрибутом «доступно для коляски».</w:t>
-      </w:r>
-    </w:p>
-    <w:p>
-      <w:r>
-        <w:t>· Скрываются объекты без пандуса/широкого входа.</w:t>
-      </w:r>
-    </w:p>
-    <w:p>
-      <w:r>
-        <w:lastRenderedPageBreak/>
-        <w:t>· Профиль сохраняется и применяется при следующем запуске.</w:t>
-      </w:r>
-    </w:p>
-    <w:p/>
-    <w:p>
-      <w:r>
-        <w:t>US-05 (FR-05) — Комфорт-маршрут</w:t>
-      </w:r>
-    </w:p>
-    <w:p/>
-    <w:p>
-      <w:r>
-        <w:t>Как пожилой человек, я хочу построить маршрут до парка с лавками каждые 300 м, чтобы дойти с отдыхом.</w:t>
-      </w:r>
-    </w:p>
-    <w:p>
-      <w:r>
-        <w:t>Критерии приёмки:</w:t>
-      </w:r>
-    </w:p>
-    <w:p/>
-    <w:p>
-      <w:r>
-        <w:t>· Ввод текстом «до парка X, лавки каждые 300 м».</w:t>
-      </w:r>
-    </w:p>
-    <w:p>
-      <w:r>
-        <w:t>· Маршрут строится ≤ 5 сек.</w:t>
-      </w:r>
-    </w:p>
-    <w:p>
-      <w:r>
-        <w:t>· На карте отмечены лавки и туалеты по пути.</w:t>
-      </w:r>
-    </w:p>
-    <w:p>
-      <w:r>
-        <w:t>· Можно сохранить маршрут офлайн.</w:t>
-      </w:r>
-    </w:p>
-    <w:p/>
-    <w:p>
-      <w:r>
-        <w:t>US-06 (FR-06) — Добавление точки</w:t>
-      </w:r>
-    </w:p>
-    <w:p/>
-    <w:p>
-      <w:r>
-        <w:t>Как пользователь, я хочу добавить новый туалет в 3 тапа, чтобы помочь другим.</w:t>
-      </w:r>
-    </w:p>
-    <w:p>
-      <w:r>
-        <w:t>Критерии приёмки:</w:t>
-      </w:r>
-    </w:p>
-    <w:p/>
-    <w:p>
-      <w:r>
-        <w:t>· 1 тап — тип объекта, 1 тап — координаты (авто), 1 тап — сохранить.</w:t>
-      </w:r>
-    </w:p>
-    <w:p>
-      <w:r>
-        <w:t>· Валидация: не ближе 10 м к существующей точке (иначе — предложение подтвердить).</w:t>
-      </w:r>
-    </w:p>
-    <w:p>
-      <w:r>
-        <w:t>· Точка уходит в модерацию / публикуется с пометкой «на проверке».</w:t>
-      </w:r>
-    </w:p>
-    <w:p>
-      <w:r>
-        <w:t>· Работает офлайн (в очередь).</w:t>
-      </w:r>
-    </w:p>
-    <w:p/>
-    <w:p>
-      <w:r>
-        <w:t>US-07 (FR-07) — Подтверждение точки</w:t>
-      </w:r>
-    </w:p>
-    <w:p/>
-    <w:p>
-      <w:r>
-        <w:t>Как пользователь, я хочу подтвердить, что туалет работает, чтобы другие видели свежие данные.</w:t>
-      </w:r>
-    </w:p>
-    <w:p>
-      <w:r>
-        <w:t>Критерии приёмки:</w:t>
-      </w:r>
-    </w:p>
-    <w:p/>
-    <w:p>
-      <w:r>
-        <w:t>· 1 тап «Работает / Закрыто / Грязно / Нет бумаги».</w:t>
-      </w:r>
-    </w:p>
-    <w:p>
-      <w:r>
-        <w:t>· Статус обновляется в течение 5 сек.</w:t>
-      </w:r>
-    </w:p>
-    <w:p>
-      <w:r>
-        <w:t>· Через 30 дней без подтверждений — точка помечается «устарела».</w:t>
-      </w:r>
-    </w:p>
-    <w:p/>
-    <w:p>
-      <w:r>
-        <w:t>US-08 (FR-08) — ИИ-ассистент</w:t>
-      </w:r>
-    </w:p>
-    <w:p/>
-    <w:p>
-      <w:r>
-        <w:t>Как турист, я хочу написать «туалет с пеленальным рядом с Красной площадью», чтобы получить точный ответ.</w:t>
-      </w:r>
-    </w:p>
-    <w:p>
-      <w:r>
-        <w:t>Критерии приёмки:</w:t>
-      </w:r>
-    </w:p>
-    <w:p/>
-    <w:p>
-      <w:r>
-        <w:t>· Ответ ≤ 3 сек.</w:t>
-      </w:r>
-    </w:p>
-    <w:p>
-      <w:r>
-        <w:t>· Возвращает 1–3 объекта с координатами и деталями.</w:t>
-      </w:r>
-    </w:p>
-    <w:p>
-      <w:r>
-        <w:t>· Если ничего не найдено — предлагает расширить радиус/снять фильтры.</w:t>
-      </w:r>
-    </w:p>
-    <w:p>
-      <w:r>
-        <w:t xml:space="preserve">· </w:t>
-      </w:r>
-      <w:proofErr w:type="spellStart"/>
-      <w:r>
-        <w:t>Фолбэк</w:t>
-      </w:r>
-      <w:proofErr w:type="spellEnd"/>
-      <w:r>
-        <w:t xml:space="preserve"> на обычный поиск при ошибке LLM.</w:t>
-      </w:r>
-    </w:p>
-    <w:p/>
-    <w:p>
-      <w:r>
-        <w:t>US-09 (FR-09) — Фильтры</w:t>
-      </w:r>
-    </w:p>
-    <w:p/>
-    <w:p>
-      <w:r>
-        <w:t>Как пользователь, я хочу фильтровать «бесплатно + с бумагой», чтобы не тратить время.</w:t>
-      </w:r>
-    </w:p>
-    <w:p>
-      <w:r>
-        <w:t>Критерии приёмки:</w:t>
-      </w:r>
-    </w:p>
-    <w:p/>
-    <w:p>
-      <w:r>
-        <w:t>· Фильтры применяются ≤ 1 сек.</w:t>
-      </w:r>
-    </w:p>
-    <w:p>
-      <w:r>
-        <w:t>· Счётчик найденных объектов отображается.</w:t>
-      </w:r>
-    </w:p>
-    <w:p>
-      <w:r>
-        <w:t>· Сброс фильтров — 1 тап.</w:t>
-      </w:r>
-    </w:p>
-    <w:p/>
-    <w:p>
-      <w:r>
-        <w:t>US-10 (FR-10) — Офлайн</w:t>
-      </w:r>
-    </w:p>
-    <w:p/>
-    <w:p>
-      <w:r>
-        <w:t>Как пользователь в метро, я хочу видеть карту и точки без интернета.</w:t>
-      </w:r>
-    </w:p>
-    <w:p>
-      <w:r>
-        <w:lastRenderedPageBreak/>
-        <w:t>Критерии приёмки:</w:t>
-      </w:r>
-    </w:p>
-    <w:p/>
-    <w:p>
-      <w:r>
-        <w:t>· Офлайн-карта последнего города доступна.</w:t>
-      </w:r>
-    </w:p>
-    <w:p>
-      <w:r>
-        <w:t>· Объекты из кэша (5 км) отображаются.</w:t>
-      </w:r>
-    </w:p>
-    <w:p>
-      <w:r>
-        <w:t>· Добавленные точки и подтверждения уходят в очередь и синхронизируются при появлении сети.</w:t>
-      </w:r>
-    </w:p>
-    <w:p>
-      <w:r>
-        <w:t>· Индикатор «Офлайн» и счётчик отложенных действий видны.</w:t>
-      </w:r>
-    </w:p>
-    <w:p/>
-    <w:p>
-      <w:r>
-        <w:t xml:space="preserve">US-11 (FR-11) — </w:t>
-      </w:r>
-      <w:proofErr w:type="spellStart"/>
-      <w:r>
-        <w:t>Push</w:t>
-      </w:r>
-      <w:proofErr w:type="spellEnd"/>
-    </w:p>
-    <w:p/>
-    <w:p>
-      <w:r>
-        <w:t>Как хранитель района, я хочу получать напоминания проверить точку рядом, чтобы поддерживать данные свежими.</w:t>
-      </w:r>
-    </w:p>
-    <w:p>
-      <w:r>
-        <w:t>Критерии приёмки:</w:t>
-      </w:r>
-    </w:p>
-    <w:p/>
-    <w:p>
-      <w:r>
-        <w:t xml:space="preserve">· </w:t>
-      </w:r>
-      <w:proofErr w:type="spellStart"/>
-      <w:r>
-        <w:t>Push</w:t>
-      </w:r>
-      <w:proofErr w:type="spellEnd"/>
-      <w:r>
-        <w:t xml:space="preserve"> приходит не чаще 1 раза в день.</w:t>
-      </w:r>
-    </w:p>
-    <w:p>
-      <w:r>
-        <w:t>· Можно отключить в настройках.</w:t>
-      </w:r>
-    </w:p>
-    <w:p>
-      <w:r>
-        <w:t xml:space="preserve">· Переход по </w:t>
-      </w:r>
-      <w:proofErr w:type="spellStart"/>
-      <w:r>
-        <w:t>push</w:t>
-      </w:r>
-      <w:proofErr w:type="spellEnd"/>
-      <w:r>
-        <w:t xml:space="preserve"> открывает карточку точки.</w:t>
-      </w:r>
-    </w:p>
-    <w:p/>
-    <w:p>
-      <w:r>
-        <w:t>US-12 (FR-12) — Геймификация</w:t>
-      </w:r>
-    </w:p>
-    <w:p/>
-    <w:p>
-      <w:r>
-        <w:t>Как активный пользователь, я хочу получать баллы за добавления, чтобы видеть прогресс.</w:t>
-      </w:r>
-    </w:p>
-    <w:p>
-      <w:r>
-        <w:t>Критерии приёмки:</w:t>
-      </w:r>
-    </w:p>
-    <w:p/>
-    <w:p>
-      <w:r>
-        <w:t>· Баллы начисляются за добавление/подтверждение.</w:t>
-      </w:r>
-    </w:p>
-    <w:p>
-      <w:r>
-        <w:t>· Уровни и статус «Хранитель района» отображаются в профиле.</w:t>
-      </w:r>
-    </w:p>
-    <w:p>
-      <w:r>
-        <w:t>· Топ пользователей района — в отдельном экране.</w:t>
-      </w:r>
-    </w:p>
-    <w:p/>
-    <w:p>
-      <w:r>
-        <w:t>---</w:t>
-      </w:r>
-    </w:p>
-    <w:p/>
-    <w:p>
-      <w:r>
-        <w:lastRenderedPageBreak/>
-        <w:t xml:space="preserve">6. </w:t>
-      </w:r>
-      <w:proofErr w:type="spellStart"/>
-      <w:r>
-        <w:t>Use</w:t>
-      </w:r>
-      <w:proofErr w:type="spellEnd"/>
-      <w:r>
-        <w:t xml:space="preserve"> Case диаграмма (текстовая)</w:t>
-      </w:r>
-    </w:p>
-    <w:p>
-      <w:pPr>
-        <w:rPr>
-          <w:lang w:val="en-US"/>
-        </w:rPr>
-      </w:pPr>
-    </w:p>
-    <w:p>
-      <w:pPr>
-        <w:rPr>
-          <w:lang w:val="en-US"/>
-        </w:rPr>
-      </w:pPr>
-    </w:p>
-    <w:p>
-      <w:r>
-        <w:t>Акторы:</w:t>
-      </w:r>
-    </w:p>
-    <w:p>
-      <w:r>
-        <w:t>- Пользователь (основной)</w:t>
-      </w:r>
-    </w:p>
-    <w:p>
-      <w:r>
-        <w:t>- Модератор (админ-панель)</w:t>
-      </w:r>
-    </w:p>
-    <w:p>
-      <w:r>
-        <w:t>- Внешние системы: OSM/</w:t>
-      </w:r>
-      <w:proofErr w:type="spellStart"/>
-      <w:r>
-        <w:t>Overpass</w:t>
-      </w:r>
-      <w:proofErr w:type="spellEnd"/>
-      <w:r>
-        <w:t xml:space="preserve"> API, 2ГИС API, LLM API, </w:t>
-      </w:r>
-      <w:proofErr w:type="spellStart"/>
-      <w:r>
-        <w:t>Push</w:t>
-      </w:r>
-      <w:proofErr w:type="spellEnd"/>
-      <w:r>
-        <w:t>-сервис</w:t>
-      </w:r>
-    </w:p>
-    <w:p>
-      <w:r>
-        <w:t>```</w:t>
-      </w:r>
-    </w:p>
-    <w:p/>
-    <w:p>
-      <w:r>
-        <w:t xml:space="preserve">Основные </w:t>
-      </w:r>
-      <w:proofErr w:type="spellStart"/>
-      <w:r>
-        <w:t>Use</w:t>
-      </w:r>
-      <w:proofErr w:type="spellEnd"/>
-      <w:r>
-        <w:t xml:space="preserve"> </w:t>
-      </w:r>
-      <w:proofErr w:type="spellStart"/>
-      <w:r>
-        <w:t>Cases</w:t>
-      </w:r>
-      <w:proofErr w:type="spellEnd"/>
-      <w:r>
-        <w:t>:</w:t>
-      </w:r>
-    </w:p>
-    <w:p/>
-    <w:p>
-      <w:r>
-        <w:t>1. Найти объект по тексту/карте</w:t>
-      </w:r>
-    </w:p>
-    <w:p>
-      <w:r>
-        <w:t>2. Использовать «Режим отчаяния»</w:t>
-      </w:r>
-    </w:p>
-    <w:p>
-      <w:r>
-        <w:t>3. Применить ситуативный профиль</w:t>
-      </w:r>
-    </w:p>
-    <w:p>
-      <w:r>
-        <w:t>4. Построить комфорт-маршрут</w:t>
-      </w:r>
-    </w:p>
-    <w:p>
-      <w:r>
-        <w:t>5. Добавить новую точку</w:t>
-      </w:r>
-    </w:p>
-    <w:p>
-      <w:r>
-        <w:t>6. Подтвердить/оспорить точку</w:t>
-      </w:r>
-    </w:p>
-    <w:p>
-      <w:r>
-        <w:t>7. Задать вопрос ИИ-ассистенту</w:t>
-      </w:r>
-    </w:p>
-    <w:p>
-      <w:r>
-        <w:t>8. Работать офлайн и синхронизироваться</w:t>
-      </w:r>
-    </w:p>
-    <w:p>
-      <w:r>
-        <w:t xml:space="preserve">9. Получать </w:t>
-      </w:r>
-      <w:proofErr w:type="spellStart"/>
-      <w:r>
-        <w:t>push</w:t>
-      </w:r>
-      <w:proofErr w:type="spellEnd"/>
-      <w:r>
-        <w:t>-уведомления</w:t>
-      </w:r>
-    </w:p>
-    <w:p>
-      <w:r>
-        <w:t>10. Вести профиль/геймификация</w:t>
-      </w:r>
-    </w:p>
-    <w:p/>
-    <w:p>
-      <w:r>
-        <w:t>---</w:t>
-      </w:r>
-    </w:p>
-    <w:p/>
-    <w:p>
-      <w:r>
-        <w:t xml:space="preserve">7. Приоритезация </w:t>
-      </w:r>
-      <w:proofErr w:type="spellStart"/>
-      <w:r>
-        <w:t>MoSCoW</w:t>
-      </w:r>
-      <w:proofErr w:type="spellEnd"/>
+        <w:t>7. Приоритезация MoSCoW</w:t>
+      </w:r>
     </w:p>
     <w:p/>
     <w:p>
@@ -1981,67 +2594,149 @@
         <w:t>🟥</w:t>
       </w:r>
       <w:r>
-        <w:t xml:space="preserve"> </w:t>
-      </w:r>
-      <w:proofErr w:type="spellStart"/>
-      <w:r>
-        <w:t>Must</w:t>
-      </w:r>
-      <w:proofErr w:type="spellEnd"/>
-      <w:r>
-        <w:t xml:space="preserve"> (обязательно для MVP)</w:t>
+        <w:t xml:space="preserve"> Must (обязательно для MVP)</w:t>
       </w:r>
     </w:p>
     <w:p/>
     <w:p>
       <w:r>
-        <w:t>· FR-01 Отображение карты с объектами</w:t>
+        <w:t xml:space="preserve">· </w:t>
+      </w:r>
+      <w:r>
+        <w:t xml:space="preserve">ФУНКЦИОНАЛЬНОЕ ТРЕБОВАНИЕ </w:t>
+      </w:r>
+      <w:r>
+        <w:t>-01 Отображение карты с объектами</w:t>
+      </w:r>
+    </w:p>
+    <w:p>
+      <w:r>
+        <w:t xml:space="preserve">· </w:t>
+      </w:r>
+      <w:r>
+        <w:t xml:space="preserve">ФУНКЦИОНАЛЬНОЕ ТРЕБОВАНИЕ </w:t>
+      </w:r>
+      <w:r>
+        <w:t>-02 Текстовый поиск ближайших</w:t>
+      </w:r>
+    </w:p>
+    <w:p>
+      <w:r>
+        <w:t xml:space="preserve">· </w:t>
+      </w:r>
+      <w:r>
+        <w:t xml:space="preserve">ФУНКЦИОНАЛЬНОЕ ТРЕБОВАНИЕ </w:t>
+      </w:r>
+      <w:r>
+        <w:t>-03 «Режим отчаяния»</w:t>
+      </w:r>
+    </w:p>
+    <w:p>
+      <w:r>
+        <w:t xml:space="preserve">· </w:t>
+      </w:r>
+      <w:r>
+        <w:t xml:space="preserve">ФУНКЦИОНАЛЬНОЕ ТРЕБОВАНИЕ </w:t>
+      </w:r>
+      <w:r>
+        <w:t>-06 Добавление точки</w:t>
+      </w:r>
+    </w:p>
+    <w:p>
+      <w:r>
+        <w:t xml:space="preserve">· </w:t>
+      </w:r>
+      <w:r>
+        <w:t xml:space="preserve">ФУНКЦИОНАЛЬНОЕ ТРЕБОВАНИЕ </w:t>
+      </w:r>
+      <w:r>
+        <w:t>-07 Подтверждение</w:t>
+      </w:r>
+      <w:r>
+        <w:t xml:space="preserve"> или </w:t>
+      </w:r>
+      <w:r>
+        <w:t>жалоба</w:t>
       </w:r>
     </w:p>
     <w:p>
       <w:r>
         <w:lastRenderedPageBreak/>
-        <w:t>· FR-02 Текстовый поиск ближайших</w:t>
-      </w:r>
-    </w:p>
-    <w:p>
-      <w:r>
-        <w:t>· FR-03 «Режим отчаяния»</w:t>
-      </w:r>
-    </w:p>
-    <w:p>
-      <w:r>
-        <w:t>· FR-06 Добавление точки</w:t>
-      </w:r>
-    </w:p>
-    <w:p>
-      <w:r>
-        <w:t>· FR-07 Подтверждение/жалоба</w:t>
-      </w:r>
-    </w:p>
-    <w:p>
-      <w:r>
-        <w:t>· FR-09 Фильтры по атрибутам</w:t>
-      </w:r>
-    </w:p>
-    <w:p>
-      <w:r>
-        <w:t>· FR-10 Офлайн-режим (базовый)</w:t>
-      </w:r>
-    </w:p>
-    <w:p>
-      <w:r>
-        <w:t>· NFR-01…NFR-07 (производительность, надёжность)</w:t>
-      </w:r>
-    </w:p>
-    <w:p>
-      <w:r>
-        <w:t>· NFR-08, NFR-09, NFR-10 (безопасность, 152-ФЗ)</w:t>
-      </w:r>
-    </w:p>
-    <w:p>
-      <w:r>
-        <w:t>· NFR-12, NFR-13 (русский, доступность)</w:t>
+        <w:t xml:space="preserve">· </w:t>
+      </w:r>
+      <w:r>
+        <w:t xml:space="preserve">ФУНКЦИОНАЛЬНОЕ ТРЕБОВАНИЕ </w:t>
+      </w:r>
+      <w:r>
+        <w:t>-09 Фильтры по атрибутам</w:t>
+      </w:r>
+    </w:p>
+    <w:p>
+      <w:r>
+        <w:t xml:space="preserve">· </w:t>
+      </w:r>
+      <w:r>
+        <w:t xml:space="preserve">ФУНКЦИОНАЛЬНОЕ ТРЕБОВАНИЕ </w:t>
+      </w:r>
+      <w:r>
+        <w:t>-10 Офлайн-режим (базовый)</w:t>
+      </w:r>
+    </w:p>
+    <w:p>
+      <w:r>
+        <w:t>· N</w:t>
+      </w:r>
+      <w:r>
+        <w:t xml:space="preserve">ФУНКЦИОНАЛЬНОЕ ТРЕБОВАНИЕ </w:t>
+      </w:r>
+      <w:r>
+        <w:t>-01…N</w:t>
+      </w:r>
+      <w:r>
+        <w:t xml:space="preserve">ФУНКЦИОНАЛЬНОЕ ТРЕБОВАНИЕ </w:t>
+      </w:r>
+      <w:r>
+        <w:t>-07 (производительность, надёжность)</w:t>
+      </w:r>
+    </w:p>
+    <w:p>
+      <w:r>
+        <w:t>· N</w:t>
+      </w:r>
+      <w:r>
+        <w:t xml:space="preserve">ФУНКЦИОНАЛЬНОЕ ТРЕБОВАНИЕ </w:t>
+      </w:r>
+      <w:r>
+        <w:t>-08, N</w:t>
+      </w:r>
+      <w:r>
+        <w:t xml:space="preserve">ФУНКЦИОНАЛЬНОЕ ТРЕБОВАНИЕ </w:t>
+      </w:r>
+      <w:r>
+        <w:t>-09, N</w:t>
+      </w:r>
+      <w:r>
+        <w:t xml:space="preserve">ФУНКЦИОНАЛЬНОЕ ТРЕБОВАНИЕ </w:t>
+      </w:r>
+      <w:r>
+        <w:t>-10 (безопасность, 152-ФЗ)</w:t>
+      </w:r>
+    </w:p>
+    <w:p>
+      <w:r>
+        <w:t>· N</w:t>
+      </w:r>
+      <w:r>
+        <w:t xml:space="preserve">ФУНКЦИОНАЛЬНОЕ ТРЕБОВАНИЕ </w:t>
+      </w:r>
+      <w:r>
+        <w:t>-12, N</w:t>
+      </w:r>
+      <w:r>
+        <w:t xml:space="preserve">ФУНКЦИОНАЛЬНОЕ ТРЕБОВАНИЕ </w:t>
+      </w:r>
+      <w:r>
+        <w:t>-13 (русский, доступность)</w:t>
       </w:r>
     </w:p>
     <w:p/>
@@ -2053,41 +2748,75 @@
         <w:t>🟧</w:t>
       </w:r>
       <w:r>
-        <w:t xml:space="preserve"> </w:t>
-      </w:r>
-      <w:proofErr w:type="spellStart"/>
-      <w:r>
-        <w:t>Should</w:t>
-      </w:r>
-      <w:proofErr w:type="spellEnd"/>
-      <w:r>
-        <w:t xml:space="preserve"> (важно, но можно во вторую итерацию)</w:t>
+        <w:t xml:space="preserve"> Should (важно, но можно во вторую итерацию)</w:t>
       </w:r>
     </w:p>
     <w:p/>
     <w:p>
       <w:r>
-        <w:t>· FR-04 Ситуативные профили</w:t>
-      </w:r>
-    </w:p>
-    <w:p>
-      <w:r>
-        <w:t>· FR-05 Комфорт-маршрут</w:t>
-      </w:r>
-    </w:p>
-    <w:p>
-      <w:r>
-        <w:t>· FR-08 Текстовый ИИ-ассистент</w:t>
-      </w:r>
-    </w:p>
-    <w:p>
-      <w:r>
-        <w:t>· NFR-14 (UX одной рукой) — частично</w:t>
-      </w:r>
-    </w:p>
-    <w:p>
-      <w:r>
-        <w:t>· NFR-16, NFR-17 (стоимость ИИ, кэш)</w:t>
+        <w:t xml:space="preserve">· </w:t>
+      </w:r>
+      <w:r>
+        <w:t xml:space="preserve">ФУНКЦИОНАЛЬНОЕ ТРЕБОВАНИЕ </w:t>
+      </w:r>
+      <w:r>
+        <w:t>-04 Ситуативные профили</w:t>
+      </w:r>
+    </w:p>
+    <w:p>
+      <w:r>
+        <w:t xml:space="preserve">· </w:t>
+      </w:r>
+      <w:r>
+        <w:t xml:space="preserve">ФУНКЦИОНАЛЬНОЕ ТРЕБОВАНИЕ </w:t>
+      </w:r>
+      <w:r>
+        <w:t>-05 Комфорт-маршрут</w:t>
+      </w:r>
+    </w:p>
+    <w:p>
+      <w:r>
+        <w:t xml:space="preserve">· </w:t>
+      </w:r>
+      <w:r>
+        <w:t xml:space="preserve">ФУНКЦИОНАЛЬНОЕ ТРЕБОВАНИЕ </w:t>
+      </w:r>
+      <w:r>
+        <w:t>-08 Текстовый ИИ-ассистент</w:t>
+      </w:r>
+    </w:p>
+    <w:p>
+      <w:r>
+        <w:t>· N</w:t>
+      </w:r>
+      <w:r>
+        <w:t xml:space="preserve">ФУНКЦИОНАЛЬНОЕ ТРЕБОВАНИЕ </w:t>
+      </w:r>
+      <w:r>
+        <w:t xml:space="preserve">-14 (UX одной рукой) </w:t>
+      </w:r>
+      <w:r>
+        <w:t>-</w:t>
+      </w:r>
+      <w:r>
+        <w:t xml:space="preserve"> частично</w:t>
+      </w:r>
+    </w:p>
+    <w:p>
+      <w:r>
+        <w:t>· N</w:t>
+      </w:r>
+      <w:r>
+        <w:t xml:space="preserve">ФУНКЦИОНАЛЬНОЕ ТРЕБОВАНИЕ </w:t>
+      </w:r>
+      <w:r>
+        <w:t>-16, N</w:t>
+      </w:r>
+      <w:r>
+        <w:t xml:space="preserve">ФУНКЦИОНАЛЬНОЕ ТРЕБОВАНИЕ </w:t>
+      </w:r>
+      <w:r>
+        <w:t>-17 (стоимость ИИ, кэш)</w:t>
       </w:r>
     </w:p>
     <w:p/>
@@ -2099,39 +2828,41 @@
         <w:t>🟨</w:t>
       </w:r>
       <w:r>
-        <w:t xml:space="preserve"> </w:t>
-      </w:r>
-      <w:proofErr w:type="spellStart"/>
-      <w:r>
-        <w:t>Could</w:t>
-      </w:r>
-      <w:proofErr w:type="spellEnd"/>
-      <w:r>
-        <w:t xml:space="preserve"> (приятный бонус)</w:t>
+        <w:t xml:space="preserve"> Could (приятный бонус)</w:t>
       </w:r>
     </w:p>
     <w:p/>
     <w:p>
       <w:r>
-        <w:t xml:space="preserve">· FR-11 </w:t>
-      </w:r>
-      <w:proofErr w:type="spellStart"/>
-      <w:r>
-        <w:t>Push</w:t>
-      </w:r>
-      <w:proofErr w:type="spellEnd"/>
-      <w:r>
-        <w:t>-уведомления</w:t>
-      </w:r>
-    </w:p>
-    <w:p>
-      <w:r>
-        <w:t>· FR-12 Профиль и геймификация</w:t>
-      </w:r>
-    </w:p>
-    <w:p>
-      <w:r>
-        <w:t>· NFR-12b (английская локализация)</w:t>
+        <w:t xml:space="preserve">· </w:t>
+      </w:r>
+      <w:r>
+        <w:t xml:space="preserve">ФУНКЦИОНАЛЬНОЕ ТРЕБОВАНИЕ </w:t>
+      </w:r>
+      <w:r>
+        <w:t>-11 Push-уведомления</w:t>
+      </w:r>
+    </w:p>
+    <w:p>
+      <w:r>
+        <w:t xml:space="preserve">· </w:t>
+      </w:r>
+      <w:r>
+        <w:t xml:space="preserve">ФУНКЦИОНАЛЬНОЕ ТРЕБОВАНИЕ </w:t>
+      </w:r>
+      <w:r>
+        <w:t>-12 Профиль и геймификация</w:t>
+      </w:r>
+    </w:p>
+    <w:p>
+      <w:r>
+        <w:t>· N</w:t>
+      </w:r>
+      <w:r>
+        <w:t xml:space="preserve">ФУНКЦИОНАЛЬНОЕ ТРЕБОВАНИЕ </w:t>
+      </w:r>
+      <w:r>
+        <w:t>-12b (английская локализация)</w:t>
       </w:r>
     </w:p>
     <w:p/>
@@ -2143,21 +2874,19 @@
         <w:t>⬛</w:t>
       </w:r>
       <w:r>
-        <w:t xml:space="preserve"> </w:t>
-      </w:r>
-      <w:proofErr w:type="spellStart"/>
-      <w:r>
-        <w:t>Won't</w:t>
-      </w:r>
-      <w:proofErr w:type="spellEnd"/>
-      <w:r>
-        <w:t xml:space="preserve"> (не в этой версии)</w:t>
+        <w:t xml:space="preserve"> Won't (не в этой версии)</w:t>
       </w:r>
     </w:p>
     <w:p/>
     <w:p>
       <w:r>
-        <w:t>· Фото-распознавание (OCR) — осознанно исключено</w:t>
+        <w:t xml:space="preserve">· Фото-распознавание (OCR) </w:t>
+      </w:r>
+      <w:r>
+        <w:t>-</w:t>
+      </w:r>
+      <w:r>
+        <w:t xml:space="preserve"> осознанно исключено</w:t>
       </w:r>
     </w:p>
     <w:p>
@@ -2167,6 +2896,7 @@
     </w:p>
     <w:p>
       <w:r>
+        <w:lastRenderedPageBreak/>
         <w:t>· Соцсеть и лента</w:t>
       </w:r>
     </w:p>
@@ -2177,7 +2907,6 @@
     </w:p>
     <w:p>
       <w:r>
-        <w:lastRenderedPageBreak/>
         <w:t>· Интеграция с госуслугами</w:t>
       </w:r>
     </w:p>
@@ -2195,100 +2924,113 @@
     </w:p>
     <w:p/>
     <w:p>
-      <w:proofErr w:type="spellStart"/>
-      <w:r>
-        <w:t>Must</w:t>
-      </w:r>
-      <w:proofErr w:type="spellEnd"/>
-      <w:r>
-        <w:t>-набор MVP: карта + текстовый поиск + «режим отчаяния» + добавление/подтверждение + фильтры + офлайн.</w:t>
-      </w:r>
-    </w:p>
-    <w:p>
-      <w:r>
-        <w:t>Город пилота: один район/город (например, Москва, Центральный АО).</w:t>
-      </w:r>
-    </w:p>
-    <w:p>
-      <w:r>
-        <w:t>Источники данных: OSM/</w:t>
-      </w:r>
-      <w:proofErr w:type="spellStart"/>
-      <w:r>
-        <w:t>Overpass</w:t>
-      </w:r>
-      <w:proofErr w:type="spellEnd"/>
-      <w:r>
-        <w:t xml:space="preserve"> (база) + краудсорсинг (свежесть) + 2ГИС (опционально, при наличии лимита).</w:t>
-      </w:r>
-    </w:p>
-    <w:p>
-      <w:r>
-        <w:t xml:space="preserve">Технологический минимум: </w:t>
-      </w:r>
-      <w:proofErr w:type="spellStart"/>
-      <w:r>
-        <w:t>React</w:t>
-      </w:r>
-      <w:proofErr w:type="spellEnd"/>
-      <w:r>
-        <w:t xml:space="preserve"> </w:t>
-      </w:r>
-      <w:proofErr w:type="spellStart"/>
-      <w:r>
-        <w:t>Native</w:t>
-      </w:r>
-      <w:proofErr w:type="spellEnd"/>
-      <w:r>
-        <w:t>/</w:t>
-      </w:r>
-      <w:proofErr w:type="spellStart"/>
-      <w:r>
-        <w:t>Flutter</w:t>
-      </w:r>
-      <w:proofErr w:type="spellEnd"/>
-      <w:r>
-        <w:t xml:space="preserve">, </w:t>
-      </w:r>
-      <w:proofErr w:type="spellStart"/>
-      <w:r>
-        <w:t>MapLibre</w:t>
-      </w:r>
-      <w:proofErr w:type="spellEnd"/>
-      <w:r>
-        <w:t>/</w:t>
-      </w:r>
-      <w:proofErr w:type="spellStart"/>
-      <w:r>
-        <w:t>Mapbox</w:t>
-      </w:r>
-      <w:proofErr w:type="spellEnd"/>
-      <w:r>
-        <w:t xml:space="preserve"> (офлайн-карты), </w:t>
-      </w:r>
-      <w:proofErr w:type="spellStart"/>
-      <w:r>
-        <w:t>Overpass</w:t>
-      </w:r>
-      <w:proofErr w:type="spellEnd"/>
-      <w:r>
-        <w:t xml:space="preserve"> API, </w:t>
-      </w:r>
-      <w:proofErr w:type="spellStart"/>
-      <w:r>
-        <w:t>PostgreSQL+PostGIS</w:t>
-      </w:r>
-      <w:proofErr w:type="spellEnd"/>
-      <w:r>
-        <w:t xml:space="preserve">, дешёвая LLM (GPT-4o-mini / </w:t>
-      </w:r>
-      <w:proofErr w:type="spellStart"/>
-      <w:r>
-        <w:t>YandexGPT</w:t>
-      </w:r>
-      <w:proofErr w:type="spellEnd"/>
-      <w:r>
-        <w:t xml:space="preserve"> Lite) — только для текста.</w:t>
+      <w:r>
+        <w:t xml:space="preserve">Must-набор MVP: карта </w:t>
+      </w:r>
+      <w:r>
+        <w:t>и</w:t>
+      </w:r>
+      <w:r>
+        <w:t xml:space="preserve"> текстовый поиск </w:t>
+      </w:r>
+      <w:r>
+        <w:t>и</w:t>
+      </w:r>
+      <w:r>
+        <w:t xml:space="preserve"> «режим отчаяния» </w:t>
+      </w:r>
+      <w:r>
+        <w:t>и</w:t>
+      </w:r>
+      <w:r>
+        <w:t xml:space="preserve"> добавление</w:t>
+      </w:r>
+      <w:r>
+        <w:t xml:space="preserve"> или </w:t>
+      </w:r>
+      <w:r>
+        <w:t xml:space="preserve">подтверждение </w:t>
+      </w:r>
+      <w:r>
+        <w:t>и</w:t>
+      </w:r>
+      <w:r>
+        <w:t xml:space="preserve"> фильтры </w:t>
+      </w:r>
+      <w:r>
+        <w:t>и</w:t>
+      </w:r>
+      <w:r>
+        <w:t xml:space="preserve"> офлайн.</w:t>
+      </w:r>
+    </w:p>
+    <w:p>
+      <w:r>
+        <w:t>Город пилота: один район</w:t>
+      </w:r>
+      <w:r>
+        <w:t xml:space="preserve"> или </w:t>
+      </w:r>
+      <w:r>
+        <w:t>город (например, Москва, Центральный АО).</w:t>
+      </w:r>
+    </w:p>
+    <w:p>
+      <w:r>
+        <w:t>Источники данных: OSM</w:t>
+      </w:r>
+      <w:r>
+        <w:t xml:space="preserve"> или </w:t>
+      </w:r>
+      <w:r>
+        <w:t xml:space="preserve">Overpass (база) </w:t>
+      </w:r>
+      <w:r>
+        <w:t>и</w:t>
+      </w:r>
+      <w:r>
+        <w:t xml:space="preserve"> краудсорсинг (свежесть) </w:t>
+      </w:r>
+      <w:r>
+        <w:t>и</w:t>
+      </w:r>
+      <w:r>
+        <w:t xml:space="preserve"> 2ГИС (опционально, при наличии лимита).</w:t>
+      </w:r>
+    </w:p>
+    <w:p>
+      <w:r>
+        <w:t>Технологический минимум: React Native</w:t>
+      </w:r>
+      <w:r>
+        <w:t xml:space="preserve"> или </w:t>
+      </w:r>
+      <w:r>
+        <w:t>Flutter, MapLibre</w:t>
+      </w:r>
+      <w:r>
+        <w:t xml:space="preserve"> или </w:t>
+      </w:r>
+      <w:r>
+        <w:t>Mapbox (офлайн-карты), Overpass API, PostgreSQL</w:t>
+      </w:r>
+      <w:r>
+        <w:t>и</w:t>
+      </w:r>
+      <w:r>
+        <w:t xml:space="preserve">PostGIS, дешёвая LLM (GPT-4o-mini </w:t>
+      </w:r>
+      <w:r>
+        <w:t xml:space="preserve"> или </w:t>
+      </w:r>
+      <w:r>
+        <w:t xml:space="preserve"> YandexGPT Lite) </w:t>
+      </w:r>
+      <w:r>
+        <w:t>-</w:t>
+      </w:r>
+      <w:r>
+        <w:t xml:space="preserve"> только для текста.</w:t>
       </w:r>
     </w:p>
     <w:sectPr>
@@ -2304,6 +3046,92 @@
 <file path=word/numbering.xml><?xml version="1.0" encoding="utf-8"?>
 <w:numbering xmlns:wpc="http://schemas.microsoft.com/office/word/2010/wordprocessingCanvas" xmlns:cx="http://schemas.microsoft.com/office/drawing/2014/chartex" xmlns:cx1="http://schemas.microsoft.com/office/drawing/2015/9/8/chartex" xmlns:cx2="http://schemas.microsoft.com/office/drawing/2015/10/21/chartex" xmlns:cx3="http://schemas.microsoft.com/office/drawing/2016/5/9/chartex" xmlns:cx4="http://schemas.microsoft.com/office/drawing/2016/5/10/chartex" xmlns:cx5="http://schemas.microsoft.com/office/drawing/2016/5/11/chartex" xmlns:cx6="http://schemas.microsoft.com/office/drawing/2016/5/12/chartex" xmlns:cx7="http://schemas.microsoft.com/office/drawing/2016/5/13/chartex" xmlns:cx8="http://schemas.microsoft.com/office/drawing/2016/5/14/chartex" xmlns:mc="http://schemas.openxmlformats.org/markup-compatibility/2006" xmlns:aink="http://schemas.microsoft.com/office/drawing/2016/ink" xmlns:am3d="http://schemas.microsoft.com/office/drawing/2017/model3d" xmlns:o="urn:schemas-microsoft-com:office:office" xmlns:oel="http://schemas.microsoft.com/office/2019/extlst" xmlns:r="http://schemas.openxmlformats.org/officeDocument/2006/relationships" xmlns:m="http://schemas.openxmlformats.org/officeDocument/2006/math" xmlns:v="urn:schemas-microsoft-com:vml" xmlns:wp14="http://schemas.microsoft.com/office/word/2010/wordprocessingDrawing" xmlns:wp="http://schemas.openxmlformats.org/drawingml/2006/wordprocessingDrawing" xmlns:w10="urn:schemas-microsoft-com:office:word" xmlns:w="http://schemas.openxmlformats.org/wordprocessingml/2006/main" xmlns:w14="http://schemas.microsoft.com/office/word/2010/wordml" xmlns:w15="http://schemas.microsoft.com/office/word/2012/wordml" xmlns:w16cex="http://schemas.microsoft.com/office/word/2018/wordml/cex" xmlns:w16cid="http://schemas.microsoft.com/office/word/2016/wordml/cid" xmlns:w16="http://schemas.microsoft.com/office/word/2018/wordml" xmlns:w16sdtdh="http://schemas.microsoft.com/office/word/2020/wordml/sdtdatahash" xmlns:w16se="http://schemas.microsoft.com/office/word/2015/wordml/symex" xmlns:wpg="http://schemas.microsoft.com/office/word/2010/wordprocessingGroup" xmlns:wpi="http://schemas.microsoft.com/office/word/2010/wordprocessingInk" xmlns:wne="http://schemas.microsoft.com/office/word/2006/wordml" xmlns:wps="http://schemas.microsoft.com/office/word/2010/wordprocessingShape" mc:Ignorable="w14 w15 w16se w16cid w16 w16cex w16sdtdh wp14">
   <w:abstractNum w:abstractNumId="0" w15:restartNumberingAfterBreak="0">
+    <w:nsid w:val="0010045F"/>
+    <w:multiLevelType w:val="multilevel"/>
+    <w:tmpl w:val="0419001F"/>
+    <w:lvl w:ilvl="0">
+      <w:start w:val="1"/>
+      <w:numFmt w:val="decimal"/>
+      <w:lvlText w:val="%1."/>
+      <w:lvlJc w:val="left"/>
+      <w:pPr>
+        <w:ind w:left="360" w:hanging="360"/>
+      </w:pPr>
+    </w:lvl>
+    <w:lvl w:ilvl="1">
+      <w:start w:val="1"/>
+      <w:numFmt w:val="decimal"/>
+      <w:lvlText w:val="%1.%2."/>
+      <w:lvlJc w:val="left"/>
+      <w:pPr>
+        <w:ind w:left="792" w:hanging="432"/>
+      </w:pPr>
+    </w:lvl>
+    <w:lvl w:ilvl="2">
+      <w:start w:val="1"/>
+      <w:numFmt w:val="decimal"/>
+      <w:lvlText w:val="%1.%2.%3."/>
+      <w:lvlJc w:val="left"/>
+      <w:pPr>
+        <w:ind w:left="1224" w:hanging="504"/>
+      </w:pPr>
+    </w:lvl>
+    <w:lvl w:ilvl="3">
+      <w:start w:val="1"/>
+      <w:numFmt w:val="decimal"/>
+      <w:lvlText w:val="%1.%2.%3.%4."/>
+      <w:lvlJc w:val="left"/>
+      <w:pPr>
+        <w:ind w:left="1728" w:hanging="648"/>
+      </w:pPr>
+    </w:lvl>
+    <w:lvl w:ilvl="4">
+      <w:start w:val="1"/>
+      <w:numFmt w:val="decimal"/>
+      <w:lvlText w:val="%1.%2.%3.%4.%5."/>
+      <w:lvlJc w:val="left"/>
+      <w:pPr>
+        <w:ind w:left="2232" w:hanging="792"/>
+      </w:pPr>
+    </w:lvl>
+    <w:lvl w:ilvl="5">
+      <w:start w:val="1"/>
+      <w:numFmt w:val="decimal"/>
+      <w:lvlText w:val="%1.%2.%3.%4.%5.%6."/>
+      <w:lvlJc w:val="left"/>
+      <w:pPr>
+        <w:ind w:left="2736" w:hanging="936"/>
+      </w:pPr>
+    </w:lvl>
+    <w:lvl w:ilvl="6">
+      <w:start w:val="1"/>
+      <w:numFmt w:val="decimal"/>
+      <w:lvlText w:val="%1.%2.%3.%4.%5.%6.%7."/>
+      <w:lvlJc w:val="left"/>
+      <w:pPr>
+        <w:ind w:left="3240" w:hanging="1080"/>
+      </w:pPr>
+    </w:lvl>
+    <w:lvl w:ilvl="7">
+      <w:start w:val="1"/>
+      <w:numFmt w:val="decimal"/>
+      <w:lvlText w:val="%1.%2.%3.%4.%5.%6.%7.%8."/>
+      <w:lvlJc w:val="left"/>
+      <w:pPr>
+        <w:ind w:left="3744" w:hanging="1224"/>
+      </w:pPr>
+    </w:lvl>
+    <w:lvl w:ilvl="8">
+      <w:start w:val="1"/>
+      <w:numFmt w:val="decimal"/>
+      <w:lvlText w:val="%1.%2.%3.%4.%5.%6.%7.%8.%9."/>
+      <w:lvlJc w:val="left"/>
+      <w:pPr>
+        <w:ind w:left="4320" w:hanging="1440"/>
+      </w:pPr>
+    </w:lvl>
+  </w:abstractNum>
+  <w:abstractNum w:abstractNumId="1" w15:restartNumberingAfterBreak="0">
     <w:nsid w:val="046D00E9"/>
     <w:multiLevelType w:val="multilevel"/>
     <w:tmpl w:val="0419001F"/>
@@ -2389,7 +3217,7 @@
       </w:pPr>
     </w:lvl>
   </w:abstractNum>
-  <w:abstractNum w:abstractNumId="1" w15:restartNumberingAfterBreak="0">
+  <w:abstractNum w:abstractNumId="2" w15:restartNumberingAfterBreak="0">
     <w:nsid w:val="05CA40EC"/>
     <w:multiLevelType w:val="multilevel"/>
     <w:tmpl w:val="0419001F"/>
@@ -2475,7 +3303,179 @@
       </w:pPr>
     </w:lvl>
   </w:abstractNum>
-  <w:abstractNum w:abstractNumId="2" w15:restartNumberingAfterBreak="0">
+  <w:abstractNum w:abstractNumId="3" w15:restartNumberingAfterBreak="0">
+    <w:nsid w:val="06EE7D35"/>
+    <w:multiLevelType w:val="multilevel"/>
+    <w:tmpl w:val="0419001F"/>
+    <w:lvl w:ilvl="0">
+      <w:start w:val="1"/>
+      <w:numFmt w:val="decimal"/>
+      <w:lvlText w:val="%1."/>
+      <w:lvlJc w:val="left"/>
+      <w:pPr>
+        <w:ind w:left="360" w:hanging="360"/>
+      </w:pPr>
+    </w:lvl>
+    <w:lvl w:ilvl="1">
+      <w:start w:val="1"/>
+      <w:numFmt w:val="decimal"/>
+      <w:lvlText w:val="%1.%2."/>
+      <w:lvlJc w:val="left"/>
+      <w:pPr>
+        <w:ind w:left="792" w:hanging="432"/>
+      </w:pPr>
+    </w:lvl>
+    <w:lvl w:ilvl="2">
+      <w:start w:val="1"/>
+      <w:numFmt w:val="decimal"/>
+      <w:lvlText w:val="%1.%2.%3."/>
+      <w:lvlJc w:val="left"/>
+      <w:pPr>
+        <w:ind w:left="1224" w:hanging="504"/>
+      </w:pPr>
+    </w:lvl>
+    <w:lvl w:ilvl="3">
+      <w:start w:val="1"/>
+      <w:numFmt w:val="decimal"/>
+      <w:lvlText w:val="%1.%2.%3.%4."/>
+      <w:lvlJc w:val="left"/>
+      <w:pPr>
+        <w:ind w:left="1728" w:hanging="648"/>
+      </w:pPr>
+    </w:lvl>
+    <w:lvl w:ilvl="4">
+      <w:start w:val="1"/>
+      <w:numFmt w:val="decimal"/>
+      <w:lvlText w:val="%1.%2.%3.%4.%5."/>
+      <w:lvlJc w:val="left"/>
+      <w:pPr>
+        <w:ind w:left="2232" w:hanging="792"/>
+      </w:pPr>
+    </w:lvl>
+    <w:lvl w:ilvl="5">
+      <w:start w:val="1"/>
+      <w:numFmt w:val="decimal"/>
+      <w:lvlText w:val="%1.%2.%3.%4.%5.%6."/>
+      <w:lvlJc w:val="left"/>
+      <w:pPr>
+        <w:ind w:left="2736" w:hanging="936"/>
+      </w:pPr>
+    </w:lvl>
+    <w:lvl w:ilvl="6">
+      <w:start w:val="1"/>
+      <w:numFmt w:val="decimal"/>
+      <w:lvlText w:val="%1.%2.%3.%4.%5.%6.%7."/>
+      <w:lvlJc w:val="left"/>
+      <w:pPr>
+        <w:ind w:left="3240" w:hanging="1080"/>
+      </w:pPr>
+    </w:lvl>
+    <w:lvl w:ilvl="7">
+      <w:start w:val="1"/>
+      <w:numFmt w:val="decimal"/>
+      <w:lvlText w:val="%1.%2.%3.%4.%5.%6.%7.%8."/>
+      <w:lvlJc w:val="left"/>
+      <w:pPr>
+        <w:ind w:left="3744" w:hanging="1224"/>
+      </w:pPr>
+    </w:lvl>
+    <w:lvl w:ilvl="8">
+      <w:start w:val="1"/>
+      <w:numFmt w:val="decimal"/>
+      <w:lvlText w:val="%1.%2.%3.%4.%5.%6.%7.%8.%9."/>
+      <w:lvlJc w:val="left"/>
+      <w:pPr>
+        <w:ind w:left="4320" w:hanging="1440"/>
+      </w:pPr>
+    </w:lvl>
+  </w:abstractNum>
+  <w:abstractNum w:abstractNumId="4" w15:restartNumberingAfterBreak="0">
+    <w:nsid w:val="09564775"/>
+    <w:multiLevelType w:val="multilevel"/>
+    <w:tmpl w:val="0419001F"/>
+    <w:lvl w:ilvl="0">
+      <w:start w:val="1"/>
+      <w:numFmt w:val="decimal"/>
+      <w:lvlText w:val="%1."/>
+      <w:lvlJc w:val="left"/>
+      <w:pPr>
+        <w:ind w:left="360" w:hanging="360"/>
+      </w:pPr>
+    </w:lvl>
+    <w:lvl w:ilvl="1">
+      <w:start w:val="1"/>
+      <w:numFmt w:val="decimal"/>
+      <w:lvlText w:val="%1.%2."/>
+      <w:lvlJc w:val="left"/>
+      <w:pPr>
+        <w:ind w:left="792" w:hanging="432"/>
+      </w:pPr>
+    </w:lvl>
+    <w:lvl w:ilvl="2">
+      <w:start w:val="1"/>
+      <w:numFmt w:val="decimal"/>
+      <w:lvlText w:val="%1.%2.%3."/>
+      <w:lvlJc w:val="left"/>
+      <w:pPr>
+        <w:ind w:left="1224" w:hanging="504"/>
+      </w:pPr>
+    </w:lvl>
+    <w:lvl w:ilvl="3">
+      <w:start w:val="1"/>
+      <w:numFmt w:val="decimal"/>
+      <w:lvlText w:val="%1.%2.%3.%4."/>
+      <w:lvlJc w:val="left"/>
+      <w:pPr>
+        <w:ind w:left="1728" w:hanging="648"/>
+      </w:pPr>
+    </w:lvl>
+    <w:lvl w:ilvl="4">
+      <w:start w:val="1"/>
+      <w:numFmt w:val="decimal"/>
+      <w:lvlText w:val="%1.%2.%3.%4.%5."/>
+      <w:lvlJc w:val="left"/>
+      <w:pPr>
+        <w:ind w:left="2232" w:hanging="792"/>
+      </w:pPr>
+    </w:lvl>
+    <w:lvl w:ilvl="5">
+      <w:start w:val="1"/>
+      <w:numFmt w:val="decimal"/>
+      <w:lvlText w:val="%1.%2.%3.%4.%5.%6."/>
+      <w:lvlJc w:val="left"/>
+      <w:pPr>
+        <w:ind w:left="2736" w:hanging="936"/>
+      </w:pPr>
+    </w:lvl>
+    <w:lvl w:ilvl="6">
+      <w:start w:val="1"/>
+      <w:numFmt w:val="decimal"/>
+      <w:lvlText w:val="%1.%2.%3.%4.%5.%6.%7."/>
+      <w:lvlJc w:val="left"/>
+      <w:pPr>
+        <w:ind w:left="3240" w:hanging="1080"/>
+      </w:pPr>
+    </w:lvl>
+    <w:lvl w:ilvl="7">
+      <w:start w:val="1"/>
+      <w:numFmt w:val="decimal"/>
+      <w:lvlText w:val="%1.%2.%3.%4.%5.%6.%7.%8."/>
+      <w:lvlJc w:val="left"/>
+      <w:pPr>
+        <w:ind w:left="3744" w:hanging="1224"/>
+      </w:pPr>
+    </w:lvl>
+    <w:lvl w:ilvl="8">
+      <w:start w:val="1"/>
+      <w:numFmt w:val="decimal"/>
+      <w:lvlText w:val="%1.%2.%3.%4.%5.%6.%7.%8.%9."/>
+      <w:lvlJc w:val="left"/>
+      <w:pPr>
+        <w:ind w:left="4320" w:hanging="1440"/>
+      </w:pPr>
+    </w:lvl>
+  </w:abstractNum>
+  <w:abstractNum w:abstractNumId="5" w15:restartNumberingAfterBreak="0">
     <w:nsid w:val="0ABB5DEB"/>
     <w:multiLevelType w:val="multilevel"/>
     <w:tmpl w:val="0419001F"/>
@@ -2561,7 +3561,93 @@
       </w:pPr>
     </w:lvl>
   </w:abstractNum>
-  <w:abstractNum w:abstractNumId="3" w15:restartNumberingAfterBreak="0">
+  <w:abstractNum w:abstractNumId="6" w15:restartNumberingAfterBreak="0">
+    <w:nsid w:val="12E91FFB"/>
+    <w:multiLevelType w:val="multilevel"/>
+    <w:tmpl w:val="0419001F"/>
+    <w:lvl w:ilvl="0">
+      <w:start w:val="1"/>
+      <w:numFmt w:val="decimal"/>
+      <w:lvlText w:val="%1."/>
+      <w:lvlJc w:val="left"/>
+      <w:pPr>
+        <w:ind w:left="360" w:hanging="360"/>
+      </w:pPr>
+    </w:lvl>
+    <w:lvl w:ilvl="1">
+      <w:start w:val="1"/>
+      <w:numFmt w:val="decimal"/>
+      <w:lvlText w:val="%1.%2."/>
+      <w:lvlJc w:val="left"/>
+      <w:pPr>
+        <w:ind w:left="792" w:hanging="432"/>
+      </w:pPr>
+    </w:lvl>
+    <w:lvl w:ilvl="2">
+      <w:start w:val="1"/>
+      <w:numFmt w:val="decimal"/>
+      <w:lvlText w:val="%1.%2.%3."/>
+      <w:lvlJc w:val="left"/>
+      <w:pPr>
+        <w:ind w:left="1224" w:hanging="504"/>
+      </w:pPr>
+    </w:lvl>
+    <w:lvl w:ilvl="3">
+      <w:start w:val="1"/>
+      <w:numFmt w:val="decimal"/>
+      <w:lvlText w:val="%1.%2.%3.%4."/>
+      <w:lvlJc w:val="left"/>
+      <w:pPr>
+        <w:ind w:left="1728" w:hanging="648"/>
+      </w:pPr>
+    </w:lvl>
+    <w:lvl w:ilvl="4">
+      <w:start w:val="1"/>
+      <w:numFmt w:val="decimal"/>
+      <w:lvlText w:val="%1.%2.%3.%4.%5."/>
+      <w:lvlJc w:val="left"/>
+      <w:pPr>
+        <w:ind w:left="2232" w:hanging="792"/>
+      </w:pPr>
+    </w:lvl>
+    <w:lvl w:ilvl="5">
+      <w:start w:val="1"/>
+      <w:numFmt w:val="decimal"/>
+      <w:lvlText w:val="%1.%2.%3.%4.%5.%6."/>
+      <w:lvlJc w:val="left"/>
+      <w:pPr>
+        <w:ind w:left="2736" w:hanging="936"/>
+      </w:pPr>
+    </w:lvl>
+    <w:lvl w:ilvl="6">
+      <w:start w:val="1"/>
+      <w:numFmt w:val="decimal"/>
+      <w:lvlText w:val="%1.%2.%3.%4.%5.%6.%7."/>
+      <w:lvlJc w:val="left"/>
+      <w:pPr>
+        <w:ind w:left="3240" w:hanging="1080"/>
+      </w:pPr>
+    </w:lvl>
+    <w:lvl w:ilvl="7">
+      <w:start w:val="1"/>
+      <w:numFmt w:val="decimal"/>
+      <w:lvlText w:val="%1.%2.%3.%4.%5.%6.%7.%8."/>
+      <w:lvlJc w:val="left"/>
+      <w:pPr>
+        <w:ind w:left="3744" w:hanging="1224"/>
+      </w:pPr>
+    </w:lvl>
+    <w:lvl w:ilvl="8">
+      <w:start w:val="1"/>
+      <w:numFmt w:val="decimal"/>
+      <w:lvlText w:val="%1.%2.%3.%4.%5.%6.%7.%8.%9."/>
+      <w:lvlJc w:val="left"/>
+      <w:pPr>
+        <w:ind w:left="4320" w:hanging="1440"/>
+      </w:pPr>
+    </w:lvl>
+  </w:abstractNum>
+  <w:abstractNum w:abstractNumId="7" w15:restartNumberingAfterBreak="0">
     <w:nsid w:val="13B12EFE"/>
     <w:multiLevelType w:val="multilevel"/>
     <w:tmpl w:val="0419001F"/>
@@ -2647,7 +3733,7 @@
       </w:pPr>
     </w:lvl>
   </w:abstractNum>
-  <w:abstractNum w:abstractNumId="4" w15:restartNumberingAfterBreak="0">
+  <w:abstractNum w:abstractNumId="8" w15:restartNumberingAfterBreak="0">
     <w:nsid w:val="140C4F58"/>
     <w:multiLevelType w:val="multilevel"/>
     <w:tmpl w:val="6100B8F6"/>
@@ -2760,7 +3846,93 @@
       </w:rPr>
     </w:lvl>
   </w:abstractNum>
-  <w:abstractNum w:abstractNumId="5" w15:restartNumberingAfterBreak="0">
+  <w:abstractNum w:abstractNumId="9" w15:restartNumberingAfterBreak="0">
+    <w:nsid w:val="145C30F5"/>
+    <w:multiLevelType w:val="multilevel"/>
+    <w:tmpl w:val="0419001F"/>
+    <w:lvl w:ilvl="0">
+      <w:start w:val="1"/>
+      <w:numFmt w:val="decimal"/>
+      <w:lvlText w:val="%1."/>
+      <w:lvlJc w:val="left"/>
+      <w:pPr>
+        <w:ind w:left="360" w:hanging="360"/>
+      </w:pPr>
+    </w:lvl>
+    <w:lvl w:ilvl="1">
+      <w:start w:val="1"/>
+      <w:numFmt w:val="decimal"/>
+      <w:lvlText w:val="%1.%2."/>
+      <w:lvlJc w:val="left"/>
+      <w:pPr>
+        <w:ind w:left="792" w:hanging="432"/>
+      </w:pPr>
+    </w:lvl>
+    <w:lvl w:ilvl="2">
+      <w:start w:val="1"/>
+      <w:numFmt w:val="decimal"/>
+      <w:lvlText w:val="%1.%2.%3."/>
+      <w:lvlJc w:val="left"/>
+      <w:pPr>
+        <w:ind w:left="1224" w:hanging="504"/>
+      </w:pPr>
+    </w:lvl>
+    <w:lvl w:ilvl="3">
+      <w:start w:val="1"/>
+      <w:numFmt w:val="decimal"/>
+      <w:lvlText w:val="%1.%2.%3.%4."/>
+      <w:lvlJc w:val="left"/>
+      <w:pPr>
+        <w:ind w:left="1728" w:hanging="648"/>
+      </w:pPr>
+    </w:lvl>
+    <w:lvl w:ilvl="4">
+      <w:start w:val="1"/>
+      <w:numFmt w:val="decimal"/>
+      <w:lvlText w:val="%1.%2.%3.%4.%5."/>
+      <w:lvlJc w:val="left"/>
+      <w:pPr>
+        <w:ind w:left="2232" w:hanging="792"/>
+      </w:pPr>
+    </w:lvl>
+    <w:lvl w:ilvl="5">
+      <w:start w:val="1"/>
+      <w:numFmt w:val="decimal"/>
+      <w:lvlText w:val="%1.%2.%3.%4.%5.%6."/>
+      <w:lvlJc w:val="left"/>
+      <w:pPr>
+        <w:ind w:left="2736" w:hanging="936"/>
+      </w:pPr>
+    </w:lvl>
+    <w:lvl w:ilvl="6">
+      <w:start w:val="1"/>
+      <w:numFmt w:val="decimal"/>
+      <w:lvlText w:val="%1.%2.%3.%4.%5.%6.%7."/>
+      <w:lvlJc w:val="left"/>
+      <w:pPr>
+        <w:ind w:left="3240" w:hanging="1080"/>
+      </w:pPr>
+    </w:lvl>
+    <w:lvl w:ilvl="7">
+      <w:start w:val="1"/>
+      <w:numFmt w:val="decimal"/>
+      <w:lvlText w:val="%1.%2.%3.%4.%5.%6.%7.%8."/>
+      <w:lvlJc w:val="left"/>
+      <w:pPr>
+        <w:ind w:left="3744" w:hanging="1224"/>
+      </w:pPr>
+    </w:lvl>
+    <w:lvl w:ilvl="8">
+      <w:start w:val="1"/>
+      <w:numFmt w:val="decimal"/>
+      <w:lvlText w:val="%1.%2.%3.%4.%5.%6.%7.%8.%9."/>
+      <w:lvlJc w:val="left"/>
+      <w:pPr>
+        <w:ind w:left="4320" w:hanging="1440"/>
+      </w:pPr>
+    </w:lvl>
+  </w:abstractNum>
+  <w:abstractNum w:abstractNumId="10" w15:restartNumberingAfterBreak="0">
     <w:nsid w:val="1B3E4EFC"/>
     <w:multiLevelType w:val="multilevel"/>
     <w:tmpl w:val="0419001F"/>
@@ -2846,7 +4018,179 @@
       </w:pPr>
     </w:lvl>
   </w:abstractNum>
-  <w:abstractNum w:abstractNumId="6" w15:restartNumberingAfterBreak="0">
+  <w:abstractNum w:abstractNumId="11" w15:restartNumberingAfterBreak="0">
+    <w:nsid w:val="1B3F6D28"/>
+    <w:multiLevelType w:val="multilevel"/>
+    <w:tmpl w:val="0419001F"/>
+    <w:lvl w:ilvl="0">
+      <w:start w:val="1"/>
+      <w:numFmt w:val="decimal"/>
+      <w:lvlText w:val="%1."/>
+      <w:lvlJc w:val="left"/>
+      <w:pPr>
+        <w:ind w:left="360" w:hanging="360"/>
+      </w:pPr>
+    </w:lvl>
+    <w:lvl w:ilvl="1">
+      <w:start w:val="1"/>
+      <w:numFmt w:val="decimal"/>
+      <w:lvlText w:val="%1.%2."/>
+      <w:lvlJc w:val="left"/>
+      <w:pPr>
+        <w:ind w:left="792" w:hanging="432"/>
+      </w:pPr>
+    </w:lvl>
+    <w:lvl w:ilvl="2">
+      <w:start w:val="1"/>
+      <w:numFmt w:val="decimal"/>
+      <w:lvlText w:val="%1.%2.%3."/>
+      <w:lvlJc w:val="left"/>
+      <w:pPr>
+        <w:ind w:left="1224" w:hanging="504"/>
+      </w:pPr>
+    </w:lvl>
+    <w:lvl w:ilvl="3">
+      <w:start w:val="1"/>
+      <w:numFmt w:val="decimal"/>
+      <w:lvlText w:val="%1.%2.%3.%4."/>
+      <w:lvlJc w:val="left"/>
+      <w:pPr>
+        <w:ind w:left="1728" w:hanging="648"/>
+      </w:pPr>
+    </w:lvl>
+    <w:lvl w:ilvl="4">
+      <w:start w:val="1"/>
+      <w:numFmt w:val="decimal"/>
+      <w:lvlText w:val="%1.%2.%3.%4.%5."/>
+      <w:lvlJc w:val="left"/>
+      <w:pPr>
+        <w:ind w:left="2232" w:hanging="792"/>
+      </w:pPr>
+    </w:lvl>
+    <w:lvl w:ilvl="5">
+      <w:start w:val="1"/>
+      <w:numFmt w:val="decimal"/>
+      <w:lvlText w:val="%1.%2.%3.%4.%5.%6."/>
+      <w:lvlJc w:val="left"/>
+      <w:pPr>
+        <w:ind w:left="2736" w:hanging="936"/>
+      </w:pPr>
+    </w:lvl>
+    <w:lvl w:ilvl="6">
+      <w:start w:val="1"/>
+      <w:numFmt w:val="decimal"/>
+      <w:lvlText w:val="%1.%2.%3.%4.%5.%6.%7."/>
+      <w:lvlJc w:val="left"/>
+      <w:pPr>
+        <w:ind w:left="3240" w:hanging="1080"/>
+      </w:pPr>
+    </w:lvl>
+    <w:lvl w:ilvl="7">
+      <w:start w:val="1"/>
+      <w:numFmt w:val="decimal"/>
+      <w:lvlText w:val="%1.%2.%3.%4.%5.%6.%7.%8."/>
+      <w:lvlJc w:val="left"/>
+      <w:pPr>
+        <w:ind w:left="3744" w:hanging="1224"/>
+      </w:pPr>
+    </w:lvl>
+    <w:lvl w:ilvl="8">
+      <w:start w:val="1"/>
+      <w:numFmt w:val="decimal"/>
+      <w:lvlText w:val="%1.%2.%3.%4.%5.%6.%7.%8.%9."/>
+      <w:lvlJc w:val="left"/>
+      <w:pPr>
+        <w:ind w:left="4320" w:hanging="1440"/>
+      </w:pPr>
+    </w:lvl>
+  </w:abstractNum>
+  <w:abstractNum w:abstractNumId="12" w15:restartNumberingAfterBreak="0">
+    <w:nsid w:val="1B7B04CD"/>
+    <w:multiLevelType w:val="multilevel"/>
+    <w:tmpl w:val="0419001F"/>
+    <w:lvl w:ilvl="0">
+      <w:start w:val="1"/>
+      <w:numFmt w:val="decimal"/>
+      <w:lvlText w:val="%1."/>
+      <w:lvlJc w:val="left"/>
+      <w:pPr>
+        <w:ind w:left="360" w:hanging="360"/>
+      </w:pPr>
+    </w:lvl>
+    <w:lvl w:ilvl="1">
+      <w:start w:val="1"/>
+      <w:numFmt w:val="decimal"/>
+      <w:lvlText w:val="%1.%2."/>
+      <w:lvlJc w:val="left"/>
+      <w:pPr>
+        <w:ind w:left="792" w:hanging="432"/>
+      </w:pPr>
+    </w:lvl>
+    <w:lvl w:ilvl="2">
+      <w:start w:val="1"/>
+      <w:numFmt w:val="decimal"/>
+      <w:lvlText w:val="%1.%2.%3."/>
+      <w:lvlJc w:val="left"/>
+      <w:pPr>
+        <w:ind w:left="1224" w:hanging="504"/>
+      </w:pPr>
+    </w:lvl>
+    <w:lvl w:ilvl="3">
+      <w:start w:val="1"/>
+      <w:numFmt w:val="decimal"/>
+      <w:lvlText w:val="%1.%2.%3.%4."/>
+      <w:lvlJc w:val="left"/>
+      <w:pPr>
+        <w:ind w:left="1728" w:hanging="648"/>
+      </w:pPr>
+    </w:lvl>
+    <w:lvl w:ilvl="4">
+      <w:start w:val="1"/>
+      <w:numFmt w:val="decimal"/>
+      <w:lvlText w:val="%1.%2.%3.%4.%5."/>
+      <w:lvlJc w:val="left"/>
+      <w:pPr>
+        <w:ind w:left="2232" w:hanging="792"/>
+      </w:pPr>
+    </w:lvl>
+    <w:lvl w:ilvl="5">
+      <w:start w:val="1"/>
+      <w:numFmt w:val="decimal"/>
+      <w:lvlText w:val="%1.%2.%3.%4.%5.%6."/>
+      <w:lvlJc w:val="left"/>
+      <w:pPr>
+        <w:ind w:left="2736" w:hanging="936"/>
+      </w:pPr>
+    </w:lvl>
+    <w:lvl w:ilvl="6">
+      <w:start w:val="1"/>
+      <w:numFmt w:val="decimal"/>
+      <w:lvlText w:val="%1.%2.%3.%4.%5.%6.%7."/>
+      <w:lvlJc w:val="left"/>
+      <w:pPr>
+        <w:ind w:left="3240" w:hanging="1080"/>
+      </w:pPr>
+    </w:lvl>
+    <w:lvl w:ilvl="7">
+      <w:start w:val="1"/>
+      <w:numFmt w:val="decimal"/>
+      <w:lvlText w:val="%1.%2.%3.%4.%5.%6.%7.%8."/>
+      <w:lvlJc w:val="left"/>
+      <w:pPr>
+        <w:ind w:left="3744" w:hanging="1224"/>
+      </w:pPr>
+    </w:lvl>
+    <w:lvl w:ilvl="8">
+      <w:start w:val="1"/>
+      <w:numFmt w:val="decimal"/>
+      <w:lvlText w:val="%1.%2.%3.%4.%5.%6.%7.%8.%9."/>
+      <w:lvlJc w:val="left"/>
+      <w:pPr>
+        <w:ind w:left="4320" w:hanging="1440"/>
+      </w:pPr>
+    </w:lvl>
+  </w:abstractNum>
+  <w:abstractNum w:abstractNumId="13" w15:restartNumberingAfterBreak="0">
     <w:nsid w:val="1FB22ED3"/>
     <w:multiLevelType w:val="multilevel"/>
     <w:tmpl w:val="0419001F"/>
@@ -2932,7 +4276,7 @@
       </w:pPr>
     </w:lvl>
   </w:abstractNum>
-  <w:abstractNum w:abstractNumId="7" w15:restartNumberingAfterBreak="0">
+  <w:abstractNum w:abstractNumId="14" w15:restartNumberingAfterBreak="0">
     <w:nsid w:val="1FC61A82"/>
     <w:multiLevelType w:val="multilevel"/>
     <w:tmpl w:val="0419001F"/>
@@ -3018,7 +4362,265 @@
       </w:pPr>
     </w:lvl>
   </w:abstractNum>
-  <w:abstractNum w:abstractNumId="8" w15:restartNumberingAfterBreak="0">
+  <w:abstractNum w:abstractNumId="15" w15:restartNumberingAfterBreak="0">
+    <w:nsid w:val="212E1B2C"/>
+    <w:multiLevelType w:val="multilevel"/>
+    <w:tmpl w:val="0419001F"/>
+    <w:lvl w:ilvl="0">
+      <w:start w:val="1"/>
+      <w:numFmt w:val="decimal"/>
+      <w:lvlText w:val="%1."/>
+      <w:lvlJc w:val="left"/>
+      <w:pPr>
+        <w:ind w:left="360" w:hanging="360"/>
+      </w:pPr>
+    </w:lvl>
+    <w:lvl w:ilvl="1">
+      <w:start w:val="1"/>
+      <w:numFmt w:val="decimal"/>
+      <w:lvlText w:val="%1.%2."/>
+      <w:lvlJc w:val="left"/>
+      <w:pPr>
+        <w:ind w:left="792" w:hanging="432"/>
+      </w:pPr>
+    </w:lvl>
+    <w:lvl w:ilvl="2">
+      <w:start w:val="1"/>
+      <w:numFmt w:val="decimal"/>
+      <w:lvlText w:val="%1.%2.%3."/>
+      <w:lvlJc w:val="left"/>
+      <w:pPr>
+        <w:ind w:left="1224" w:hanging="504"/>
+      </w:pPr>
+    </w:lvl>
+    <w:lvl w:ilvl="3">
+      <w:start w:val="1"/>
+      <w:numFmt w:val="decimal"/>
+      <w:lvlText w:val="%1.%2.%3.%4."/>
+      <w:lvlJc w:val="left"/>
+      <w:pPr>
+        <w:ind w:left="1728" w:hanging="648"/>
+      </w:pPr>
+    </w:lvl>
+    <w:lvl w:ilvl="4">
+      <w:start w:val="1"/>
+      <w:numFmt w:val="decimal"/>
+      <w:lvlText w:val="%1.%2.%3.%4.%5."/>
+      <w:lvlJc w:val="left"/>
+      <w:pPr>
+        <w:ind w:left="2232" w:hanging="792"/>
+      </w:pPr>
+    </w:lvl>
+    <w:lvl w:ilvl="5">
+      <w:start w:val="1"/>
+      <w:numFmt w:val="decimal"/>
+      <w:lvlText w:val="%1.%2.%3.%4.%5.%6."/>
+      <w:lvlJc w:val="left"/>
+      <w:pPr>
+        <w:ind w:left="2736" w:hanging="936"/>
+      </w:pPr>
+    </w:lvl>
+    <w:lvl w:ilvl="6">
+      <w:start w:val="1"/>
+      <w:numFmt w:val="decimal"/>
+      <w:lvlText w:val="%1.%2.%3.%4.%5.%6.%7."/>
+      <w:lvlJc w:val="left"/>
+      <w:pPr>
+        <w:ind w:left="3240" w:hanging="1080"/>
+      </w:pPr>
+    </w:lvl>
+    <w:lvl w:ilvl="7">
+      <w:start w:val="1"/>
+      <w:numFmt w:val="decimal"/>
+      <w:lvlText w:val="%1.%2.%3.%4.%5.%6.%7.%8."/>
+      <w:lvlJc w:val="left"/>
+      <w:pPr>
+        <w:ind w:left="3744" w:hanging="1224"/>
+      </w:pPr>
+    </w:lvl>
+    <w:lvl w:ilvl="8">
+      <w:start w:val="1"/>
+      <w:numFmt w:val="decimal"/>
+      <w:lvlText w:val="%1.%2.%3.%4.%5.%6.%7.%8.%9."/>
+      <w:lvlJc w:val="left"/>
+      <w:pPr>
+        <w:ind w:left="4320" w:hanging="1440"/>
+      </w:pPr>
+    </w:lvl>
+  </w:abstractNum>
+  <w:abstractNum w:abstractNumId="16" w15:restartNumberingAfterBreak="0">
+    <w:nsid w:val="270F22E4"/>
+    <w:multiLevelType w:val="multilevel"/>
+    <w:tmpl w:val="0419001F"/>
+    <w:lvl w:ilvl="0">
+      <w:start w:val="1"/>
+      <w:numFmt w:val="decimal"/>
+      <w:lvlText w:val="%1."/>
+      <w:lvlJc w:val="left"/>
+      <w:pPr>
+        <w:ind w:left="360" w:hanging="360"/>
+      </w:pPr>
+    </w:lvl>
+    <w:lvl w:ilvl="1">
+      <w:start w:val="1"/>
+      <w:numFmt w:val="decimal"/>
+      <w:lvlText w:val="%1.%2."/>
+      <w:lvlJc w:val="left"/>
+      <w:pPr>
+        <w:ind w:left="792" w:hanging="432"/>
+      </w:pPr>
+    </w:lvl>
+    <w:lvl w:ilvl="2">
+      <w:start w:val="1"/>
+      <w:numFmt w:val="decimal"/>
+      <w:lvlText w:val="%1.%2.%3."/>
+      <w:lvlJc w:val="left"/>
+      <w:pPr>
+        <w:ind w:left="1224" w:hanging="504"/>
+      </w:pPr>
+    </w:lvl>
+    <w:lvl w:ilvl="3">
+      <w:start w:val="1"/>
+      <w:numFmt w:val="decimal"/>
+      <w:lvlText w:val="%1.%2.%3.%4."/>
+      <w:lvlJc w:val="left"/>
+      <w:pPr>
+        <w:ind w:left="1728" w:hanging="648"/>
+      </w:pPr>
+    </w:lvl>
+    <w:lvl w:ilvl="4">
+      <w:start w:val="1"/>
+      <w:numFmt w:val="decimal"/>
+      <w:lvlText w:val="%1.%2.%3.%4.%5."/>
+      <w:lvlJc w:val="left"/>
+      <w:pPr>
+        <w:ind w:left="2232" w:hanging="792"/>
+      </w:pPr>
+    </w:lvl>
+    <w:lvl w:ilvl="5">
+      <w:start w:val="1"/>
+      <w:numFmt w:val="decimal"/>
+      <w:lvlText w:val="%1.%2.%3.%4.%5.%6."/>
+      <w:lvlJc w:val="left"/>
+      <w:pPr>
+        <w:ind w:left="2736" w:hanging="936"/>
+      </w:pPr>
+    </w:lvl>
+    <w:lvl w:ilvl="6">
+      <w:start w:val="1"/>
+      <w:numFmt w:val="decimal"/>
+      <w:lvlText w:val="%1.%2.%3.%4.%5.%6.%7."/>
+      <w:lvlJc w:val="left"/>
+      <w:pPr>
+        <w:ind w:left="3240" w:hanging="1080"/>
+      </w:pPr>
+    </w:lvl>
+    <w:lvl w:ilvl="7">
+      <w:start w:val="1"/>
+      <w:numFmt w:val="decimal"/>
+      <w:lvlText w:val="%1.%2.%3.%4.%5.%6.%7.%8."/>
+      <w:lvlJc w:val="left"/>
+      <w:pPr>
+        <w:ind w:left="3744" w:hanging="1224"/>
+      </w:pPr>
+    </w:lvl>
+    <w:lvl w:ilvl="8">
+      <w:start w:val="1"/>
+      <w:numFmt w:val="decimal"/>
+      <w:lvlText w:val="%1.%2.%3.%4.%5.%6.%7.%8.%9."/>
+      <w:lvlJc w:val="left"/>
+      <w:pPr>
+        <w:ind w:left="4320" w:hanging="1440"/>
+      </w:pPr>
+    </w:lvl>
+  </w:abstractNum>
+  <w:abstractNum w:abstractNumId="17" w15:restartNumberingAfterBreak="0">
+    <w:nsid w:val="27DB4916"/>
+    <w:multiLevelType w:val="multilevel"/>
+    <w:tmpl w:val="0419001F"/>
+    <w:lvl w:ilvl="0">
+      <w:start w:val="1"/>
+      <w:numFmt w:val="decimal"/>
+      <w:lvlText w:val="%1."/>
+      <w:lvlJc w:val="left"/>
+      <w:pPr>
+        <w:ind w:left="360" w:hanging="360"/>
+      </w:pPr>
+    </w:lvl>
+    <w:lvl w:ilvl="1">
+      <w:start w:val="1"/>
+      <w:numFmt w:val="decimal"/>
+      <w:lvlText w:val="%1.%2."/>
+      <w:lvlJc w:val="left"/>
+      <w:pPr>
+        <w:ind w:left="792" w:hanging="432"/>
+      </w:pPr>
+    </w:lvl>
+    <w:lvl w:ilvl="2">
+      <w:start w:val="1"/>
+      <w:numFmt w:val="decimal"/>
+      <w:lvlText w:val="%1.%2.%3."/>
+      <w:lvlJc w:val="left"/>
+      <w:pPr>
+        <w:ind w:left="1224" w:hanging="504"/>
+      </w:pPr>
+    </w:lvl>
+    <w:lvl w:ilvl="3">
+      <w:start w:val="1"/>
+      <w:numFmt w:val="decimal"/>
+      <w:lvlText w:val="%1.%2.%3.%4."/>
+      <w:lvlJc w:val="left"/>
+      <w:pPr>
+        <w:ind w:left="1728" w:hanging="648"/>
+      </w:pPr>
+    </w:lvl>
+    <w:lvl w:ilvl="4">
+      <w:start w:val="1"/>
+      <w:numFmt w:val="decimal"/>
+      <w:lvlText w:val="%1.%2.%3.%4.%5."/>
+      <w:lvlJc w:val="left"/>
+      <w:pPr>
+        <w:ind w:left="2232" w:hanging="792"/>
+      </w:pPr>
+    </w:lvl>
+    <w:lvl w:ilvl="5">
+      <w:start w:val="1"/>
+      <w:numFmt w:val="decimal"/>
+      <w:lvlText w:val="%1.%2.%3.%4.%5.%6."/>
+      <w:lvlJc w:val="left"/>
+      <w:pPr>
+        <w:ind w:left="2736" w:hanging="936"/>
+      </w:pPr>
+    </w:lvl>
+    <w:lvl w:ilvl="6">
+      <w:start w:val="1"/>
+      <w:numFmt w:val="decimal"/>
+      <w:lvlText w:val="%1.%2.%3.%4.%5.%6.%7."/>
+      <w:lvlJc w:val="left"/>
+      <w:pPr>
+        <w:ind w:left="3240" w:hanging="1080"/>
+      </w:pPr>
+    </w:lvl>
+    <w:lvl w:ilvl="7">
+      <w:start w:val="1"/>
+      <w:numFmt w:val="decimal"/>
+      <w:lvlText w:val="%1.%2.%3.%4.%5.%6.%7.%8."/>
+      <w:lvlJc w:val="left"/>
+      <w:pPr>
+        <w:ind w:left="3744" w:hanging="1224"/>
+      </w:pPr>
+    </w:lvl>
+    <w:lvl w:ilvl="8">
+      <w:start w:val="1"/>
+      <w:numFmt w:val="decimal"/>
+      <w:lvlText w:val="%1.%2.%3.%4.%5.%6.%7.%8.%9."/>
+      <w:lvlJc w:val="left"/>
+      <w:pPr>
+        <w:ind w:left="4320" w:hanging="1440"/>
+      </w:pPr>
+    </w:lvl>
+  </w:abstractNum>
+  <w:abstractNum w:abstractNumId="18" w15:restartNumberingAfterBreak="0">
     <w:nsid w:val="2B384A81"/>
     <w:multiLevelType w:val="multilevel"/>
     <w:tmpl w:val="0419001F"/>
@@ -3104,7 +4706,7 @@
       </w:pPr>
     </w:lvl>
   </w:abstractNum>
-  <w:abstractNum w:abstractNumId="9" w15:restartNumberingAfterBreak="0">
+  <w:abstractNum w:abstractNumId="19" w15:restartNumberingAfterBreak="0">
     <w:nsid w:val="2C184339"/>
     <w:multiLevelType w:val="multilevel"/>
     <w:tmpl w:val="0419001F"/>
@@ -3190,7 +4792,7 @@
       </w:pPr>
     </w:lvl>
   </w:abstractNum>
-  <w:abstractNum w:abstractNumId="10" w15:restartNumberingAfterBreak="0">
+  <w:abstractNum w:abstractNumId="20" w15:restartNumberingAfterBreak="0">
     <w:nsid w:val="2D612AC6"/>
     <w:multiLevelType w:val="multilevel"/>
     <w:tmpl w:val="0419001F"/>
@@ -3276,7 +4878,265 @@
       </w:pPr>
     </w:lvl>
   </w:abstractNum>
-  <w:abstractNum w:abstractNumId="11" w15:restartNumberingAfterBreak="0">
+  <w:abstractNum w:abstractNumId="21" w15:restartNumberingAfterBreak="0">
+    <w:nsid w:val="2E5A5C6E"/>
+    <w:multiLevelType w:val="multilevel"/>
+    <w:tmpl w:val="0419001F"/>
+    <w:lvl w:ilvl="0">
+      <w:start w:val="1"/>
+      <w:numFmt w:val="decimal"/>
+      <w:lvlText w:val="%1."/>
+      <w:lvlJc w:val="left"/>
+      <w:pPr>
+        <w:ind w:left="360" w:hanging="360"/>
+      </w:pPr>
+    </w:lvl>
+    <w:lvl w:ilvl="1">
+      <w:start w:val="1"/>
+      <w:numFmt w:val="decimal"/>
+      <w:lvlText w:val="%1.%2."/>
+      <w:lvlJc w:val="left"/>
+      <w:pPr>
+        <w:ind w:left="792" w:hanging="432"/>
+      </w:pPr>
+    </w:lvl>
+    <w:lvl w:ilvl="2">
+      <w:start w:val="1"/>
+      <w:numFmt w:val="decimal"/>
+      <w:lvlText w:val="%1.%2.%3."/>
+      <w:lvlJc w:val="left"/>
+      <w:pPr>
+        <w:ind w:left="1224" w:hanging="504"/>
+      </w:pPr>
+    </w:lvl>
+    <w:lvl w:ilvl="3">
+      <w:start w:val="1"/>
+      <w:numFmt w:val="decimal"/>
+      <w:lvlText w:val="%1.%2.%3.%4."/>
+      <w:lvlJc w:val="left"/>
+      <w:pPr>
+        <w:ind w:left="1728" w:hanging="648"/>
+      </w:pPr>
+    </w:lvl>
+    <w:lvl w:ilvl="4">
+      <w:start w:val="1"/>
+      <w:numFmt w:val="decimal"/>
+      <w:lvlText w:val="%1.%2.%3.%4.%5."/>
+      <w:lvlJc w:val="left"/>
+      <w:pPr>
+        <w:ind w:left="2232" w:hanging="792"/>
+      </w:pPr>
+    </w:lvl>
+    <w:lvl w:ilvl="5">
+      <w:start w:val="1"/>
+      <w:numFmt w:val="decimal"/>
+      <w:lvlText w:val="%1.%2.%3.%4.%5.%6."/>
+      <w:lvlJc w:val="left"/>
+      <w:pPr>
+        <w:ind w:left="2736" w:hanging="936"/>
+      </w:pPr>
+    </w:lvl>
+    <w:lvl w:ilvl="6">
+      <w:start w:val="1"/>
+      <w:numFmt w:val="decimal"/>
+      <w:lvlText w:val="%1.%2.%3.%4.%5.%6.%7."/>
+      <w:lvlJc w:val="left"/>
+      <w:pPr>
+        <w:ind w:left="3240" w:hanging="1080"/>
+      </w:pPr>
+    </w:lvl>
+    <w:lvl w:ilvl="7">
+      <w:start w:val="1"/>
+      <w:numFmt w:val="decimal"/>
+      <w:lvlText w:val="%1.%2.%3.%4.%5.%6.%7.%8."/>
+      <w:lvlJc w:val="left"/>
+      <w:pPr>
+        <w:ind w:left="3744" w:hanging="1224"/>
+      </w:pPr>
+    </w:lvl>
+    <w:lvl w:ilvl="8">
+      <w:start w:val="1"/>
+      <w:numFmt w:val="decimal"/>
+      <w:lvlText w:val="%1.%2.%3.%4.%5.%6.%7.%8.%9."/>
+      <w:lvlJc w:val="left"/>
+      <w:pPr>
+        <w:ind w:left="4320" w:hanging="1440"/>
+      </w:pPr>
+    </w:lvl>
+  </w:abstractNum>
+  <w:abstractNum w:abstractNumId="22" w15:restartNumberingAfterBreak="0">
+    <w:nsid w:val="36E80EC9"/>
+    <w:multiLevelType w:val="multilevel"/>
+    <w:tmpl w:val="0419001F"/>
+    <w:lvl w:ilvl="0">
+      <w:start w:val="1"/>
+      <w:numFmt w:val="decimal"/>
+      <w:lvlText w:val="%1."/>
+      <w:lvlJc w:val="left"/>
+      <w:pPr>
+        <w:ind w:left="360" w:hanging="360"/>
+      </w:pPr>
+    </w:lvl>
+    <w:lvl w:ilvl="1">
+      <w:start w:val="1"/>
+      <w:numFmt w:val="decimal"/>
+      <w:lvlText w:val="%1.%2."/>
+      <w:lvlJc w:val="left"/>
+      <w:pPr>
+        <w:ind w:left="792" w:hanging="432"/>
+      </w:pPr>
+    </w:lvl>
+    <w:lvl w:ilvl="2">
+      <w:start w:val="1"/>
+      <w:numFmt w:val="decimal"/>
+      <w:lvlText w:val="%1.%2.%3."/>
+      <w:lvlJc w:val="left"/>
+      <w:pPr>
+        <w:ind w:left="1224" w:hanging="504"/>
+      </w:pPr>
+    </w:lvl>
+    <w:lvl w:ilvl="3">
+      <w:start w:val="1"/>
+      <w:numFmt w:val="decimal"/>
+      <w:lvlText w:val="%1.%2.%3.%4."/>
+      <w:lvlJc w:val="left"/>
+      <w:pPr>
+        <w:ind w:left="1728" w:hanging="648"/>
+      </w:pPr>
+    </w:lvl>
+    <w:lvl w:ilvl="4">
+      <w:start w:val="1"/>
+      <w:numFmt w:val="decimal"/>
+      <w:lvlText w:val="%1.%2.%3.%4.%5."/>
+      <w:lvlJc w:val="left"/>
+      <w:pPr>
+        <w:ind w:left="2232" w:hanging="792"/>
+      </w:pPr>
+    </w:lvl>
+    <w:lvl w:ilvl="5">
+      <w:start w:val="1"/>
+      <w:numFmt w:val="decimal"/>
+      <w:lvlText w:val="%1.%2.%3.%4.%5.%6."/>
+      <w:lvlJc w:val="left"/>
+      <w:pPr>
+        <w:ind w:left="2736" w:hanging="936"/>
+      </w:pPr>
+    </w:lvl>
+    <w:lvl w:ilvl="6">
+      <w:start w:val="1"/>
+      <w:numFmt w:val="decimal"/>
+      <w:lvlText w:val="%1.%2.%3.%4.%5.%6.%7."/>
+      <w:lvlJc w:val="left"/>
+      <w:pPr>
+        <w:ind w:left="3240" w:hanging="1080"/>
+      </w:pPr>
+    </w:lvl>
+    <w:lvl w:ilvl="7">
+      <w:start w:val="1"/>
+      <w:numFmt w:val="decimal"/>
+      <w:lvlText w:val="%1.%2.%3.%4.%5.%6.%7.%8."/>
+      <w:lvlJc w:val="left"/>
+      <w:pPr>
+        <w:ind w:left="3744" w:hanging="1224"/>
+      </w:pPr>
+    </w:lvl>
+    <w:lvl w:ilvl="8">
+      <w:start w:val="1"/>
+      <w:numFmt w:val="decimal"/>
+      <w:lvlText w:val="%1.%2.%3.%4.%5.%6.%7.%8.%9."/>
+      <w:lvlJc w:val="left"/>
+      <w:pPr>
+        <w:ind w:left="4320" w:hanging="1440"/>
+      </w:pPr>
+    </w:lvl>
+  </w:abstractNum>
+  <w:abstractNum w:abstractNumId="23" w15:restartNumberingAfterBreak="0">
+    <w:nsid w:val="3A84162D"/>
+    <w:multiLevelType w:val="multilevel"/>
+    <w:tmpl w:val="0419001F"/>
+    <w:lvl w:ilvl="0">
+      <w:start w:val="1"/>
+      <w:numFmt w:val="decimal"/>
+      <w:lvlText w:val="%1."/>
+      <w:lvlJc w:val="left"/>
+      <w:pPr>
+        <w:ind w:left="360" w:hanging="360"/>
+      </w:pPr>
+    </w:lvl>
+    <w:lvl w:ilvl="1">
+      <w:start w:val="1"/>
+      <w:numFmt w:val="decimal"/>
+      <w:lvlText w:val="%1.%2."/>
+      <w:lvlJc w:val="left"/>
+      <w:pPr>
+        <w:ind w:left="792" w:hanging="432"/>
+      </w:pPr>
+    </w:lvl>
+    <w:lvl w:ilvl="2">
+      <w:start w:val="1"/>
+      <w:numFmt w:val="decimal"/>
+      <w:lvlText w:val="%1.%2.%3."/>
+      <w:lvlJc w:val="left"/>
+      <w:pPr>
+        <w:ind w:left="1224" w:hanging="504"/>
+      </w:pPr>
+    </w:lvl>
+    <w:lvl w:ilvl="3">
+      <w:start w:val="1"/>
+      <w:numFmt w:val="decimal"/>
+      <w:lvlText w:val="%1.%2.%3.%4."/>
+      <w:lvlJc w:val="left"/>
+      <w:pPr>
+        <w:ind w:left="1728" w:hanging="648"/>
+      </w:pPr>
+    </w:lvl>
+    <w:lvl w:ilvl="4">
+      <w:start w:val="1"/>
+      <w:numFmt w:val="decimal"/>
+      <w:lvlText w:val="%1.%2.%3.%4.%5."/>
+      <w:lvlJc w:val="left"/>
+      <w:pPr>
+        <w:ind w:left="2232" w:hanging="792"/>
+      </w:pPr>
+    </w:lvl>
+    <w:lvl w:ilvl="5">
+      <w:start w:val="1"/>
+      <w:numFmt w:val="decimal"/>
+      <w:lvlText w:val="%1.%2.%3.%4.%5.%6."/>
+      <w:lvlJc w:val="left"/>
+      <w:pPr>
+        <w:ind w:left="2736" w:hanging="936"/>
+      </w:pPr>
+    </w:lvl>
+    <w:lvl w:ilvl="6">
+      <w:start w:val="1"/>
+      <w:numFmt w:val="decimal"/>
+      <w:lvlText w:val="%1.%2.%3.%4.%5.%6.%7."/>
+      <w:lvlJc w:val="left"/>
+      <w:pPr>
+        <w:ind w:left="3240" w:hanging="1080"/>
+      </w:pPr>
+    </w:lvl>
+    <w:lvl w:ilvl="7">
+      <w:start w:val="1"/>
+      <w:numFmt w:val="decimal"/>
+      <w:lvlText w:val="%1.%2.%3.%4.%5.%6.%7.%8."/>
+      <w:lvlJc w:val="left"/>
+      <w:pPr>
+        <w:ind w:left="3744" w:hanging="1224"/>
+      </w:pPr>
+    </w:lvl>
+    <w:lvl w:ilvl="8">
+      <w:start w:val="1"/>
+      <w:numFmt w:val="decimal"/>
+      <w:lvlText w:val="%1.%2.%3.%4.%5.%6.%7.%8.%9."/>
+      <w:lvlJc w:val="left"/>
+      <w:pPr>
+        <w:ind w:left="4320" w:hanging="1440"/>
+      </w:pPr>
+    </w:lvl>
+  </w:abstractNum>
+  <w:abstractNum w:abstractNumId="24" w15:restartNumberingAfterBreak="0">
     <w:nsid w:val="3C2E669D"/>
     <w:multiLevelType w:val="multilevel"/>
     <w:tmpl w:val="0419001F"/>
@@ -3362,7 +5222,93 @@
       </w:pPr>
     </w:lvl>
   </w:abstractNum>
-  <w:abstractNum w:abstractNumId="12" w15:restartNumberingAfterBreak="0">
+  <w:abstractNum w:abstractNumId="25" w15:restartNumberingAfterBreak="0">
+    <w:nsid w:val="3D7C79FD"/>
+    <w:multiLevelType w:val="multilevel"/>
+    <w:tmpl w:val="0419001F"/>
+    <w:lvl w:ilvl="0">
+      <w:start w:val="1"/>
+      <w:numFmt w:val="decimal"/>
+      <w:lvlText w:val="%1."/>
+      <w:lvlJc w:val="left"/>
+      <w:pPr>
+        <w:ind w:left="360" w:hanging="360"/>
+      </w:pPr>
+    </w:lvl>
+    <w:lvl w:ilvl="1">
+      <w:start w:val="1"/>
+      <w:numFmt w:val="decimal"/>
+      <w:lvlText w:val="%1.%2."/>
+      <w:lvlJc w:val="left"/>
+      <w:pPr>
+        <w:ind w:left="792" w:hanging="432"/>
+      </w:pPr>
+    </w:lvl>
+    <w:lvl w:ilvl="2">
+      <w:start w:val="1"/>
+      <w:numFmt w:val="decimal"/>
+      <w:lvlText w:val="%1.%2.%3."/>
+      <w:lvlJc w:val="left"/>
+      <w:pPr>
+        <w:ind w:left="1224" w:hanging="504"/>
+      </w:pPr>
+    </w:lvl>
+    <w:lvl w:ilvl="3">
+      <w:start w:val="1"/>
+      <w:numFmt w:val="decimal"/>
+      <w:lvlText w:val="%1.%2.%3.%4."/>
+      <w:lvlJc w:val="left"/>
+      <w:pPr>
+        <w:ind w:left="1728" w:hanging="648"/>
+      </w:pPr>
+    </w:lvl>
+    <w:lvl w:ilvl="4">
+      <w:start w:val="1"/>
+      <w:numFmt w:val="decimal"/>
+      <w:lvlText w:val="%1.%2.%3.%4.%5."/>
+      <w:lvlJc w:val="left"/>
+      <w:pPr>
+        <w:ind w:left="2232" w:hanging="792"/>
+      </w:pPr>
+    </w:lvl>
+    <w:lvl w:ilvl="5">
+      <w:start w:val="1"/>
+      <w:numFmt w:val="decimal"/>
+      <w:lvlText w:val="%1.%2.%3.%4.%5.%6."/>
+      <w:lvlJc w:val="left"/>
+      <w:pPr>
+        <w:ind w:left="2736" w:hanging="936"/>
+      </w:pPr>
+    </w:lvl>
+    <w:lvl w:ilvl="6">
+      <w:start w:val="1"/>
+      <w:numFmt w:val="decimal"/>
+      <w:lvlText w:val="%1.%2.%3.%4.%5.%6.%7."/>
+      <w:lvlJc w:val="left"/>
+      <w:pPr>
+        <w:ind w:left="3240" w:hanging="1080"/>
+      </w:pPr>
+    </w:lvl>
+    <w:lvl w:ilvl="7">
+      <w:start w:val="1"/>
+      <w:numFmt w:val="decimal"/>
+      <w:lvlText w:val="%1.%2.%3.%4.%5.%6.%7.%8."/>
+      <w:lvlJc w:val="left"/>
+      <w:pPr>
+        <w:ind w:left="3744" w:hanging="1224"/>
+      </w:pPr>
+    </w:lvl>
+    <w:lvl w:ilvl="8">
+      <w:start w:val="1"/>
+      <w:numFmt w:val="decimal"/>
+      <w:lvlText w:val="%1.%2.%3.%4.%5.%6.%7.%8.%9."/>
+      <w:lvlJc w:val="left"/>
+      <w:pPr>
+        <w:ind w:left="4320" w:hanging="1440"/>
+      </w:pPr>
+    </w:lvl>
+  </w:abstractNum>
+  <w:abstractNum w:abstractNumId="26" w15:restartNumberingAfterBreak="0">
     <w:nsid w:val="3E0912D1"/>
     <w:multiLevelType w:val="multilevel"/>
     <w:tmpl w:val="0419001F"/>
@@ -3448,7 +5394,7 @@
       </w:pPr>
     </w:lvl>
   </w:abstractNum>
-  <w:abstractNum w:abstractNumId="13" w15:restartNumberingAfterBreak="0">
+  <w:abstractNum w:abstractNumId="27" w15:restartNumberingAfterBreak="0">
     <w:nsid w:val="3E1159FA"/>
     <w:multiLevelType w:val="multilevel"/>
     <w:tmpl w:val="0419001F"/>
@@ -3534,7 +5480,7 @@
       </w:pPr>
     </w:lvl>
   </w:abstractNum>
-  <w:abstractNum w:abstractNumId="14" w15:restartNumberingAfterBreak="0">
+  <w:abstractNum w:abstractNumId="28" w15:restartNumberingAfterBreak="0">
     <w:nsid w:val="3E3367BF"/>
     <w:multiLevelType w:val="multilevel"/>
     <w:tmpl w:val="0419001F"/>
@@ -3620,7 +5566,7 @@
       </w:pPr>
     </w:lvl>
   </w:abstractNum>
-  <w:abstractNum w:abstractNumId="15" w15:restartNumberingAfterBreak="0">
+  <w:abstractNum w:abstractNumId="29" w15:restartNumberingAfterBreak="0">
     <w:nsid w:val="3F491273"/>
     <w:multiLevelType w:val="multilevel"/>
     <w:tmpl w:val="0419001F"/>
@@ -3706,7 +5652,351 @@
       </w:pPr>
     </w:lvl>
   </w:abstractNum>
-  <w:abstractNum w:abstractNumId="16" w15:restartNumberingAfterBreak="0">
+  <w:abstractNum w:abstractNumId="30" w15:restartNumberingAfterBreak="0">
+    <w:nsid w:val="3FF260E1"/>
+    <w:multiLevelType w:val="multilevel"/>
+    <w:tmpl w:val="0419001F"/>
+    <w:lvl w:ilvl="0">
+      <w:start w:val="1"/>
+      <w:numFmt w:val="decimal"/>
+      <w:lvlText w:val="%1."/>
+      <w:lvlJc w:val="left"/>
+      <w:pPr>
+        <w:ind w:left="360" w:hanging="360"/>
+      </w:pPr>
+    </w:lvl>
+    <w:lvl w:ilvl="1">
+      <w:start w:val="1"/>
+      <w:numFmt w:val="decimal"/>
+      <w:lvlText w:val="%1.%2."/>
+      <w:lvlJc w:val="left"/>
+      <w:pPr>
+        <w:ind w:left="792" w:hanging="432"/>
+      </w:pPr>
+    </w:lvl>
+    <w:lvl w:ilvl="2">
+      <w:start w:val="1"/>
+      <w:numFmt w:val="decimal"/>
+      <w:lvlText w:val="%1.%2.%3."/>
+      <w:lvlJc w:val="left"/>
+      <w:pPr>
+        <w:ind w:left="1224" w:hanging="504"/>
+      </w:pPr>
+    </w:lvl>
+    <w:lvl w:ilvl="3">
+      <w:start w:val="1"/>
+      <w:numFmt w:val="decimal"/>
+      <w:lvlText w:val="%1.%2.%3.%4."/>
+      <w:lvlJc w:val="left"/>
+      <w:pPr>
+        <w:ind w:left="1728" w:hanging="648"/>
+      </w:pPr>
+    </w:lvl>
+    <w:lvl w:ilvl="4">
+      <w:start w:val="1"/>
+      <w:numFmt w:val="decimal"/>
+      <w:lvlText w:val="%1.%2.%3.%4.%5."/>
+      <w:lvlJc w:val="left"/>
+      <w:pPr>
+        <w:ind w:left="2232" w:hanging="792"/>
+      </w:pPr>
+    </w:lvl>
+    <w:lvl w:ilvl="5">
+      <w:start w:val="1"/>
+      <w:numFmt w:val="decimal"/>
+      <w:lvlText w:val="%1.%2.%3.%4.%5.%6."/>
+      <w:lvlJc w:val="left"/>
+      <w:pPr>
+        <w:ind w:left="2736" w:hanging="936"/>
+      </w:pPr>
+    </w:lvl>
+    <w:lvl w:ilvl="6">
+      <w:start w:val="1"/>
+      <w:numFmt w:val="decimal"/>
+      <w:lvlText w:val="%1.%2.%3.%4.%5.%6.%7."/>
+      <w:lvlJc w:val="left"/>
+      <w:pPr>
+        <w:ind w:left="3240" w:hanging="1080"/>
+      </w:pPr>
+    </w:lvl>
+    <w:lvl w:ilvl="7">
+      <w:start w:val="1"/>
+      <w:numFmt w:val="decimal"/>
+      <w:lvlText w:val="%1.%2.%3.%4.%5.%6.%7.%8."/>
+      <w:lvlJc w:val="left"/>
+      <w:pPr>
+        <w:ind w:left="3744" w:hanging="1224"/>
+      </w:pPr>
+    </w:lvl>
+    <w:lvl w:ilvl="8">
+      <w:start w:val="1"/>
+      <w:numFmt w:val="decimal"/>
+      <w:lvlText w:val="%1.%2.%3.%4.%5.%6.%7.%8.%9."/>
+      <w:lvlJc w:val="left"/>
+      <w:pPr>
+        <w:ind w:left="4320" w:hanging="1440"/>
+      </w:pPr>
+    </w:lvl>
+  </w:abstractNum>
+  <w:abstractNum w:abstractNumId="31" w15:restartNumberingAfterBreak="0">
+    <w:nsid w:val="403D2258"/>
+    <w:multiLevelType w:val="multilevel"/>
+    <w:tmpl w:val="0419001F"/>
+    <w:lvl w:ilvl="0">
+      <w:start w:val="1"/>
+      <w:numFmt w:val="decimal"/>
+      <w:lvlText w:val="%1."/>
+      <w:lvlJc w:val="left"/>
+      <w:pPr>
+        <w:ind w:left="360" w:hanging="360"/>
+      </w:pPr>
+    </w:lvl>
+    <w:lvl w:ilvl="1">
+      <w:start w:val="1"/>
+      <w:numFmt w:val="decimal"/>
+      <w:lvlText w:val="%1.%2."/>
+      <w:lvlJc w:val="left"/>
+      <w:pPr>
+        <w:ind w:left="792" w:hanging="432"/>
+      </w:pPr>
+    </w:lvl>
+    <w:lvl w:ilvl="2">
+      <w:start w:val="1"/>
+      <w:numFmt w:val="decimal"/>
+      <w:lvlText w:val="%1.%2.%3."/>
+      <w:lvlJc w:val="left"/>
+      <w:pPr>
+        <w:ind w:left="1224" w:hanging="504"/>
+      </w:pPr>
+    </w:lvl>
+    <w:lvl w:ilvl="3">
+      <w:start w:val="1"/>
+      <w:numFmt w:val="decimal"/>
+      <w:lvlText w:val="%1.%2.%3.%4."/>
+      <w:lvlJc w:val="left"/>
+      <w:pPr>
+        <w:ind w:left="1728" w:hanging="648"/>
+      </w:pPr>
+    </w:lvl>
+    <w:lvl w:ilvl="4">
+      <w:start w:val="1"/>
+      <w:numFmt w:val="decimal"/>
+      <w:lvlText w:val="%1.%2.%3.%4.%5."/>
+      <w:lvlJc w:val="left"/>
+      <w:pPr>
+        <w:ind w:left="2232" w:hanging="792"/>
+      </w:pPr>
+    </w:lvl>
+    <w:lvl w:ilvl="5">
+      <w:start w:val="1"/>
+      <w:numFmt w:val="decimal"/>
+      <w:lvlText w:val="%1.%2.%3.%4.%5.%6."/>
+      <w:lvlJc w:val="left"/>
+      <w:pPr>
+        <w:ind w:left="2736" w:hanging="936"/>
+      </w:pPr>
+    </w:lvl>
+    <w:lvl w:ilvl="6">
+      <w:start w:val="1"/>
+      <w:numFmt w:val="decimal"/>
+      <w:lvlText w:val="%1.%2.%3.%4.%5.%6.%7."/>
+      <w:lvlJc w:val="left"/>
+      <w:pPr>
+        <w:ind w:left="3240" w:hanging="1080"/>
+      </w:pPr>
+    </w:lvl>
+    <w:lvl w:ilvl="7">
+      <w:start w:val="1"/>
+      <w:numFmt w:val="decimal"/>
+      <w:lvlText w:val="%1.%2.%3.%4.%5.%6.%7.%8."/>
+      <w:lvlJc w:val="left"/>
+      <w:pPr>
+        <w:ind w:left="3744" w:hanging="1224"/>
+      </w:pPr>
+    </w:lvl>
+    <w:lvl w:ilvl="8">
+      <w:start w:val="1"/>
+      <w:numFmt w:val="decimal"/>
+      <w:lvlText w:val="%1.%2.%3.%4.%5.%6.%7.%8.%9."/>
+      <w:lvlJc w:val="left"/>
+      <w:pPr>
+        <w:ind w:left="4320" w:hanging="1440"/>
+      </w:pPr>
+    </w:lvl>
+  </w:abstractNum>
+  <w:abstractNum w:abstractNumId="32" w15:restartNumberingAfterBreak="0">
+    <w:nsid w:val="41203702"/>
+    <w:multiLevelType w:val="multilevel"/>
+    <w:tmpl w:val="0419001F"/>
+    <w:lvl w:ilvl="0">
+      <w:start w:val="1"/>
+      <w:numFmt w:val="decimal"/>
+      <w:lvlText w:val="%1."/>
+      <w:lvlJc w:val="left"/>
+      <w:pPr>
+        <w:ind w:left="360" w:hanging="360"/>
+      </w:pPr>
+    </w:lvl>
+    <w:lvl w:ilvl="1">
+      <w:start w:val="1"/>
+      <w:numFmt w:val="decimal"/>
+      <w:lvlText w:val="%1.%2."/>
+      <w:lvlJc w:val="left"/>
+      <w:pPr>
+        <w:ind w:left="792" w:hanging="432"/>
+      </w:pPr>
+    </w:lvl>
+    <w:lvl w:ilvl="2">
+      <w:start w:val="1"/>
+      <w:numFmt w:val="decimal"/>
+      <w:lvlText w:val="%1.%2.%3."/>
+      <w:lvlJc w:val="left"/>
+      <w:pPr>
+        <w:ind w:left="1224" w:hanging="504"/>
+      </w:pPr>
+    </w:lvl>
+    <w:lvl w:ilvl="3">
+      <w:start w:val="1"/>
+      <w:numFmt w:val="decimal"/>
+      <w:lvlText w:val="%1.%2.%3.%4."/>
+      <w:lvlJc w:val="left"/>
+      <w:pPr>
+        <w:ind w:left="1728" w:hanging="648"/>
+      </w:pPr>
+    </w:lvl>
+    <w:lvl w:ilvl="4">
+      <w:start w:val="1"/>
+      <w:numFmt w:val="decimal"/>
+      <w:lvlText w:val="%1.%2.%3.%4.%5."/>
+      <w:lvlJc w:val="left"/>
+      <w:pPr>
+        <w:ind w:left="2232" w:hanging="792"/>
+      </w:pPr>
+    </w:lvl>
+    <w:lvl w:ilvl="5">
+      <w:start w:val="1"/>
+      <w:numFmt w:val="decimal"/>
+      <w:lvlText w:val="%1.%2.%3.%4.%5.%6."/>
+      <w:lvlJc w:val="left"/>
+      <w:pPr>
+        <w:ind w:left="2736" w:hanging="936"/>
+      </w:pPr>
+    </w:lvl>
+    <w:lvl w:ilvl="6">
+      <w:start w:val="1"/>
+      <w:numFmt w:val="decimal"/>
+      <w:lvlText w:val="%1.%2.%3.%4.%5.%6.%7."/>
+      <w:lvlJc w:val="left"/>
+      <w:pPr>
+        <w:ind w:left="3240" w:hanging="1080"/>
+      </w:pPr>
+    </w:lvl>
+    <w:lvl w:ilvl="7">
+      <w:start w:val="1"/>
+      <w:numFmt w:val="decimal"/>
+      <w:lvlText w:val="%1.%2.%3.%4.%5.%6.%7.%8."/>
+      <w:lvlJc w:val="left"/>
+      <w:pPr>
+        <w:ind w:left="3744" w:hanging="1224"/>
+      </w:pPr>
+    </w:lvl>
+    <w:lvl w:ilvl="8">
+      <w:start w:val="1"/>
+      <w:numFmt w:val="decimal"/>
+      <w:lvlText w:val="%1.%2.%3.%4.%5.%6.%7.%8.%9."/>
+      <w:lvlJc w:val="left"/>
+      <w:pPr>
+        <w:ind w:left="4320" w:hanging="1440"/>
+      </w:pPr>
+    </w:lvl>
+  </w:abstractNum>
+  <w:abstractNum w:abstractNumId="33" w15:restartNumberingAfterBreak="0">
+    <w:nsid w:val="41E11774"/>
+    <w:multiLevelType w:val="multilevel"/>
+    <w:tmpl w:val="0419001F"/>
+    <w:lvl w:ilvl="0">
+      <w:start w:val="1"/>
+      <w:numFmt w:val="decimal"/>
+      <w:lvlText w:val="%1."/>
+      <w:lvlJc w:val="left"/>
+      <w:pPr>
+        <w:ind w:left="360" w:hanging="360"/>
+      </w:pPr>
+    </w:lvl>
+    <w:lvl w:ilvl="1">
+      <w:start w:val="1"/>
+      <w:numFmt w:val="decimal"/>
+      <w:lvlText w:val="%1.%2."/>
+      <w:lvlJc w:val="left"/>
+      <w:pPr>
+        <w:ind w:left="792" w:hanging="432"/>
+      </w:pPr>
+    </w:lvl>
+    <w:lvl w:ilvl="2">
+      <w:start w:val="1"/>
+      <w:numFmt w:val="decimal"/>
+      <w:lvlText w:val="%1.%2.%3."/>
+      <w:lvlJc w:val="left"/>
+      <w:pPr>
+        <w:ind w:left="1224" w:hanging="504"/>
+      </w:pPr>
+    </w:lvl>
+    <w:lvl w:ilvl="3">
+      <w:start w:val="1"/>
+      <w:numFmt w:val="decimal"/>
+      <w:lvlText w:val="%1.%2.%3.%4."/>
+      <w:lvlJc w:val="left"/>
+      <w:pPr>
+        <w:ind w:left="1728" w:hanging="648"/>
+      </w:pPr>
+    </w:lvl>
+    <w:lvl w:ilvl="4">
+      <w:start w:val="1"/>
+      <w:numFmt w:val="decimal"/>
+      <w:lvlText w:val="%1.%2.%3.%4.%5."/>
+      <w:lvlJc w:val="left"/>
+      <w:pPr>
+        <w:ind w:left="2232" w:hanging="792"/>
+      </w:pPr>
+    </w:lvl>
+    <w:lvl w:ilvl="5">
+      <w:start w:val="1"/>
+      <w:numFmt w:val="decimal"/>
+      <w:lvlText w:val="%1.%2.%3.%4.%5.%6."/>
+      <w:lvlJc w:val="left"/>
+      <w:pPr>
+        <w:ind w:left="2736" w:hanging="936"/>
+      </w:pPr>
+    </w:lvl>
+    <w:lvl w:ilvl="6">
+      <w:start w:val="1"/>
+      <w:numFmt w:val="decimal"/>
+      <w:lvlText w:val="%1.%2.%3.%4.%5.%6.%7."/>
+      <w:lvlJc w:val="left"/>
+      <w:pPr>
+        <w:ind w:left="3240" w:hanging="1080"/>
+      </w:pPr>
+    </w:lvl>
+    <w:lvl w:ilvl="7">
+      <w:start w:val="1"/>
+      <w:numFmt w:val="decimal"/>
+      <w:lvlText w:val="%1.%2.%3.%4.%5.%6.%7.%8."/>
+      <w:lvlJc w:val="left"/>
+      <w:pPr>
+        <w:ind w:left="3744" w:hanging="1224"/>
+      </w:pPr>
+    </w:lvl>
+    <w:lvl w:ilvl="8">
+      <w:start w:val="1"/>
+      <w:numFmt w:val="decimal"/>
+      <w:lvlText w:val="%1.%2.%3.%4.%5.%6.%7.%8.%9."/>
+      <w:lvlJc w:val="left"/>
+      <w:pPr>
+        <w:ind w:left="4320" w:hanging="1440"/>
+      </w:pPr>
+    </w:lvl>
+  </w:abstractNum>
+  <w:abstractNum w:abstractNumId="34" w15:restartNumberingAfterBreak="0">
     <w:nsid w:val="44B226D7"/>
     <w:multiLevelType w:val="multilevel"/>
     <w:tmpl w:val="0419001F"/>
@@ -3792,7 +6082,93 @@
       </w:pPr>
     </w:lvl>
   </w:abstractNum>
-  <w:abstractNum w:abstractNumId="17" w15:restartNumberingAfterBreak="0">
+  <w:abstractNum w:abstractNumId="35" w15:restartNumberingAfterBreak="0">
+    <w:nsid w:val="45161E77"/>
+    <w:multiLevelType w:val="multilevel"/>
+    <w:tmpl w:val="0419001F"/>
+    <w:lvl w:ilvl="0">
+      <w:start w:val="1"/>
+      <w:numFmt w:val="decimal"/>
+      <w:lvlText w:val="%1."/>
+      <w:lvlJc w:val="left"/>
+      <w:pPr>
+        <w:ind w:left="360" w:hanging="360"/>
+      </w:pPr>
+    </w:lvl>
+    <w:lvl w:ilvl="1">
+      <w:start w:val="1"/>
+      <w:numFmt w:val="decimal"/>
+      <w:lvlText w:val="%1.%2."/>
+      <w:lvlJc w:val="left"/>
+      <w:pPr>
+        <w:ind w:left="792" w:hanging="432"/>
+      </w:pPr>
+    </w:lvl>
+    <w:lvl w:ilvl="2">
+      <w:start w:val="1"/>
+      <w:numFmt w:val="decimal"/>
+      <w:lvlText w:val="%1.%2.%3."/>
+      <w:lvlJc w:val="left"/>
+      <w:pPr>
+        <w:ind w:left="1224" w:hanging="504"/>
+      </w:pPr>
+    </w:lvl>
+    <w:lvl w:ilvl="3">
+      <w:start w:val="1"/>
+      <w:numFmt w:val="decimal"/>
+      <w:lvlText w:val="%1.%2.%3.%4."/>
+      <w:lvlJc w:val="left"/>
+      <w:pPr>
+        <w:ind w:left="1728" w:hanging="648"/>
+      </w:pPr>
+    </w:lvl>
+    <w:lvl w:ilvl="4">
+      <w:start w:val="1"/>
+      <w:numFmt w:val="decimal"/>
+      <w:lvlText w:val="%1.%2.%3.%4.%5."/>
+      <w:lvlJc w:val="left"/>
+      <w:pPr>
+        <w:ind w:left="2232" w:hanging="792"/>
+      </w:pPr>
+    </w:lvl>
+    <w:lvl w:ilvl="5">
+      <w:start w:val="1"/>
+      <w:numFmt w:val="decimal"/>
+      <w:lvlText w:val="%1.%2.%3.%4.%5.%6."/>
+      <w:lvlJc w:val="left"/>
+      <w:pPr>
+        <w:ind w:left="2736" w:hanging="936"/>
+      </w:pPr>
+    </w:lvl>
+    <w:lvl w:ilvl="6">
+      <w:start w:val="1"/>
+      <w:numFmt w:val="decimal"/>
+      <w:lvlText w:val="%1.%2.%3.%4.%5.%6.%7."/>
+      <w:lvlJc w:val="left"/>
+      <w:pPr>
+        <w:ind w:left="3240" w:hanging="1080"/>
+      </w:pPr>
+    </w:lvl>
+    <w:lvl w:ilvl="7">
+      <w:start w:val="1"/>
+      <w:numFmt w:val="decimal"/>
+      <w:lvlText w:val="%1.%2.%3.%4.%5.%6.%7.%8."/>
+      <w:lvlJc w:val="left"/>
+      <w:pPr>
+        <w:ind w:left="3744" w:hanging="1224"/>
+      </w:pPr>
+    </w:lvl>
+    <w:lvl w:ilvl="8">
+      <w:start w:val="1"/>
+      <w:numFmt w:val="decimal"/>
+      <w:lvlText w:val="%1.%2.%3.%4.%5.%6.%7.%8.%9."/>
+      <w:lvlJc w:val="left"/>
+      <w:pPr>
+        <w:ind w:left="4320" w:hanging="1440"/>
+      </w:pPr>
+    </w:lvl>
+  </w:abstractNum>
+  <w:abstractNum w:abstractNumId="36" w15:restartNumberingAfterBreak="0">
     <w:nsid w:val="48C14594"/>
     <w:multiLevelType w:val="multilevel"/>
     <w:tmpl w:val="0419001F"/>
@@ -3878,7 +6254,7 @@
       </w:pPr>
     </w:lvl>
   </w:abstractNum>
-  <w:abstractNum w:abstractNumId="18" w15:restartNumberingAfterBreak="0">
+  <w:abstractNum w:abstractNumId="37" w15:restartNumberingAfterBreak="0">
     <w:nsid w:val="49516535"/>
     <w:multiLevelType w:val="multilevel"/>
     <w:tmpl w:val="0419001F"/>
@@ -3964,7 +6340,93 @@
       </w:pPr>
     </w:lvl>
   </w:abstractNum>
-  <w:abstractNum w:abstractNumId="19" w15:restartNumberingAfterBreak="0">
+  <w:abstractNum w:abstractNumId="38" w15:restartNumberingAfterBreak="0">
+    <w:nsid w:val="4BA65246"/>
+    <w:multiLevelType w:val="multilevel"/>
+    <w:tmpl w:val="0419001F"/>
+    <w:lvl w:ilvl="0">
+      <w:start w:val="1"/>
+      <w:numFmt w:val="decimal"/>
+      <w:lvlText w:val="%1."/>
+      <w:lvlJc w:val="left"/>
+      <w:pPr>
+        <w:ind w:left="360" w:hanging="360"/>
+      </w:pPr>
+    </w:lvl>
+    <w:lvl w:ilvl="1">
+      <w:start w:val="1"/>
+      <w:numFmt w:val="decimal"/>
+      <w:lvlText w:val="%1.%2."/>
+      <w:lvlJc w:val="left"/>
+      <w:pPr>
+        <w:ind w:left="792" w:hanging="432"/>
+      </w:pPr>
+    </w:lvl>
+    <w:lvl w:ilvl="2">
+      <w:start w:val="1"/>
+      <w:numFmt w:val="decimal"/>
+      <w:lvlText w:val="%1.%2.%3."/>
+      <w:lvlJc w:val="left"/>
+      <w:pPr>
+        <w:ind w:left="1224" w:hanging="504"/>
+      </w:pPr>
+    </w:lvl>
+    <w:lvl w:ilvl="3">
+      <w:start w:val="1"/>
+      <w:numFmt w:val="decimal"/>
+      <w:lvlText w:val="%1.%2.%3.%4."/>
+      <w:lvlJc w:val="left"/>
+      <w:pPr>
+        <w:ind w:left="1728" w:hanging="648"/>
+      </w:pPr>
+    </w:lvl>
+    <w:lvl w:ilvl="4">
+      <w:start w:val="1"/>
+      <w:numFmt w:val="decimal"/>
+      <w:lvlText w:val="%1.%2.%3.%4.%5."/>
+      <w:lvlJc w:val="left"/>
+      <w:pPr>
+        <w:ind w:left="2232" w:hanging="792"/>
+      </w:pPr>
+    </w:lvl>
+    <w:lvl w:ilvl="5">
+      <w:start w:val="1"/>
+      <w:numFmt w:val="decimal"/>
+      <w:lvlText w:val="%1.%2.%3.%4.%5.%6."/>
+      <w:lvlJc w:val="left"/>
+      <w:pPr>
+        <w:ind w:left="2736" w:hanging="936"/>
+      </w:pPr>
+    </w:lvl>
+    <w:lvl w:ilvl="6">
+      <w:start w:val="1"/>
+      <w:numFmt w:val="decimal"/>
+      <w:lvlText w:val="%1.%2.%3.%4.%5.%6.%7."/>
+      <w:lvlJc w:val="left"/>
+      <w:pPr>
+        <w:ind w:left="3240" w:hanging="1080"/>
+      </w:pPr>
+    </w:lvl>
+    <w:lvl w:ilvl="7">
+      <w:start w:val="1"/>
+      <w:numFmt w:val="decimal"/>
+      <w:lvlText w:val="%1.%2.%3.%4.%5.%6.%7.%8."/>
+      <w:lvlJc w:val="left"/>
+      <w:pPr>
+        <w:ind w:left="3744" w:hanging="1224"/>
+      </w:pPr>
+    </w:lvl>
+    <w:lvl w:ilvl="8">
+      <w:start w:val="1"/>
+      <w:numFmt w:val="decimal"/>
+      <w:lvlText w:val="%1.%2.%3.%4.%5.%6.%7.%8.%9."/>
+      <w:lvlJc w:val="left"/>
+      <w:pPr>
+        <w:ind w:left="4320" w:hanging="1440"/>
+      </w:pPr>
+    </w:lvl>
+  </w:abstractNum>
+  <w:abstractNum w:abstractNumId="39" w15:restartNumberingAfterBreak="0">
     <w:nsid w:val="4CA9412E"/>
     <w:multiLevelType w:val="multilevel"/>
     <w:tmpl w:val="0419001F"/>
@@ -4050,7 +6512,7 @@
       </w:pPr>
     </w:lvl>
   </w:abstractNum>
-  <w:abstractNum w:abstractNumId="20" w15:restartNumberingAfterBreak="0">
+  <w:abstractNum w:abstractNumId="40" w15:restartNumberingAfterBreak="0">
     <w:nsid w:val="4DBB5661"/>
     <w:multiLevelType w:val="hybridMultilevel"/>
     <w:tmpl w:val="8E0831FC"/>
@@ -4139,7 +6601,93 @@
       </w:pPr>
     </w:lvl>
   </w:abstractNum>
-  <w:abstractNum w:abstractNumId="21" w15:restartNumberingAfterBreak="0">
+  <w:abstractNum w:abstractNumId="41" w15:restartNumberingAfterBreak="0">
+    <w:nsid w:val="4E46070F"/>
+    <w:multiLevelType w:val="multilevel"/>
+    <w:tmpl w:val="0419001F"/>
+    <w:lvl w:ilvl="0">
+      <w:start w:val="1"/>
+      <w:numFmt w:val="decimal"/>
+      <w:lvlText w:val="%1."/>
+      <w:lvlJc w:val="left"/>
+      <w:pPr>
+        <w:ind w:left="360" w:hanging="360"/>
+      </w:pPr>
+    </w:lvl>
+    <w:lvl w:ilvl="1">
+      <w:start w:val="1"/>
+      <w:numFmt w:val="decimal"/>
+      <w:lvlText w:val="%1.%2."/>
+      <w:lvlJc w:val="left"/>
+      <w:pPr>
+        <w:ind w:left="792" w:hanging="432"/>
+      </w:pPr>
+    </w:lvl>
+    <w:lvl w:ilvl="2">
+      <w:start w:val="1"/>
+      <w:numFmt w:val="decimal"/>
+      <w:lvlText w:val="%1.%2.%3."/>
+      <w:lvlJc w:val="left"/>
+      <w:pPr>
+        <w:ind w:left="1224" w:hanging="504"/>
+      </w:pPr>
+    </w:lvl>
+    <w:lvl w:ilvl="3">
+      <w:start w:val="1"/>
+      <w:numFmt w:val="decimal"/>
+      <w:lvlText w:val="%1.%2.%3.%4."/>
+      <w:lvlJc w:val="left"/>
+      <w:pPr>
+        <w:ind w:left="1728" w:hanging="648"/>
+      </w:pPr>
+    </w:lvl>
+    <w:lvl w:ilvl="4">
+      <w:start w:val="1"/>
+      <w:numFmt w:val="decimal"/>
+      <w:lvlText w:val="%1.%2.%3.%4.%5."/>
+      <w:lvlJc w:val="left"/>
+      <w:pPr>
+        <w:ind w:left="2232" w:hanging="792"/>
+      </w:pPr>
+    </w:lvl>
+    <w:lvl w:ilvl="5">
+      <w:start w:val="1"/>
+      <w:numFmt w:val="decimal"/>
+      <w:lvlText w:val="%1.%2.%3.%4.%5.%6."/>
+      <w:lvlJc w:val="left"/>
+      <w:pPr>
+        <w:ind w:left="2736" w:hanging="936"/>
+      </w:pPr>
+    </w:lvl>
+    <w:lvl w:ilvl="6">
+      <w:start w:val="1"/>
+      <w:numFmt w:val="decimal"/>
+      <w:lvlText w:val="%1.%2.%3.%4.%5.%6.%7."/>
+      <w:lvlJc w:val="left"/>
+      <w:pPr>
+        <w:ind w:left="3240" w:hanging="1080"/>
+      </w:pPr>
+    </w:lvl>
+    <w:lvl w:ilvl="7">
+      <w:start w:val="1"/>
+      <w:numFmt w:val="decimal"/>
+      <w:lvlText w:val="%1.%2.%3.%4.%5.%6.%7.%8."/>
+      <w:lvlJc w:val="left"/>
+      <w:pPr>
+        <w:ind w:left="3744" w:hanging="1224"/>
+      </w:pPr>
+    </w:lvl>
+    <w:lvl w:ilvl="8">
+      <w:start w:val="1"/>
+      <w:numFmt w:val="decimal"/>
+      <w:lvlText w:val="%1.%2.%3.%4.%5.%6.%7.%8.%9."/>
+      <w:lvlJc w:val="left"/>
+      <w:pPr>
+        <w:ind w:left="4320" w:hanging="1440"/>
+      </w:pPr>
+    </w:lvl>
+  </w:abstractNum>
+  <w:abstractNum w:abstractNumId="42" w15:restartNumberingAfterBreak="0">
     <w:nsid w:val="4F5A01A3"/>
     <w:multiLevelType w:val="multilevel"/>
     <w:tmpl w:val="0419001F"/>
@@ -4225,7 +6773,93 @@
       </w:pPr>
     </w:lvl>
   </w:abstractNum>
-  <w:abstractNum w:abstractNumId="22" w15:restartNumberingAfterBreak="0">
+  <w:abstractNum w:abstractNumId="43" w15:restartNumberingAfterBreak="0">
+    <w:nsid w:val="52D33161"/>
+    <w:multiLevelType w:val="multilevel"/>
+    <w:tmpl w:val="0419001F"/>
+    <w:lvl w:ilvl="0">
+      <w:start w:val="1"/>
+      <w:numFmt w:val="decimal"/>
+      <w:lvlText w:val="%1."/>
+      <w:lvlJc w:val="left"/>
+      <w:pPr>
+        <w:ind w:left="360" w:hanging="360"/>
+      </w:pPr>
+    </w:lvl>
+    <w:lvl w:ilvl="1">
+      <w:start w:val="1"/>
+      <w:numFmt w:val="decimal"/>
+      <w:lvlText w:val="%1.%2."/>
+      <w:lvlJc w:val="left"/>
+      <w:pPr>
+        <w:ind w:left="792" w:hanging="432"/>
+      </w:pPr>
+    </w:lvl>
+    <w:lvl w:ilvl="2">
+      <w:start w:val="1"/>
+      <w:numFmt w:val="decimal"/>
+      <w:lvlText w:val="%1.%2.%3."/>
+      <w:lvlJc w:val="left"/>
+      <w:pPr>
+        <w:ind w:left="1224" w:hanging="504"/>
+      </w:pPr>
+    </w:lvl>
+    <w:lvl w:ilvl="3">
+      <w:start w:val="1"/>
+      <w:numFmt w:val="decimal"/>
+      <w:lvlText w:val="%1.%2.%3.%4."/>
+      <w:lvlJc w:val="left"/>
+      <w:pPr>
+        <w:ind w:left="1728" w:hanging="648"/>
+      </w:pPr>
+    </w:lvl>
+    <w:lvl w:ilvl="4">
+      <w:start w:val="1"/>
+      <w:numFmt w:val="decimal"/>
+      <w:lvlText w:val="%1.%2.%3.%4.%5."/>
+      <w:lvlJc w:val="left"/>
+      <w:pPr>
+        <w:ind w:left="2232" w:hanging="792"/>
+      </w:pPr>
+    </w:lvl>
+    <w:lvl w:ilvl="5">
+      <w:start w:val="1"/>
+      <w:numFmt w:val="decimal"/>
+      <w:lvlText w:val="%1.%2.%3.%4.%5.%6."/>
+      <w:lvlJc w:val="left"/>
+      <w:pPr>
+        <w:ind w:left="2736" w:hanging="936"/>
+      </w:pPr>
+    </w:lvl>
+    <w:lvl w:ilvl="6">
+      <w:start w:val="1"/>
+      <w:numFmt w:val="decimal"/>
+      <w:lvlText w:val="%1.%2.%3.%4.%5.%6.%7."/>
+      <w:lvlJc w:val="left"/>
+      <w:pPr>
+        <w:ind w:left="3240" w:hanging="1080"/>
+      </w:pPr>
+    </w:lvl>
+    <w:lvl w:ilvl="7">
+      <w:start w:val="1"/>
+      <w:numFmt w:val="decimal"/>
+      <w:lvlText w:val="%1.%2.%3.%4.%5.%6.%7.%8."/>
+      <w:lvlJc w:val="left"/>
+      <w:pPr>
+        <w:ind w:left="3744" w:hanging="1224"/>
+      </w:pPr>
+    </w:lvl>
+    <w:lvl w:ilvl="8">
+      <w:start w:val="1"/>
+      <w:numFmt w:val="decimal"/>
+      <w:lvlText w:val="%1.%2.%3.%4.%5.%6.%7.%8.%9."/>
+      <w:lvlJc w:val="left"/>
+      <w:pPr>
+        <w:ind w:left="4320" w:hanging="1440"/>
+      </w:pPr>
+    </w:lvl>
+  </w:abstractNum>
+  <w:abstractNum w:abstractNumId="44" w15:restartNumberingAfterBreak="0">
     <w:nsid w:val="5B8E32EC"/>
     <w:multiLevelType w:val="multilevel"/>
     <w:tmpl w:val="0419001F"/>
@@ -4311,7 +6945,7 @@
       </w:pPr>
     </w:lvl>
   </w:abstractNum>
-  <w:abstractNum w:abstractNumId="23" w15:restartNumberingAfterBreak="0">
+  <w:abstractNum w:abstractNumId="45" w15:restartNumberingAfterBreak="0">
     <w:nsid w:val="5C3B0393"/>
     <w:multiLevelType w:val="multilevel"/>
     <w:tmpl w:val="0419001F"/>
@@ -4397,7 +7031,93 @@
       </w:pPr>
     </w:lvl>
   </w:abstractNum>
-  <w:abstractNum w:abstractNumId="24" w15:restartNumberingAfterBreak="0">
+  <w:abstractNum w:abstractNumId="46" w15:restartNumberingAfterBreak="0">
+    <w:nsid w:val="5E9A7502"/>
+    <w:multiLevelType w:val="multilevel"/>
+    <w:tmpl w:val="0419001F"/>
+    <w:lvl w:ilvl="0">
+      <w:start w:val="1"/>
+      <w:numFmt w:val="decimal"/>
+      <w:lvlText w:val="%1."/>
+      <w:lvlJc w:val="left"/>
+      <w:pPr>
+        <w:ind w:left="360" w:hanging="360"/>
+      </w:pPr>
+    </w:lvl>
+    <w:lvl w:ilvl="1">
+      <w:start w:val="1"/>
+      <w:numFmt w:val="decimal"/>
+      <w:lvlText w:val="%1.%2."/>
+      <w:lvlJc w:val="left"/>
+      <w:pPr>
+        <w:ind w:left="792" w:hanging="432"/>
+      </w:pPr>
+    </w:lvl>
+    <w:lvl w:ilvl="2">
+      <w:start w:val="1"/>
+      <w:numFmt w:val="decimal"/>
+      <w:lvlText w:val="%1.%2.%3."/>
+      <w:lvlJc w:val="left"/>
+      <w:pPr>
+        <w:ind w:left="1224" w:hanging="504"/>
+      </w:pPr>
+    </w:lvl>
+    <w:lvl w:ilvl="3">
+      <w:start w:val="1"/>
+      <w:numFmt w:val="decimal"/>
+      <w:lvlText w:val="%1.%2.%3.%4."/>
+      <w:lvlJc w:val="left"/>
+      <w:pPr>
+        <w:ind w:left="1728" w:hanging="648"/>
+      </w:pPr>
+    </w:lvl>
+    <w:lvl w:ilvl="4">
+      <w:start w:val="1"/>
+      <w:numFmt w:val="decimal"/>
+      <w:lvlText w:val="%1.%2.%3.%4.%5."/>
+      <w:lvlJc w:val="left"/>
+      <w:pPr>
+        <w:ind w:left="2232" w:hanging="792"/>
+      </w:pPr>
+    </w:lvl>
+    <w:lvl w:ilvl="5">
+      <w:start w:val="1"/>
+      <w:numFmt w:val="decimal"/>
+      <w:lvlText w:val="%1.%2.%3.%4.%5.%6."/>
+      <w:lvlJc w:val="left"/>
+      <w:pPr>
+        <w:ind w:left="2736" w:hanging="936"/>
+      </w:pPr>
+    </w:lvl>
+    <w:lvl w:ilvl="6">
+      <w:start w:val="1"/>
+      <w:numFmt w:val="decimal"/>
+      <w:lvlText w:val="%1.%2.%3.%4.%5.%6.%7."/>
+      <w:lvlJc w:val="left"/>
+      <w:pPr>
+        <w:ind w:left="3240" w:hanging="1080"/>
+      </w:pPr>
+    </w:lvl>
+    <w:lvl w:ilvl="7">
+      <w:start w:val="1"/>
+      <w:numFmt w:val="decimal"/>
+      <w:lvlText w:val="%1.%2.%3.%4.%5.%6.%7.%8."/>
+      <w:lvlJc w:val="left"/>
+      <w:pPr>
+        <w:ind w:left="3744" w:hanging="1224"/>
+      </w:pPr>
+    </w:lvl>
+    <w:lvl w:ilvl="8">
+      <w:start w:val="1"/>
+      <w:numFmt w:val="decimal"/>
+      <w:lvlText w:val="%1.%2.%3.%4.%5.%6.%7.%8.%9."/>
+      <w:lvlJc w:val="left"/>
+      <w:pPr>
+        <w:ind w:left="4320" w:hanging="1440"/>
+      </w:pPr>
+    </w:lvl>
+  </w:abstractNum>
+  <w:abstractNum w:abstractNumId="47" w15:restartNumberingAfterBreak="0">
     <w:nsid w:val="5FF32EBA"/>
     <w:multiLevelType w:val="multilevel"/>
     <w:tmpl w:val="0419001F"/>
@@ -4483,7 +7203,7 @@
       </w:pPr>
     </w:lvl>
   </w:abstractNum>
-  <w:abstractNum w:abstractNumId="25" w15:restartNumberingAfterBreak="0">
+  <w:abstractNum w:abstractNumId="48" w15:restartNumberingAfterBreak="0">
     <w:nsid w:val="67E800A0"/>
     <w:multiLevelType w:val="multilevel"/>
     <w:tmpl w:val="0419001F"/>
@@ -4569,7 +7289,179 @@
       </w:pPr>
     </w:lvl>
   </w:abstractNum>
-  <w:abstractNum w:abstractNumId="26" w15:restartNumberingAfterBreak="0">
+  <w:abstractNum w:abstractNumId="49" w15:restartNumberingAfterBreak="0">
+    <w:nsid w:val="69FE7234"/>
+    <w:multiLevelType w:val="multilevel"/>
+    <w:tmpl w:val="0419001F"/>
+    <w:lvl w:ilvl="0">
+      <w:start w:val="1"/>
+      <w:numFmt w:val="decimal"/>
+      <w:lvlText w:val="%1."/>
+      <w:lvlJc w:val="left"/>
+      <w:pPr>
+        <w:ind w:left="360" w:hanging="360"/>
+      </w:pPr>
+    </w:lvl>
+    <w:lvl w:ilvl="1">
+      <w:start w:val="1"/>
+      <w:numFmt w:val="decimal"/>
+      <w:lvlText w:val="%1.%2."/>
+      <w:lvlJc w:val="left"/>
+      <w:pPr>
+        <w:ind w:left="792" w:hanging="432"/>
+      </w:pPr>
+    </w:lvl>
+    <w:lvl w:ilvl="2">
+      <w:start w:val="1"/>
+      <w:numFmt w:val="decimal"/>
+      <w:lvlText w:val="%1.%2.%3."/>
+      <w:lvlJc w:val="left"/>
+      <w:pPr>
+        <w:ind w:left="1224" w:hanging="504"/>
+      </w:pPr>
+    </w:lvl>
+    <w:lvl w:ilvl="3">
+      <w:start w:val="1"/>
+      <w:numFmt w:val="decimal"/>
+      <w:lvlText w:val="%1.%2.%3.%4."/>
+      <w:lvlJc w:val="left"/>
+      <w:pPr>
+        <w:ind w:left="1728" w:hanging="648"/>
+      </w:pPr>
+    </w:lvl>
+    <w:lvl w:ilvl="4">
+      <w:start w:val="1"/>
+      <w:numFmt w:val="decimal"/>
+      <w:lvlText w:val="%1.%2.%3.%4.%5."/>
+      <w:lvlJc w:val="left"/>
+      <w:pPr>
+        <w:ind w:left="2232" w:hanging="792"/>
+      </w:pPr>
+    </w:lvl>
+    <w:lvl w:ilvl="5">
+      <w:start w:val="1"/>
+      <w:numFmt w:val="decimal"/>
+      <w:lvlText w:val="%1.%2.%3.%4.%5.%6."/>
+      <w:lvlJc w:val="left"/>
+      <w:pPr>
+        <w:ind w:left="2736" w:hanging="936"/>
+      </w:pPr>
+    </w:lvl>
+    <w:lvl w:ilvl="6">
+      <w:start w:val="1"/>
+      <w:numFmt w:val="decimal"/>
+      <w:lvlText w:val="%1.%2.%3.%4.%5.%6.%7."/>
+      <w:lvlJc w:val="left"/>
+      <w:pPr>
+        <w:ind w:left="3240" w:hanging="1080"/>
+      </w:pPr>
+    </w:lvl>
+    <w:lvl w:ilvl="7">
+      <w:start w:val="1"/>
+      <w:numFmt w:val="decimal"/>
+      <w:lvlText w:val="%1.%2.%3.%4.%5.%6.%7.%8."/>
+      <w:lvlJc w:val="left"/>
+      <w:pPr>
+        <w:ind w:left="3744" w:hanging="1224"/>
+      </w:pPr>
+    </w:lvl>
+    <w:lvl w:ilvl="8">
+      <w:start w:val="1"/>
+      <w:numFmt w:val="decimal"/>
+      <w:lvlText w:val="%1.%2.%3.%4.%5.%6.%7.%8.%9."/>
+      <w:lvlJc w:val="left"/>
+      <w:pPr>
+        <w:ind w:left="4320" w:hanging="1440"/>
+      </w:pPr>
+    </w:lvl>
+  </w:abstractNum>
+  <w:abstractNum w:abstractNumId="50" w15:restartNumberingAfterBreak="0">
+    <w:nsid w:val="6C09718B"/>
+    <w:multiLevelType w:val="multilevel"/>
+    <w:tmpl w:val="0419001F"/>
+    <w:lvl w:ilvl="0">
+      <w:start w:val="1"/>
+      <w:numFmt w:val="decimal"/>
+      <w:lvlText w:val="%1."/>
+      <w:lvlJc w:val="left"/>
+      <w:pPr>
+        <w:ind w:left="360" w:hanging="360"/>
+      </w:pPr>
+    </w:lvl>
+    <w:lvl w:ilvl="1">
+      <w:start w:val="1"/>
+      <w:numFmt w:val="decimal"/>
+      <w:lvlText w:val="%1.%2."/>
+      <w:lvlJc w:val="left"/>
+      <w:pPr>
+        <w:ind w:left="792" w:hanging="432"/>
+      </w:pPr>
+    </w:lvl>
+    <w:lvl w:ilvl="2">
+      <w:start w:val="1"/>
+      <w:numFmt w:val="decimal"/>
+      <w:lvlText w:val="%1.%2.%3."/>
+      <w:lvlJc w:val="left"/>
+      <w:pPr>
+        <w:ind w:left="1224" w:hanging="504"/>
+      </w:pPr>
+    </w:lvl>
+    <w:lvl w:ilvl="3">
+      <w:start w:val="1"/>
+      <w:numFmt w:val="decimal"/>
+      <w:lvlText w:val="%1.%2.%3.%4."/>
+      <w:lvlJc w:val="left"/>
+      <w:pPr>
+        <w:ind w:left="1728" w:hanging="648"/>
+      </w:pPr>
+    </w:lvl>
+    <w:lvl w:ilvl="4">
+      <w:start w:val="1"/>
+      <w:numFmt w:val="decimal"/>
+      <w:lvlText w:val="%1.%2.%3.%4.%5."/>
+      <w:lvlJc w:val="left"/>
+      <w:pPr>
+        <w:ind w:left="2232" w:hanging="792"/>
+      </w:pPr>
+    </w:lvl>
+    <w:lvl w:ilvl="5">
+      <w:start w:val="1"/>
+      <w:numFmt w:val="decimal"/>
+      <w:lvlText w:val="%1.%2.%3.%4.%5.%6."/>
+      <w:lvlJc w:val="left"/>
+      <w:pPr>
+        <w:ind w:left="2736" w:hanging="936"/>
+      </w:pPr>
+    </w:lvl>
+    <w:lvl w:ilvl="6">
+      <w:start w:val="1"/>
+      <w:numFmt w:val="decimal"/>
+      <w:lvlText w:val="%1.%2.%3.%4.%5.%6.%7."/>
+      <w:lvlJc w:val="left"/>
+      <w:pPr>
+        <w:ind w:left="3240" w:hanging="1080"/>
+      </w:pPr>
+    </w:lvl>
+    <w:lvl w:ilvl="7">
+      <w:start w:val="1"/>
+      <w:numFmt w:val="decimal"/>
+      <w:lvlText w:val="%1.%2.%3.%4.%5.%6.%7.%8."/>
+      <w:lvlJc w:val="left"/>
+      <w:pPr>
+        <w:ind w:left="3744" w:hanging="1224"/>
+      </w:pPr>
+    </w:lvl>
+    <w:lvl w:ilvl="8">
+      <w:start w:val="1"/>
+      <w:numFmt w:val="decimal"/>
+      <w:lvlText w:val="%1.%2.%3.%4.%5.%6.%7.%8.%9."/>
+      <w:lvlJc w:val="left"/>
+      <w:pPr>
+        <w:ind w:left="4320" w:hanging="1440"/>
+      </w:pPr>
+    </w:lvl>
+  </w:abstractNum>
+  <w:abstractNum w:abstractNumId="51" w15:restartNumberingAfterBreak="0">
     <w:nsid w:val="6C4E4E10"/>
     <w:multiLevelType w:val="multilevel"/>
     <w:tmpl w:val="0419001F"/>
@@ -4655,7 +7547,7 @@
       </w:pPr>
     </w:lvl>
   </w:abstractNum>
-  <w:abstractNum w:abstractNumId="27" w15:restartNumberingAfterBreak="0">
+  <w:abstractNum w:abstractNumId="52" w15:restartNumberingAfterBreak="0">
     <w:nsid w:val="6FAD1726"/>
     <w:multiLevelType w:val="multilevel"/>
     <w:tmpl w:val="0419001F"/>
@@ -4741,7 +7633,437 @@
       </w:pPr>
     </w:lvl>
   </w:abstractNum>
-  <w:abstractNum w:abstractNumId="28" w15:restartNumberingAfterBreak="0">
+  <w:abstractNum w:abstractNumId="53" w15:restartNumberingAfterBreak="0">
+    <w:nsid w:val="71477CEA"/>
+    <w:multiLevelType w:val="multilevel"/>
+    <w:tmpl w:val="0419001F"/>
+    <w:lvl w:ilvl="0">
+      <w:start w:val="1"/>
+      <w:numFmt w:val="decimal"/>
+      <w:lvlText w:val="%1."/>
+      <w:lvlJc w:val="left"/>
+      <w:pPr>
+        <w:ind w:left="360" w:hanging="360"/>
+      </w:pPr>
+    </w:lvl>
+    <w:lvl w:ilvl="1">
+      <w:start w:val="1"/>
+      <w:numFmt w:val="decimal"/>
+      <w:lvlText w:val="%1.%2."/>
+      <w:lvlJc w:val="left"/>
+      <w:pPr>
+        <w:ind w:left="792" w:hanging="432"/>
+      </w:pPr>
+    </w:lvl>
+    <w:lvl w:ilvl="2">
+      <w:start w:val="1"/>
+      <w:numFmt w:val="decimal"/>
+      <w:lvlText w:val="%1.%2.%3."/>
+      <w:lvlJc w:val="left"/>
+      <w:pPr>
+        <w:ind w:left="1224" w:hanging="504"/>
+      </w:pPr>
+    </w:lvl>
+    <w:lvl w:ilvl="3">
+      <w:start w:val="1"/>
+      <w:numFmt w:val="decimal"/>
+      <w:lvlText w:val="%1.%2.%3.%4."/>
+      <w:lvlJc w:val="left"/>
+      <w:pPr>
+        <w:ind w:left="1728" w:hanging="648"/>
+      </w:pPr>
+    </w:lvl>
+    <w:lvl w:ilvl="4">
+      <w:start w:val="1"/>
+      <w:numFmt w:val="decimal"/>
+      <w:lvlText w:val="%1.%2.%3.%4.%5."/>
+      <w:lvlJc w:val="left"/>
+      <w:pPr>
+        <w:ind w:left="2232" w:hanging="792"/>
+      </w:pPr>
+    </w:lvl>
+    <w:lvl w:ilvl="5">
+      <w:start w:val="1"/>
+      <w:numFmt w:val="decimal"/>
+      <w:lvlText w:val="%1.%2.%3.%4.%5.%6."/>
+      <w:lvlJc w:val="left"/>
+      <w:pPr>
+        <w:ind w:left="2736" w:hanging="936"/>
+      </w:pPr>
+    </w:lvl>
+    <w:lvl w:ilvl="6">
+      <w:start w:val="1"/>
+      <w:numFmt w:val="decimal"/>
+      <w:lvlText w:val="%1.%2.%3.%4.%5.%6.%7."/>
+      <w:lvlJc w:val="left"/>
+      <w:pPr>
+        <w:ind w:left="3240" w:hanging="1080"/>
+      </w:pPr>
+    </w:lvl>
+    <w:lvl w:ilvl="7">
+      <w:start w:val="1"/>
+      <w:numFmt w:val="decimal"/>
+      <w:lvlText w:val="%1.%2.%3.%4.%5.%6.%7.%8."/>
+      <w:lvlJc w:val="left"/>
+      <w:pPr>
+        <w:ind w:left="3744" w:hanging="1224"/>
+      </w:pPr>
+    </w:lvl>
+    <w:lvl w:ilvl="8">
+      <w:start w:val="1"/>
+      <w:numFmt w:val="decimal"/>
+      <w:lvlText w:val="%1.%2.%3.%4.%5.%6.%7.%8.%9."/>
+      <w:lvlJc w:val="left"/>
+      <w:pPr>
+        <w:ind w:left="4320" w:hanging="1440"/>
+      </w:pPr>
+    </w:lvl>
+  </w:abstractNum>
+  <w:abstractNum w:abstractNumId="54" w15:restartNumberingAfterBreak="0">
+    <w:nsid w:val="72B31D51"/>
+    <w:multiLevelType w:val="multilevel"/>
+    <w:tmpl w:val="0419001F"/>
+    <w:lvl w:ilvl="0">
+      <w:start w:val="1"/>
+      <w:numFmt w:val="decimal"/>
+      <w:lvlText w:val="%1."/>
+      <w:lvlJc w:val="left"/>
+      <w:pPr>
+        <w:ind w:left="360" w:hanging="360"/>
+      </w:pPr>
+    </w:lvl>
+    <w:lvl w:ilvl="1">
+      <w:start w:val="1"/>
+      <w:numFmt w:val="decimal"/>
+      <w:lvlText w:val="%1.%2."/>
+      <w:lvlJc w:val="left"/>
+      <w:pPr>
+        <w:ind w:left="792" w:hanging="432"/>
+      </w:pPr>
+    </w:lvl>
+    <w:lvl w:ilvl="2">
+      <w:start w:val="1"/>
+      <w:numFmt w:val="decimal"/>
+      <w:lvlText w:val="%1.%2.%3."/>
+      <w:lvlJc w:val="left"/>
+      <w:pPr>
+        <w:ind w:left="1224" w:hanging="504"/>
+      </w:pPr>
+    </w:lvl>
+    <w:lvl w:ilvl="3">
+      <w:start w:val="1"/>
+      <w:numFmt w:val="decimal"/>
+      <w:lvlText w:val="%1.%2.%3.%4."/>
+      <w:lvlJc w:val="left"/>
+      <w:pPr>
+        <w:ind w:left="1728" w:hanging="648"/>
+      </w:pPr>
+    </w:lvl>
+    <w:lvl w:ilvl="4">
+      <w:start w:val="1"/>
+      <w:numFmt w:val="decimal"/>
+      <w:lvlText w:val="%1.%2.%3.%4.%5."/>
+      <w:lvlJc w:val="left"/>
+      <w:pPr>
+        <w:ind w:left="2232" w:hanging="792"/>
+      </w:pPr>
+    </w:lvl>
+    <w:lvl w:ilvl="5">
+      <w:start w:val="1"/>
+      <w:numFmt w:val="decimal"/>
+      <w:lvlText w:val="%1.%2.%3.%4.%5.%6."/>
+      <w:lvlJc w:val="left"/>
+      <w:pPr>
+        <w:ind w:left="2736" w:hanging="936"/>
+      </w:pPr>
+    </w:lvl>
+    <w:lvl w:ilvl="6">
+      <w:start w:val="1"/>
+      <w:numFmt w:val="decimal"/>
+      <w:lvlText w:val="%1.%2.%3.%4.%5.%6.%7."/>
+      <w:lvlJc w:val="left"/>
+      <w:pPr>
+        <w:ind w:left="3240" w:hanging="1080"/>
+      </w:pPr>
+    </w:lvl>
+    <w:lvl w:ilvl="7">
+      <w:start w:val="1"/>
+      <w:numFmt w:val="decimal"/>
+      <w:lvlText w:val="%1.%2.%3.%4.%5.%6.%7.%8."/>
+      <w:lvlJc w:val="left"/>
+      <w:pPr>
+        <w:ind w:left="3744" w:hanging="1224"/>
+      </w:pPr>
+    </w:lvl>
+    <w:lvl w:ilvl="8">
+      <w:start w:val="1"/>
+      <w:numFmt w:val="decimal"/>
+      <w:lvlText w:val="%1.%2.%3.%4.%5.%6.%7.%8.%9."/>
+      <w:lvlJc w:val="left"/>
+      <w:pPr>
+        <w:ind w:left="4320" w:hanging="1440"/>
+      </w:pPr>
+    </w:lvl>
+  </w:abstractNum>
+  <w:abstractNum w:abstractNumId="55" w15:restartNumberingAfterBreak="0">
+    <w:nsid w:val="73BF4784"/>
+    <w:multiLevelType w:val="multilevel"/>
+    <w:tmpl w:val="0419001F"/>
+    <w:lvl w:ilvl="0">
+      <w:start w:val="1"/>
+      <w:numFmt w:val="decimal"/>
+      <w:lvlText w:val="%1."/>
+      <w:lvlJc w:val="left"/>
+      <w:pPr>
+        <w:ind w:left="360" w:hanging="360"/>
+      </w:pPr>
+    </w:lvl>
+    <w:lvl w:ilvl="1">
+      <w:start w:val="1"/>
+      <w:numFmt w:val="decimal"/>
+      <w:lvlText w:val="%1.%2."/>
+      <w:lvlJc w:val="left"/>
+      <w:pPr>
+        <w:ind w:left="792" w:hanging="432"/>
+      </w:pPr>
+    </w:lvl>
+    <w:lvl w:ilvl="2">
+      <w:start w:val="1"/>
+      <w:numFmt w:val="decimal"/>
+      <w:lvlText w:val="%1.%2.%3."/>
+      <w:lvlJc w:val="left"/>
+      <w:pPr>
+        <w:ind w:left="1224" w:hanging="504"/>
+      </w:pPr>
+    </w:lvl>
+    <w:lvl w:ilvl="3">
+      <w:start w:val="1"/>
+      <w:numFmt w:val="decimal"/>
+      <w:lvlText w:val="%1.%2.%3.%4."/>
+      <w:lvlJc w:val="left"/>
+      <w:pPr>
+        <w:ind w:left="1728" w:hanging="648"/>
+      </w:pPr>
+    </w:lvl>
+    <w:lvl w:ilvl="4">
+      <w:start w:val="1"/>
+      <w:numFmt w:val="decimal"/>
+      <w:lvlText w:val="%1.%2.%3.%4.%5."/>
+      <w:lvlJc w:val="left"/>
+      <w:pPr>
+        <w:ind w:left="2232" w:hanging="792"/>
+      </w:pPr>
+    </w:lvl>
+    <w:lvl w:ilvl="5">
+      <w:start w:val="1"/>
+      <w:numFmt w:val="decimal"/>
+      <w:lvlText w:val="%1.%2.%3.%4.%5.%6."/>
+      <w:lvlJc w:val="left"/>
+      <w:pPr>
+        <w:ind w:left="2736" w:hanging="936"/>
+      </w:pPr>
+    </w:lvl>
+    <w:lvl w:ilvl="6">
+      <w:start w:val="1"/>
+      <w:numFmt w:val="decimal"/>
+      <w:lvlText w:val="%1.%2.%3.%4.%5.%6.%7."/>
+      <w:lvlJc w:val="left"/>
+      <w:pPr>
+        <w:ind w:left="3240" w:hanging="1080"/>
+      </w:pPr>
+    </w:lvl>
+    <w:lvl w:ilvl="7">
+      <w:start w:val="1"/>
+      <w:numFmt w:val="decimal"/>
+      <w:lvlText w:val="%1.%2.%3.%4.%5.%6.%7.%8."/>
+      <w:lvlJc w:val="left"/>
+      <w:pPr>
+        <w:ind w:left="3744" w:hanging="1224"/>
+      </w:pPr>
+    </w:lvl>
+    <w:lvl w:ilvl="8">
+      <w:start w:val="1"/>
+      <w:numFmt w:val="decimal"/>
+      <w:lvlText w:val="%1.%2.%3.%4.%5.%6.%7.%8.%9."/>
+      <w:lvlJc w:val="left"/>
+      <w:pPr>
+        <w:ind w:left="4320" w:hanging="1440"/>
+      </w:pPr>
+    </w:lvl>
+  </w:abstractNum>
+  <w:abstractNum w:abstractNumId="56" w15:restartNumberingAfterBreak="0">
+    <w:nsid w:val="78505EAB"/>
+    <w:multiLevelType w:val="multilevel"/>
+    <w:tmpl w:val="0419001F"/>
+    <w:lvl w:ilvl="0">
+      <w:start w:val="1"/>
+      <w:numFmt w:val="decimal"/>
+      <w:lvlText w:val="%1."/>
+      <w:lvlJc w:val="left"/>
+      <w:pPr>
+        <w:ind w:left="360" w:hanging="360"/>
+      </w:pPr>
+    </w:lvl>
+    <w:lvl w:ilvl="1">
+      <w:start w:val="1"/>
+      <w:numFmt w:val="decimal"/>
+      <w:lvlText w:val="%1.%2."/>
+      <w:lvlJc w:val="left"/>
+      <w:pPr>
+        <w:ind w:left="792" w:hanging="432"/>
+      </w:pPr>
+    </w:lvl>
+    <w:lvl w:ilvl="2">
+      <w:start w:val="1"/>
+      <w:numFmt w:val="decimal"/>
+      <w:lvlText w:val="%1.%2.%3."/>
+      <w:lvlJc w:val="left"/>
+      <w:pPr>
+        <w:ind w:left="1224" w:hanging="504"/>
+      </w:pPr>
+    </w:lvl>
+    <w:lvl w:ilvl="3">
+      <w:start w:val="1"/>
+      <w:numFmt w:val="decimal"/>
+      <w:lvlText w:val="%1.%2.%3.%4."/>
+      <w:lvlJc w:val="left"/>
+      <w:pPr>
+        <w:ind w:left="1728" w:hanging="648"/>
+      </w:pPr>
+    </w:lvl>
+    <w:lvl w:ilvl="4">
+      <w:start w:val="1"/>
+      <w:numFmt w:val="decimal"/>
+      <w:lvlText w:val="%1.%2.%3.%4.%5."/>
+      <w:lvlJc w:val="left"/>
+      <w:pPr>
+        <w:ind w:left="2232" w:hanging="792"/>
+      </w:pPr>
+    </w:lvl>
+    <w:lvl w:ilvl="5">
+      <w:start w:val="1"/>
+      <w:numFmt w:val="decimal"/>
+      <w:lvlText w:val="%1.%2.%3.%4.%5.%6."/>
+      <w:lvlJc w:val="left"/>
+      <w:pPr>
+        <w:ind w:left="2736" w:hanging="936"/>
+      </w:pPr>
+    </w:lvl>
+    <w:lvl w:ilvl="6">
+      <w:start w:val="1"/>
+      <w:numFmt w:val="decimal"/>
+      <w:lvlText w:val="%1.%2.%3.%4.%5.%6.%7."/>
+      <w:lvlJc w:val="left"/>
+      <w:pPr>
+        <w:ind w:left="3240" w:hanging="1080"/>
+      </w:pPr>
+    </w:lvl>
+    <w:lvl w:ilvl="7">
+      <w:start w:val="1"/>
+      <w:numFmt w:val="decimal"/>
+      <w:lvlText w:val="%1.%2.%3.%4.%5.%6.%7.%8."/>
+      <w:lvlJc w:val="left"/>
+      <w:pPr>
+        <w:ind w:left="3744" w:hanging="1224"/>
+      </w:pPr>
+    </w:lvl>
+    <w:lvl w:ilvl="8">
+      <w:start w:val="1"/>
+      <w:numFmt w:val="decimal"/>
+      <w:lvlText w:val="%1.%2.%3.%4.%5.%6.%7.%8.%9."/>
+      <w:lvlJc w:val="left"/>
+      <w:pPr>
+        <w:ind w:left="4320" w:hanging="1440"/>
+      </w:pPr>
+    </w:lvl>
+  </w:abstractNum>
+  <w:abstractNum w:abstractNumId="57" w15:restartNumberingAfterBreak="0">
+    <w:nsid w:val="79E21D80"/>
+    <w:multiLevelType w:val="multilevel"/>
+    <w:tmpl w:val="0419001F"/>
+    <w:lvl w:ilvl="0">
+      <w:start w:val="1"/>
+      <w:numFmt w:val="decimal"/>
+      <w:lvlText w:val="%1."/>
+      <w:lvlJc w:val="left"/>
+      <w:pPr>
+        <w:ind w:left="360" w:hanging="360"/>
+      </w:pPr>
+    </w:lvl>
+    <w:lvl w:ilvl="1">
+      <w:start w:val="1"/>
+      <w:numFmt w:val="decimal"/>
+      <w:lvlText w:val="%1.%2."/>
+      <w:lvlJc w:val="left"/>
+      <w:pPr>
+        <w:ind w:left="792" w:hanging="432"/>
+      </w:pPr>
+    </w:lvl>
+    <w:lvl w:ilvl="2">
+      <w:start w:val="1"/>
+      <w:numFmt w:val="decimal"/>
+      <w:lvlText w:val="%1.%2.%3."/>
+      <w:lvlJc w:val="left"/>
+      <w:pPr>
+        <w:ind w:left="1224" w:hanging="504"/>
+      </w:pPr>
+    </w:lvl>
+    <w:lvl w:ilvl="3">
+      <w:start w:val="1"/>
+      <w:numFmt w:val="decimal"/>
+      <w:lvlText w:val="%1.%2.%3.%4."/>
+      <w:lvlJc w:val="left"/>
+      <w:pPr>
+        <w:ind w:left="1728" w:hanging="648"/>
+      </w:pPr>
+    </w:lvl>
+    <w:lvl w:ilvl="4">
+      <w:start w:val="1"/>
+      <w:numFmt w:val="decimal"/>
+      <w:lvlText w:val="%1.%2.%3.%4.%5."/>
+      <w:lvlJc w:val="left"/>
+      <w:pPr>
+        <w:ind w:left="2232" w:hanging="792"/>
+      </w:pPr>
+    </w:lvl>
+    <w:lvl w:ilvl="5">
+      <w:start w:val="1"/>
+      <w:numFmt w:val="decimal"/>
+      <w:lvlText w:val="%1.%2.%3.%4.%5.%6."/>
+      <w:lvlJc w:val="left"/>
+      <w:pPr>
+        <w:ind w:left="2736" w:hanging="936"/>
+      </w:pPr>
+    </w:lvl>
+    <w:lvl w:ilvl="6">
+      <w:start w:val="1"/>
+      <w:numFmt w:val="decimal"/>
+      <w:lvlText w:val="%1.%2.%3.%4.%5.%6.%7."/>
+      <w:lvlJc w:val="left"/>
+      <w:pPr>
+        <w:ind w:left="3240" w:hanging="1080"/>
+      </w:pPr>
+    </w:lvl>
+    <w:lvl w:ilvl="7">
+      <w:start w:val="1"/>
+      <w:numFmt w:val="decimal"/>
+      <w:lvlText w:val="%1.%2.%3.%4.%5.%6.%7.%8."/>
+      <w:lvlJc w:val="left"/>
+      <w:pPr>
+        <w:ind w:left="3744" w:hanging="1224"/>
+      </w:pPr>
+    </w:lvl>
+    <w:lvl w:ilvl="8">
+      <w:start w:val="1"/>
+      <w:numFmt w:val="decimal"/>
+      <w:lvlText w:val="%1.%2.%3.%4.%5.%6.%7.%8.%9."/>
+      <w:lvlJc w:val="left"/>
+      <w:pPr>
+        <w:ind w:left="4320" w:hanging="1440"/>
+      </w:pPr>
+    </w:lvl>
+  </w:abstractNum>
+  <w:abstractNum w:abstractNumId="58" w15:restartNumberingAfterBreak="0">
     <w:nsid w:val="7D464622"/>
     <w:multiLevelType w:val="multilevel"/>
     <w:tmpl w:val="0419001F"/>
@@ -4828,91 +8150,181 @@
     </w:lvl>
   </w:abstractNum>
   <w:num w:numId="1" w16cid:durableId="1989089674">
+    <w:abstractNumId w:val="2"/>
+  </w:num>
+  <w:num w:numId="2" w16cid:durableId="1154489287">
+    <w:abstractNumId w:val="40"/>
+  </w:num>
+  <w:num w:numId="3" w16cid:durableId="2022003774">
+    <w:abstractNumId w:val="7"/>
+  </w:num>
+  <w:num w:numId="4" w16cid:durableId="875966870">
+    <w:abstractNumId w:val="8"/>
+  </w:num>
+  <w:num w:numId="5" w16cid:durableId="83848493">
+    <w:abstractNumId w:val="10"/>
+  </w:num>
+  <w:num w:numId="6" w16cid:durableId="1652442673">
+    <w:abstractNumId w:val="58"/>
+  </w:num>
+  <w:num w:numId="7" w16cid:durableId="1840845826">
+    <w:abstractNumId w:val="27"/>
+  </w:num>
+  <w:num w:numId="8" w16cid:durableId="2053840649">
+    <w:abstractNumId w:val="39"/>
+  </w:num>
+  <w:num w:numId="9" w16cid:durableId="853692742">
+    <w:abstractNumId w:val="29"/>
+  </w:num>
+  <w:num w:numId="10" w16cid:durableId="821392762">
+    <w:abstractNumId w:val="13"/>
+  </w:num>
+  <w:num w:numId="11" w16cid:durableId="912080703">
+    <w:abstractNumId w:val="5"/>
+  </w:num>
+  <w:num w:numId="12" w16cid:durableId="543753938">
+    <w:abstractNumId w:val="44"/>
+  </w:num>
+  <w:num w:numId="13" w16cid:durableId="620956339">
+    <w:abstractNumId w:val="19"/>
+  </w:num>
+  <w:num w:numId="14" w16cid:durableId="1635215188">
+    <w:abstractNumId w:val="36"/>
+  </w:num>
+  <w:num w:numId="15" w16cid:durableId="729619087">
+    <w:abstractNumId w:val="14"/>
+  </w:num>
+  <w:num w:numId="16" w16cid:durableId="1737556363">
+    <w:abstractNumId w:val="45"/>
+  </w:num>
+  <w:num w:numId="17" w16cid:durableId="1959944491">
+    <w:abstractNumId w:val="52"/>
+  </w:num>
+  <w:num w:numId="18" w16cid:durableId="196698728">
     <w:abstractNumId w:val="1"/>
   </w:num>
-  <w:num w:numId="2" w16cid:durableId="1154489287">
+  <w:num w:numId="19" w16cid:durableId="137698026">
     <w:abstractNumId w:val="20"/>
   </w:num>
-  <w:num w:numId="3" w16cid:durableId="2022003774">
+  <w:num w:numId="20" w16cid:durableId="622885637">
+    <w:abstractNumId w:val="42"/>
+  </w:num>
+  <w:num w:numId="21" w16cid:durableId="1724209223">
+    <w:abstractNumId w:val="48"/>
+  </w:num>
+  <w:num w:numId="22" w16cid:durableId="1977493977">
+    <w:abstractNumId w:val="18"/>
+  </w:num>
+  <w:num w:numId="23" w16cid:durableId="2129734119">
+    <w:abstractNumId w:val="37"/>
+  </w:num>
+  <w:num w:numId="24" w16cid:durableId="887911100">
+    <w:abstractNumId w:val="51"/>
+  </w:num>
+  <w:num w:numId="25" w16cid:durableId="1835298914">
+    <w:abstractNumId w:val="28"/>
+  </w:num>
+  <w:num w:numId="26" w16cid:durableId="1937668700">
+    <w:abstractNumId w:val="47"/>
+  </w:num>
+  <w:num w:numId="27" w16cid:durableId="1989630409">
+    <w:abstractNumId w:val="34"/>
+  </w:num>
+  <w:num w:numId="28" w16cid:durableId="549809460">
+    <w:abstractNumId w:val="26"/>
+  </w:num>
+  <w:num w:numId="29" w16cid:durableId="704871276">
+    <w:abstractNumId w:val="24"/>
+  </w:num>
+  <w:num w:numId="30" w16cid:durableId="497959125">
+    <w:abstractNumId w:val="57"/>
+  </w:num>
+  <w:num w:numId="31" w16cid:durableId="1556039344">
+    <w:abstractNumId w:val="12"/>
+  </w:num>
+  <w:num w:numId="32" w16cid:durableId="1608584693">
+    <w:abstractNumId w:val="16"/>
+  </w:num>
+  <w:num w:numId="33" w16cid:durableId="465120785">
+    <w:abstractNumId w:val="0"/>
+  </w:num>
+  <w:num w:numId="34" w16cid:durableId="161094048">
+    <w:abstractNumId w:val="23"/>
+  </w:num>
+  <w:num w:numId="35" w16cid:durableId="1327784207">
+    <w:abstractNumId w:val="43"/>
+  </w:num>
+  <w:num w:numId="36" w16cid:durableId="1677805880">
+    <w:abstractNumId w:val="15"/>
+  </w:num>
+  <w:num w:numId="37" w16cid:durableId="477841633">
+    <w:abstractNumId w:val="6"/>
+  </w:num>
+  <w:num w:numId="38" w16cid:durableId="902790348">
+    <w:abstractNumId w:val="54"/>
+  </w:num>
+  <w:num w:numId="39" w16cid:durableId="732117909">
     <w:abstractNumId w:val="3"/>
   </w:num>
-  <w:num w:numId="4" w16cid:durableId="875966870">
+  <w:num w:numId="40" w16cid:durableId="305281265">
+    <w:abstractNumId w:val="25"/>
+  </w:num>
+  <w:num w:numId="41" w16cid:durableId="1367221279">
+    <w:abstractNumId w:val="49"/>
+  </w:num>
+  <w:num w:numId="42" w16cid:durableId="870805006">
+    <w:abstractNumId w:val="46"/>
+  </w:num>
+  <w:num w:numId="43" w16cid:durableId="471676704">
+    <w:abstractNumId w:val="55"/>
+  </w:num>
+  <w:num w:numId="44" w16cid:durableId="90467869">
+    <w:abstractNumId w:val="21"/>
+  </w:num>
+  <w:num w:numId="45" w16cid:durableId="1093864109">
+    <w:abstractNumId w:val="38"/>
+  </w:num>
+  <w:num w:numId="46" w16cid:durableId="2146314794">
+    <w:abstractNumId w:val="33"/>
+  </w:num>
+  <w:num w:numId="47" w16cid:durableId="1270551612">
+    <w:abstractNumId w:val="56"/>
+  </w:num>
+  <w:num w:numId="48" w16cid:durableId="1468355905">
+    <w:abstractNumId w:val="53"/>
+  </w:num>
+  <w:num w:numId="49" w16cid:durableId="1681392659">
+    <w:abstractNumId w:val="50"/>
+  </w:num>
+  <w:num w:numId="50" w16cid:durableId="1651474317">
     <w:abstractNumId w:val="4"/>
   </w:num>
-  <w:num w:numId="5" w16cid:durableId="83848493">
-    <w:abstractNumId w:val="5"/>
+  <w:num w:numId="51" w16cid:durableId="1204439753">
+    <w:abstractNumId w:val="41"/>
   </w:num>
-  <w:num w:numId="6" w16cid:durableId="1652442673">
-    <w:abstractNumId w:val="28"/>
+  <w:num w:numId="52" w16cid:durableId="444229106">
+    <w:abstractNumId w:val="30"/>
   </w:num>
-  <w:num w:numId="7" w16cid:durableId="1840845826">
-    <w:abstractNumId w:val="13"/>
+  <w:num w:numId="53" w16cid:durableId="1353796083">
+    <w:abstractNumId w:val="35"/>
   </w:num>
-  <w:num w:numId="8" w16cid:durableId="2053840649">
-    <w:abstractNumId w:val="19"/>
+  <w:num w:numId="54" w16cid:durableId="630524612">
+    <w:abstractNumId w:val="17"/>
   </w:num>
-  <w:num w:numId="9" w16cid:durableId="853692742">
-    <w:abstractNumId w:val="15"/>
+  <w:num w:numId="55" w16cid:durableId="1005328642">
+    <w:abstractNumId w:val="11"/>
   </w:num>
-  <w:num w:numId="10" w16cid:durableId="821392762">
-    <w:abstractNumId w:val="6"/>
+  <w:num w:numId="56" w16cid:durableId="1733966115">
+    <w:abstractNumId w:val="32"/>
   </w:num>
-  <w:num w:numId="11" w16cid:durableId="912080703">
-    <w:abstractNumId w:val="2"/>
-  </w:num>
-  <w:num w:numId="12" w16cid:durableId="543753938">
-    <w:abstractNumId w:val="22"/>
-  </w:num>
-  <w:num w:numId="13" w16cid:durableId="620956339">
+  <w:num w:numId="57" w16cid:durableId="947541311">
     <w:abstractNumId w:val="9"/>
   </w:num>
-  <w:num w:numId="14" w16cid:durableId="1635215188">
-    <w:abstractNumId w:val="17"/>
+  <w:num w:numId="58" w16cid:durableId="346058870">
+    <w:abstractNumId w:val="31"/>
   </w:num>
-  <w:num w:numId="15" w16cid:durableId="729619087">
-    <w:abstractNumId w:val="7"/>
-  </w:num>
-  <w:num w:numId="16" w16cid:durableId="1737556363">
-    <w:abstractNumId w:val="23"/>
-  </w:num>
-  <w:num w:numId="17" w16cid:durableId="1959944491">
-    <w:abstractNumId w:val="27"/>
-  </w:num>
-  <w:num w:numId="18" w16cid:durableId="196698728">
-    <w:abstractNumId w:val="0"/>
-  </w:num>
-  <w:num w:numId="19" w16cid:durableId="137698026">
-    <w:abstractNumId w:val="10"/>
-  </w:num>
-  <w:num w:numId="20" w16cid:durableId="622885637">
-    <w:abstractNumId w:val="21"/>
-  </w:num>
-  <w:num w:numId="21" w16cid:durableId="1724209223">
-    <w:abstractNumId w:val="25"/>
-  </w:num>
-  <w:num w:numId="22" w16cid:durableId="1977493977">
-    <w:abstractNumId w:val="8"/>
-  </w:num>
-  <w:num w:numId="23" w16cid:durableId="2129734119">
-    <w:abstractNumId w:val="18"/>
-  </w:num>
-  <w:num w:numId="24" w16cid:durableId="887911100">
-    <w:abstractNumId w:val="26"/>
-  </w:num>
-  <w:num w:numId="25" w16cid:durableId="1835298914">
-    <w:abstractNumId w:val="14"/>
-  </w:num>
-  <w:num w:numId="26" w16cid:durableId="1937668700">
-    <w:abstractNumId w:val="24"/>
-  </w:num>
-  <w:num w:numId="27" w16cid:durableId="1989630409">
-    <w:abstractNumId w:val="16"/>
-  </w:num>
-  <w:num w:numId="28" w16cid:durableId="549809460">
-    <w:abstractNumId w:val="12"/>
-  </w:num>
-  <w:num w:numId="29" w16cid:durableId="704871276">
-    <w:abstractNumId w:val="11"/>
+  <w:num w:numId="59" w16cid:durableId="1370640590">
+    <w:abstractNumId w:val="22"/>
   </w:num>
 </w:numbering>
 </file>
@@ -5527,6 +8939,7 @@
   <w:style w:type="character" w:default="1" w:styleId="a0">
     <w:name w:val="Default Paragraph Font"/>
     <w:uiPriority w:val="1"/>
+    <w:semiHidden/>
     <w:unhideWhenUsed/>
   </w:style>
   <w:style w:type="table" w:default="1" w:styleId="a1">
@@ -5715,6 +9128,7 @@
       <w:numPr>
         <w:ilvl w:val="1"/>
       </w:numPr>
+      <w:ind w:firstLine="709"/>
     </w:pPr>
     <w:rPr>
       <w:rFonts w:eastAsiaTheme="majorEastAsia" w:cstheme="majorBidi"/>

--- a/doc/Техническое задание.docx
+++ b/doc/Техническое задание.docx
@@ -2410,6 +2410,9 @@
     <w:p>
       <w:pPr>
         <w:jc w:val="center"/>
+        <w:rPr>
+          <w:lang w:val="en-US"/>
+        </w:rPr>
       </w:pPr>
       <w:r>
         <w:rPr>
@@ -2465,313 +2468,407 @@
         </w:drawing>
       </w:r>
     </w:p>
+    <w:p>
+      <w:pPr>
+        <w:jc w:val="center"/>
+      </w:pPr>
+      <w:r>
+        <w:t xml:space="preserve">Рисунок 1. </w:t>
+      </w:r>
+      <w:r>
+        <w:rPr>
+          <w:lang w:val="en-US"/>
+        </w:rPr>
+        <w:t xml:space="preserve">Use case </w:t>
+      </w:r>
+      <w:r>
+        <w:t>диаграмма.</w:t>
+      </w:r>
+    </w:p>
     <w:p/>
     <w:p>
-      <w:r>
-        <w:t>Акторы:</w:t>
-      </w:r>
-    </w:p>
-    <w:p>
-      <w:r>
-        <w:t>- Пользователь (основной)</w:t>
-      </w:r>
-    </w:p>
-    <w:p>
-      <w:r>
-        <w:t>- Модератор (админ-панель)</w:t>
-      </w:r>
-    </w:p>
-    <w:p>
+      <w:pPr>
+        <w:rPr>
+          <w:lang w:val="en-US"/>
+        </w:rPr>
+      </w:pPr>
+    </w:p>
+    <w:p>
+      <w:r>
+        <w:t>Действующие лица</w:t>
+      </w:r>
+      <w:r>
+        <w:t>:</w:t>
+      </w:r>
+    </w:p>
+    <w:p>
+      <w:pPr>
+        <w:pStyle w:val="a7"/>
+        <w:numPr>
+          <w:ilvl w:val="0"/>
+          <w:numId w:val="60"/>
+        </w:numPr>
+      </w:pPr>
+      <w:r>
+        <w:t>Пользователь</w:t>
+      </w:r>
+    </w:p>
+    <w:p>
+      <w:pPr>
+        <w:pStyle w:val="a7"/>
+        <w:numPr>
+          <w:ilvl w:val="0"/>
+          <w:numId w:val="60"/>
+        </w:numPr>
+      </w:pPr>
       <w:r>
         <w:lastRenderedPageBreak/>
-        <w:t>- Внешние системы: OSM</w:t>
+        <w:t>Клиент (Авторизированный пользователь)</w:t>
+      </w:r>
+    </w:p>
+    <w:p>
+      <w:pPr>
+        <w:pStyle w:val="a7"/>
+        <w:numPr>
+          <w:ilvl w:val="0"/>
+          <w:numId w:val="60"/>
+        </w:numPr>
+      </w:pPr>
+      <w:r>
+        <w:t xml:space="preserve">Админ </w:t>
+      </w:r>
+      <w:r>
+        <w:t>(Авторизированный пользователь)</w:t>
+      </w:r>
+    </w:p>
+    <w:p>
+      <w:pPr>
+        <w:pStyle w:val="a7"/>
+        <w:numPr>
+          <w:ilvl w:val="0"/>
+          <w:numId w:val="60"/>
+        </w:numPr>
+      </w:pPr>
+      <w:r>
+        <w:t xml:space="preserve">Модератор </w:t>
+      </w:r>
+      <w:r>
+        <w:t>(Авторизированный пользователь)</w:t>
+      </w:r>
+    </w:p>
+    <w:p>
+      <w:pPr>
+        <w:pStyle w:val="a7"/>
+        <w:numPr>
+          <w:ilvl w:val="0"/>
+          <w:numId w:val="60"/>
+        </w:numPr>
+        <w:rPr>
+          <w:lang w:val="en-US"/>
+        </w:rPr>
+      </w:pPr>
+      <w:r>
+        <w:rPr>
+          <w:lang w:val="en-US"/>
+        </w:rPr>
+        <w:t>OSM</w:t>
+      </w:r>
+      <w:r>
+        <w:rPr>
+          <w:lang w:val="en-US"/>
+        </w:rPr>
+        <w:t xml:space="preserve"> </w:t>
+      </w:r>
+      <w:r>
+        <w:t>или</w:t>
+      </w:r>
+      <w:r>
+        <w:rPr>
+          <w:lang w:val="en-US"/>
+        </w:rPr>
+        <w:t xml:space="preserve"> </w:t>
+      </w:r>
+      <w:r>
+        <w:rPr>
+          <w:lang w:val="en-US"/>
+        </w:rPr>
+        <w:t>Overpass API</w:t>
+      </w:r>
+      <w:r>
+        <w:rPr>
+          <w:lang w:val="en-US"/>
+        </w:rPr>
+        <w:t xml:space="preserve"> </w:t>
+      </w:r>
+      <w:r>
+        <w:t>или</w:t>
+      </w:r>
+      <w:r>
+        <w:rPr>
+          <w:lang w:val="en-US"/>
+        </w:rPr>
+        <w:t>2</w:t>
+      </w:r>
+      <w:r>
+        <w:t>ГИС</w:t>
+      </w:r>
+      <w:r>
+        <w:rPr>
+          <w:lang w:val="en-US"/>
+        </w:rPr>
+        <w:t xml:space="preserve"> API</w:t>
+      </w:r>
+    </w:p>
+    <w:p>
+      <w:pPr>
+        <w:pStyle w:val="a7"/>
+        <w:numPr>
+          <w:ilvl w:val="0"/>
+          <w:numId w:val="60"/>
+        </w:numPr>
+      </w:pPr>
+      <w:r>
+        <w:t>LLM API</w:t>
+      </w:r>
+    </w:p>
+    <w:p>
+      <w:r>
+        <w:t>Основные Use Cases:</w:t>
+      </w:r>
+    </w:p>
+    <w:p/>
+    <w:p>
+      <w:r>
+        <w:t>1. Найти объект по тексту</w:t>
       </w:r>
       <w:r>
         <w:t xml:space="preserve"> или </w:t>
       </w:r>
       <w:r>
-        <w:t>Overpass API, 2ГИС API, LLM API, Push-сервис</w:t>
-      </w:r>
-    </w:p>
-    <w:p>
-      <w:r>
-        <w:t>```</w:t>
+        <w:t>карте</w:t>
+      </w:r>
+    </w:p>
+    <w:p>
+      <w:r>
+        <w:t>2. Использовать «Режим отчаяния»</w:t>
+      </w:r>
+    </w:p>
+    <w:p>
+      <w:r>
+        <w:t>3. Применить ситуативный профиль</w:t>
+      </w:r>
+    </w:p>
+    <w:p>
+      <w:r>
+        <w:t>4. Построить комфорт-маршрут</w:t>
+      </w:r>
+    </w:p>
+    <w:p>
+      <w:r>
+        <w:t>5. Добавить новую точку</w:t>
+      </w:r>
+    </w:p>
+    <w:p>
+      <w:r>
+        <w:t>6. Подтвердить</w:t>
+      </w:r>
+      <w:r>
+        <w:t xml:space="preserve"> или </w:t>
+      </w:r>
+      <w:r>
+        <w:t>оспорить точку</w:t>
+      </w:r>
+    </w:p>
+    <w:p>
+      <w:r>
+        <w:t>7. Задать вопрос ИИ-ассистенту</w:t>
+      </w:r>
+    </w:p>
+    <w:p>
+      <w:r>
+        <w:t>8. Работать офлайн и синхронизироваться</w:t>
+      </w:r>
+    </w:p>
+    <w:p>
+      <w:r>
+        <w:t>9. Получать push-уведомления</w:t>
+      </w:r>
+    </w:p>
+    <w:p>
+      <w:r>
+        <w:t>10. Вести профиль</w:t>
+      </w:r>
+      <w:r>
+        <w:t xml:space="preserve"> или </w:t>
+      </w:r>
+      <w:r>
+        <w:t>геймификация</w:t>
       </w:r>
     </w:p>
     <w:p/>
-    <w:p>
-      <w:r>
-        <w:t>Основные Use Cases:</w:t>
-      </w:r>
-    </w:p>
     <w:p/>
     <w:p>
-      <w:r>
-        <w:t>1. Найти объект по тексту</w:t>
+      <w:pPr>
+        <w:pStyle w:val="a7"/>
+        <w:numPr>
+          <w:ilvl w:val="0"/>
+          <w:numId w:val="3"/>
+        </w:numPr>
+      </w:pPr>
+      <w:r>
+        <w:t>Приоритезация MoSCoW</w:t>
+      </w:r>
+    </w:p>
+    <w:p>
+      <w:r>
+        <w:t>Must</w:t>
+      </w:r>
+      <w:r>
+        <w:t>:</w:t>
+      </w:r>
+    </w:p>
+    <w:p>
+      <w:pPr>
+        <w:pStyle w:val="a7"/>
+        <w:numPr>
+          <w:ilvl w:val="0"/>
+          <w:numId w:val="62"/>
+        </w:numPr>
+      </w:pPr>
+      <w:r>
+        <w:t>Отображение карты с объектами</w:t>
+      </w:r>
+    </w:p>
+    <w:p>
+      <w:pPr>
+        <w:pStyle w:val="a7"/>
+        <w:numPr>
+          <w:ilvl w:val="0"/>
+          <w:numId w:val="62"/>
+        </w:numPr>
+      </w:pPr>
+      <w:r>
+        <w:t>Текстовый поиск ближайших</w:t>
+      </w:r>
+    </w:p>
+    <w:p>
+      <w:pPr>
+        <w:pStyle w:val="a7"/>
+        <w:numPr>
+          <w:ilvl w:val="0"/>
+          <w:numId w:val="62"/>
+        </w:numPr>
+      </w:pPr>
+      <w:r>
+        <w:t>Добавление точки</w:t>
+      </w:r>
+    </w:p>
+    <w:p>
+      <w:pPr>
+        <w:pStyle w:val="a7"/>
+        <w:numPr>
+          <w:ilvl w:val="0"/>
+          <w:numId w:val="62"/>
+        </w:numPr>
+      </w:pPr>
+      <w:r>
+        <w:t>Подтверждение</w:t>
       </w:r>
       <w:r>
         <w:t xml:space="preserve"> или </w:t>
       </w:r>
       <w:r>
-        <w:t>карте</w:t>
-      </w:r>
-    </w:p>
-    <w:p>
-      <w:r>
-        <w:t>2. Использовать «Режим отчаяния»</w:t>
-      </w:r>
-    </w:p>
-    <w:p>
-      <w:r>
-        <w:t>3. Применить ситуативный профиль</w:t>
-      </w:r>
-    </w:p>
-    <w:p>
-      <w:r>
-        <w:t>4. Построить комфорт-маршрут</w:t>
-      </w:r>
-    </w:p>
-    <w:p>
-      <w:r>
-        <w:t>5. Добавить новую точку</w:t>
-      </w:r>
-    </w:p>
-    <w:p>
-      <w:r>
-        <w:t>6. Подтвердить</w:t>
-      </w:r>
-      <w:r>
-        <w:t xml:space="preserve"> или </w:t>
-      </w:r>
-      <w:r>
-        <w:t>оспорить точку</w:t>
-      </w:r>
-    </w:p>
-    <w:p>
-      <w:r>
-        <w:t>7. Задать вопрос ИИ-ассистенту</w:t>
-      </w:r>
-    </w:p>
-    <w:p>
-      <w:r>
-        <w:t>8. Работать офлайн и синхронизироваться</w:t>
-      </w:r>
-    </w:p>
-    <w:p>
-      <w:r>
-        <w:t>9. Получать push-уведомления</w:t>
-      </w:r>
-    </w:p>
-    <w:p>
-      <w:r>
-        <w:t>10. Вести профиль</w:t>
-      </w:r>
-      <w:r>
-        <w:t xml:space="preserve"> или </w:t>
-      </w:r>
-      <w:r>
-        <w:t>геймификация</w:t>
-      </w:r>
-    </w:p>
-    <w:p/>
-    <w:p>
-      <w:r>
-        <w:t>---</w:t>
-      </w:r>
-    </w:p>
-    <w:p/>
-    <w:p>
-      <w:r>
-        <w:t>7. Приоритезация MoSCoW</w:t>
-      </w:r>
-    </w:p>
-    <w:p/>
-    <w:p>
-      <w:r>
-        <w:rPr>
-          <w:rFonts w:ascii="Segoe UI Emoji" w:hAnsi="Segoe UI Emoji" w:cs="Segoe UI Emoji"/>
-        </w:rPr>
-        <w:t>🟥</w:t>
-      </w:r>
-      <w:r>
-        <w:t xml:space="preserve"> Must (обязательно для MVP)</w:t>
-      </w:r>
-    </w:p>
-    <w:p/>
-    <w:p>
-      <w:r>
-        <w:t xml:space="preserve">· </w:t>
-      </w:r>
-      <w:r>
-        <w:t xml:space="preserve">ФУНКЦИОНАЛЬНОЕ ТРЕБОВАНИЕ </w:t>
-      </w:r>
-      <w:r>
-        <w:t>-01 Отображение карты с объектами</w:t>
-      </w:r>
-    </w:p>
-    <w:p>
-      <w:r>
-        <w:t xml:space="preserve">· </w:t>
-      </w:r>
-      <w:r>
-        <w:t xml:space="preserve">ФУНКЦИОНАЛЬНОЕ ТРЕБОВАНИЕ </w:t>
-      </w:r>
-      <w:r>
-        <w:t>-02 Текстовый поиск ближайших</w:t>
-      </w:r>
-    </w:p>
-    <w:p>
-      <w:r>
-        <w:t xml:space="preserve">· </w:t>
-      </w:r>
-      <w:r>
-        <w:t xml:space="preserve">ФУНКЦИОНАЛЬНОЕ ТРЕБОВАНИЕ </w:t>
-      </w:r>
-      <w:r>
-        <w:t>-03 «Режим отчаяния»</w:t>
-      </w:r>
-    </w:p>
-    <w:p>
-      <w:r>
-        <w:t xml:space="preserve">· </w:t>
-      </w:r>
-      <w:r>
-        <w:t xml:space="preserve">ФУНКЦИОНАЛЬНОЕ ТРЕБОВАНИЕ </w:t>
-      </w:r>
-      <w:r>
-        <w:t>-06 Добавление точки</w:t>
-      </w:r>
-    </w:p>
-    <w:p>
-      <w:r>
-        <w:t xml:space="preserve">· </w:t>
-      </w:r>
-      <w:r>
-        <w:t xml:space="preserve">ФУНКЦИОНАЛЬНОЕ ТРЕБОВАНИЕ </w:t>
-      </w:r>
-      <w:r>
-        <w:t>-07 Подтверждение</w:t>
-      </w:r>
-      <w:r>
-        <w:t xml:space="preserve"> или </w:t>
-      </w:r>
-      <w:r>
         <w:t>жалоба</w:t>
       </w:r>
     </w:p>
     <w:p>
+      <w:pPr>
+        <w:pStyle w:val="a7"/>
+        <w:numPr>
+          <w:ilvl w:val="0"/>
+          <w:numId w:val="62"/>
+        </w:numPr>
+      </w:pPr>
+      <w:r>
+        <w:t>Фильтры по атрибутам</w:t>
+      </w:r>
+    </w:p>
+    <w:p>
+      <w:pPr>
+        <w:pStyle w:val="a7"/>
+        <w:numPr>
+          <w:ilvl w:val="0"/>
+          <w:numId w:val="62"/>
+        </w:numPr>
+      </w:pPr>
+      <w:r>
+        <w:t>Офлайн-режим</w:t>
+      </w:r>
+    </w:p>
+    <w:p>
+      <w:pPr>
+        <w:pStyle w:val="a7"/>
+        <w:numPr>
+          <w:ilvl w:val="0"/>
+          <w:numId w:val="62"/>
+        </w:numPr>
+      </w:pPr>
+      <w:r>
+        <w:t xml:space="preserve">нефункциональное требование </w:t>
+      </w:r>
+      <w:r>
+        <w:t>(производительность, надёжность)</w:t>
+      </w:r>
+    </w:p>
+    <w:p>
+      <w:pPr>
+        <w:pStyle w:val="a7"/>
+        <w:numPr>
+          <w:ilvl w:val="0"/>
+          <w:numId w:val="62"/>
+        </w:numPr>
+      </w:pPr>
+      <w:r>
+        <w:t xml:space="preserve">нефункциональное требование </w:t>
+      </w:r>
+      <w:r>
+        <w:t>(безопасность, 152-ФЗ)</w:t>
+      </w:r>
+    </w:p>
+    <w:p>
+      <w:pPr>
+        <w:pStyle w:val="a7"/>
+        <w:numPr>
+          <w:ilvl w:val="0"/>
+          <w:numId w:val="62"/>
+        </w:numPr>
+      </w:pPr>
+      <w:r>
+        <w:t xml:space="preserve">нефункциональное требование </w:t>
+      </w:r>
+      <w:r>
+        <w:t>(русский, доступность)</w:t>
+      </w:r>
+    </w:p>
+    <w:p>
       <w:r>
         <w:lastRenderedPageBreak/>
-        <w:t xml:space="preserve">· </w:t>
-      </w:r>
-      <w:r>
-        <w:t xml:space="preserve">ФУНКЦИОНАЛЬНОЕ ТРЕБОВАНИЕ </w:t>
-      </w:r>
-      <w:r>
-        <w:t>-09 Фильтры по атрибутам</w:t>
-      </w:r>
-    </w:p>
-    <w:p>
-      <w:r>
-        <w:t xml:space="preserve">· </w:t>
-      </w:r>
-      <w:r>
-        <w:t xml:space="preserve">ФУНКЦИОНАЛЬНОЕ ТРЕБОВАНИЕ </w:t>
-      </w:r>
-      <w:r>
-        <w:t>-10 Офлайн-режим (базовый)</w:t>
-      </w:r>
-    </w:p>
-    <w:p>
-      <w:r>
-        <w:t>· N</w:t>
-      </w:r>
-      <w:r>
-        <w:t xml:space="preserve">ФУНКЦИОНАЛЬНОЕ ТРЕБОВАНИЕ </w:t>
-      </w:r>
-      <w:r>
-        <w:t>-01…N</w:t>
-      </w:r>
-      <w:r>
-        <w:t xml:space="preserve">ФУНКЦИОНАЛЬНОЕ ТРЕБОВАНИЕ </w:t>
-      </w:r>
-      <w:r>
-        <w:t>-07 (производительность, надёжность)</w:t>
-      </w:r>
-    </w:p>
-    <w:p>
-      <w:r>
-        <w:t>· N</w:t>
-      </w:r>
-      <w:r>
-        <w:t xml:space="preserve">ФУНКЦИОНАЛЬНОЕ ТРЕБОВАНИЕ </w:t>
-      </w:r>
-      <w:r>
-        <w:t>-08, N</w:t>
-      </w:r>
-      <w:r>
-        <w:t xml:space="preserve">ФУНКЦИОНАЛЬНОЕ ТРЕБОВАНИЕ </w:t>
-      </w:r>
-      <w:r>
-        <w:t>-09, N</w:t>
-      </w:r>
-      <w:r>
-        <w:t xml:space="preserve">ФУНКЦИОНАЛЬНОЕ ТРЕБОВАНИЕ </w:t>
-      </w:r>
-      <w:r>
-        <w:t>-10 (безопасность, 152-ФЗ)</w:t>
-      </w:r>
-    </w:p>
-    <w:p>
-      <w:r>
-        <w:t>· N</w:t>
-      </w:r>
-      <w:r>
-        <w:t xml:space="preserve">ФУНКЦИОНАЛЬНОЕ ТРЕБОВАНИЕ </w:t>
-      </w:r>
-      <w:r>
-        <w:t>-12, N</w:t>
-      </w:r>
-      <w:r>
-        <w:t xml:space="preserve">ФУНКЦИОНАЛЬНОЕ ТРЕБОВАНИЕ </w:t>
-      </w:r>
-      <w:r>
-        <w:t>-13 (русский, доступность)</w:t>
-      </w:r>
-    </w:p>
-    <w:p/>
-    <w:p>
-      <w:r>
-        <w:rPr>
-          <w:rFonts w:ascii="Segoe UI Emoji" w:hAnsi="Segoe UI Emoji" w:cs="Segoe UI Emoji"/>
-        </w:rPr>
-        <w:t>🟧</w:t>
-      </w:r>
-      <w:r>
-        <w:t xml:space="preserve"> Should (важно, но можно во вторую итерацию)</w:t>
-      </w:r>
-    </w:p>
-    <w:p/>
-    <w:p>
-      <w:r>
-        <w:t xml:space="preserve">· </w:t>
-      </w:r>
-      <w:r>
-        <w:t xml:space="preserve">ФУНКЦИОНАЛЬНОЕ ТРЕБОВАНИЕ </w:t>
-      </w:r>
-      <w:r>
-        <w:t>-04 Ситуативные профили</w:t>
-      </w:r>
-    </w:p>
-    <w:p>
-      <w:r>
-        <w:t xml:space="preserve">· </w:t>
-      </w:r>
-      <w:r>
-        <w:t xml:space="preserve">ФУНКЦИОНАЛЬНОЕ ТРЕБОВАНИЕ </w:t>
-      </w:r>
-      <w:r>
-        <w:t>-05 Комфорт-маршрут</w:t>
+        <w:t>Should</w:t>
+      </w:r>
+    </w:p>
+    <w:p>
+      <w:r>
+        <w:t>«Режим отчаяния»</w:t>
+      </w:r>
+    </w:p>
+    <w:p>
+      <w:r>
+        <w:t>Ситуативные профили</w:t>
+      </w:r>
+    </w:p>
+    <w:p>
+      <w:r>
+        <w:t>Комфорт-маршрут</w:t>
       </w:r>
     </w:p>
     <w:p>
@@ -2896,76 +2993,76 @@
     </w:p>
     <w:p>
       <w:r>
+        <w:t>· Соцсеть и лента</w:t>
+      </w:r>
+    </w:p>
+    <w:p>
+      <w:r>
+        <w:t>· Десктоп-версия</w:t>
+      </w:r>
+    </w:p>
+    <w:p>
+      <w:r>
+        <w:t>· Интеграция с госуслугами</w:t>
+      </w:r>
+    </w:p>
+    <w:p/>
+    <w:p>
+      <w:r>
+        <w:t>---</w:t>
+      </w:r>
+    </w:p>
+    <w:p/>
+    <w:p>
+      <w:r>
+        <w:t>8. Итоговая рамка MVP (для быстрого старта)</w:t>
+      </w:r>
+    </w:p>
+    <w:p/>
+    <w:p>
+      <w:r>
+        <w:t xml:space="preserve">Must-набор MVP: карта </w:t>
+      </w:r>
+      <w:r>
+        <w:t>и</w:t>
+      </w:r>
+      <w:r>
+        <w:t xml:space="preserve"> текстовый поиск </w:t>
+      </w:r>
+      <w:r>
+        <w:t>и</w:t>
+      </w:r>
+      <w:r>
+        <w:t xml:space="preserve"> «режим отчаяния» </w:t>
+      </w:r>
+      <w:r>
+        <w:t>и</w:t>
+      </w:r>
+      <w:r>
+        <w:t xml:space="preserve"> добавление</w:t>
+      </w:r>
+      <w:r>
+        <w:t xml:space="preserve"> или </w:t>
+      </w:r>
+      <w:r>
+        <w:t xml:space="preserve">подтверждение </w:t>
+      </w:r>
+      <w:r>
+        <w:t>и</w:t>
+      </w:r>
+      <w:r>
+        <w:t xml:space="preserve"> фильтры </w:t>
+      </w:r>
+      <w:r>
+        <w:t>и</w:t>
+      </w:r>
+      <w:r>
+        <w:t xml:space="preserve"> офлайн.</w:t>
+      </w:r>
+    </w:p>
+    <w:p>
+      <w:r>
         <w:lastRenderedPageBreak/>
-        <w:t>· Соцсеть и лента</w:t>
-      </w:r>
-    </w:p>
-    <w:p>
-      <w:r>
-        <w:t>· Десктоп-версия</w:t>
-      </w:r>
-    </w:p>
-    <w:p>
-      <w:r>
-        <w:t>· Интеграция с госуслугами</w:t>
-      </w:r>
-    </w:p>
-    <w:p/>
-    <w:p>
-      <w:r>
-        <w:t>---</w:t>
-      </w:r>
-    </w:p>
-    <w:p/>
-    <w:p>
-      <w:r>
-        <w:t>8. Итоговая рамка MVP (для быстрого старта)</w:t>
-      </w:r>
-    </w:p>
-    <w:p/>
-    <w:p>
-      <w:r>
-        <w:t xml:space="preserve">Must-набор MVP: карта </w:t>
-      </w:r>
-      <w:r>
-        <w:t>и</w:t>
-      </w:r>
-      <w:r>
-        <w:t xml:space="preserve"> текстовый поиск </w:t>
-      </w:r>
-      <w:r>
-        <w:t>и</w:t>
-      </w:r>
-      <w:r>
-        <w:t xml:space="preserve"> «режим отчаяния» </w:t>
-      </w:r>
-      <w:r>
-        <w:t>и</w:t>
-      </w:r>
-      <w:r>
-        <w:t xml:space="preserve"> добавление</w:t>
-      </w:r>
-      <w:r>
-        <w:t xml:space="preserve"> или </w:t>
-      </w:r>
-      <w:r>
-        <w:t xml:space="preserve">подтверждение </w:t>
-      </w:r>
-      <w:r>
-        <w:t>и</w:t>
-      </w:r>
-      <w:r>
-        <w:t xml:space="preserve"> фильтры </w:t>
-      </w:r>
-      <w:r>
-        <w:t>и</w:t>
-      </w:r>
-      <w:r>
-        <w:t xml:space="preserve"> офлайн.</w:t>
-      </w:r>
-    </w:p>
-    <w:p>
-      <w:r>
         <w:t>Город пилота: один район</w:t>
       </w:r>
       <w:r>
@@ -4449,6 +4546,92 @@
     </w:lvl>
   </w:abstractNum>
   <w:abstractNum w:abstractNumId="16" w15:restartNumberingAfterBreak="0">
+    <w:nsid w:val="23AD5D94"/>
+    <w:multiLevelType w:val="multilevel"/>
+    <w:tmpl w:val="0419001F"/>
+    <w:lvl w:ilvl="0">
+      <w:start w:val="1"/>
+      <w:numFmt w:val="decimal"/>
+      <w:lvlText w:val="%1."/>
+      <w:lvlJc w:val="left"/>
+      <w:pPr>
+        <w:ind w:left="360" w:hanging="360"/>
+      </w:pPr>
+    </w:lvl>
+    <w:lvl w:ilvl="1">
+      <w:start w:val="1"/>
+      <w:numFmt w:val="decimal"/>
+      <w:lvlText w:val="%1.%2."/>
+      <w:lvlJc w:val="left"/>
+      <w:pPr>
+        <w:ind w:left="792" w:hanging="432"/>
+      </w:pPr>
+    </w:lvl>
+    <w:lvl w:ilvl="2">
+      <w:start w:val="1"/>
+      <w:numFmt w:val="decimal"/>
+      <w:lvlText w:val="%1.%2.%3."/>
+      <w:lvlJc w:val="left"/>
+      <w:pPr>
+        <w:ind w:left="1224" w:hanging="504"/>
+      </w:pPr>
+    </w:lvl>
+    <w:lvl w:ilvl="3">
+      <w:start w:val="1"/>
+      <w:numFmt w:val="decimal"/>
+      <w:lvlText w:val="%1.%2.%3.%4."/>
+      <w:lvlJc w:val="left"/>
+      <w:pPr>
+        <w:ind w:left="1728" w:hanging="648"/>
+      </w:pPr>
+    </w:lvl>
+    <w:lvl w:ilvl="4">
+      <w:start w:val="1"/>
+      <w:numFmt w:val="decimal"/>
+      <w:lvlText w:val="%1.%2.%3.%4.%5."/>
+      <w:lvlJc w:val="left"/>
+      <w:pPr>
+        <w:ind w:left="2232" w:hanging="792"/>
+      </w:pPr>
+    </w:lvl>
+    <w:lvl w:ilvl="5">
+      <w:start w:val="1"/>
+      <w:numFmt w:val="decimal"/>
+      <w:lvlText w:val="%1.%2.%3.%4.%5.%6."/>
+      <w:lvlJc w:val="left"/>
+      <w:pPr>
+        <w:ind w:left="2736" w:hanging="936"/>
+      </w:pPr>
+    </w:lvl>
+    <w:lvl w:ilvl="6">
+      <w:start w:val="1"/>
+      <w:numFmt w:val="decimal"/>
+      <w:lvlText w:val="%1.%2.%3.%4.%5.%6.%7."/>
+      <w:lvlJc w:val="left"/>
+      <w:pPr>
+        <w:ind w:left="3240" w:hanging="1080"/>
+      </w:pPr>
+    </w:lvl>
+    <w:lvl w:ilvl="7">
+      <w:start w:val="1"/>
+      <w:numFmt w:val="decimal"/>
+      <w:lvlText w:val="%1.%2.%3.%4.%5.%6.%7.%8."/>
+      <w:lvlJc w:val="left"/>
+      <w:pPr>
+        <w:ind w:left="3744" w:hanging="1224"/>
+      </w:pPr>
+    </w:lvl>
+    <w:lvl w:ilvl="8">
+      <w:start w:val="1"/>
+      <w:numFmt w:val="decimal"/>
+      <w:lvlText w:val="%1.%2.%3.%4.%5.%6.%7.%8.%9."/>
+      <w:lvlJc w:val="left"/>
+      <w:pPr>
+        <w:ind w:left="4320" w:hanging="1440"/>
+      </w:pPr>
+    </w:lvl>
+  </w:abstractNum>
+  <w:abstractNum w:abstractNumId="17" w15:restartNumberingAfterBreak="0">
     <w:nsid w:val="270F22E4"/>
     <w:multiLevelType w:val="multilevel"/>
     <w:tmpl w:val="0419001F"/>
@@ -4534,7 +4717,7 @@
       </w:pPr>
     </w:lvl>
   </w:abstractNum>
-  <w:abstractNum w:abstractNumId="17" w15:restartNumberingAfterBreak="0">
+  <w:abstractNum w:abstractNumId="18" w15:restartNumberingAfterBreak="0">
     <w:nsid w:val="27DB4916"/>
     <w:multiLevelType w:val="multilevel"/>
     <w:tmpl w:val="0419001F"/>
@@ -4620,7 +4803,7 @@
       </w:pPr>
     </w:lvl>
   </w:abstractNum>
-  <w:abstractNum w:abstractNumId="18" w15:restartNumberingAfterBreak="0">
+  <w:abstractNum w:abstractNumId="19" w15:restartNumberingAfterBreak="0">
     <w:nsid w:val="2B384A81"/>
     <w:multiLevelType w:val="multilevel"/>
     <w:tmpl w:val="0419001F"/>
@@ -4706,7 +4889,7 @@
       </w:pPr>
     </w:lvl>
   </w:abstractNum>
-  <w:abstractNum w:abstractNumId="19" w15:restartNumberingAfterBreak="0">
+  <w:abstractNum w:abstractNumId="20" w15:restartNumberingAfterBreak="0">
     <w:nsid w:val="2C184339"/>
     <w:multiLevelType w:val="multilevel"/>
     <w:tmpl w:val="0419001F"/>
@@ -4792,7 +4975,7 @@
       </w:pPr>
     </w:lvl>
   </w:abstractNum>
-  <w:abstractNum w:abstractNumId="20" w15:restartNumberingAfterBreak="0">
+  <w:abstractNum w:abstractNumId="21" w15:restartNumberingAfterBreak="0">
     <w:nsid w:val="2D612AC6"/>
     <w:multiLevelType w:val="multilevel"/>
     <w:tmpl w:val="0419001F"/>
@@ -4878,7 +5061,7 @@
       </w:pPr>
     </w:lvl>
   </w:abstractNum>
-  <w:abstractNum w:abstractNumId="21" w15:restartNumberingAfterBreak="0">
+  <w:abstractNum w:abstractNumId="22" w15:restartNumberingAfterBreak="0">
     <w:nsid w:val="2E5A5C6E"/>
     <w:multiLevelType w:val="multilevel"/>
     <w:tmpl w:val="0419001F"/>
@@ -4964,7 +5147,93 @@
       </w:pPr>
     </w:lvl>
   </w:abstractNum>
-  <w:abstractNum w:abstractNumId="22" w15:restartNumberingAfterBreak="0">
+  <w:abstractNum w:abstractNumId="23" w15:restartNumberingAfterBreak="0">
+    <w:nsid w:val="311D61CD"/>
+    <w:multiLevelType w:val="hybridMultilevel"/>
+    <w:tmpl w:val="8D08FBCC"/>
+    <w:lvl w:ilvl="0" w:tplc="0419000F">
+      <w:start w:val="1"/>
+      <w:numFmt w:val="decimal"/>
+      <w:lvlText w:val="%1."/>
+      <w:lvlJc w:val="left"/>
+      <w:pPr>
+        <w:ind w:left="1429" w:hanging="360"/>
+      </w:pPr>
+    </w:lvl>
+    <w:lvl w:ilvl="1" w:tplc="04190019" w:tentative="1">
+      <w:start w:val="1"/>
+      <w:numFmt w:val="lowerLetter"/>
+      <w:lvlText w:val="%2."/>
+      <w:lvlJc w:val="left"/>
+      <w:pPr>
+        <w:ind w:left="2149" w:hanging="360"/>
+      </w:pPr>
+    </w:lvl>
+    <w:lvl w:ilvl="2" w:tplc="0419001B" w:tentative="1">
+      <w:start w:val="1"/>
+      <w:numFmt w:val="lowerRoman"/>
+      <w:lvlText w:val="%3."/>
+      <w:lvlJc w:val="right"/>
+      <w:pPr>
+        <w:ind w:left="2869" w:hanging="180"/>
+      </w:pPr>
+    </w:lvl>
+    <w:lvl w:ilvl="3" w:tplc="0419000F" w:tentative="1">
+      <w:start w:val="1"/>
+      <w:numFmt w:val="decimal"/>
+      <w:lvlText w:val="%4."/>
+      <w:lvlJc w:val="left"/>
+      <w:pPr>
+        <w:ind w:left="3589" w:hanging="360"/>
+      </w:pPr>
+    </w:lvl>
+    <w:lvl w:ilvl="4" w:tplc="04190019" w:tentative="1">
+      <w:start w:val="1"/>
+      <w:numFmt w:val="lowerLetter"/>
+      <w:lvlText w:val="%5."/>
+      <w:lvlJc w:val="left"/>
+      <w:pPr>
+        <w:ind w:left="4309" w:hanging="360"/>
+      </w:pPr>
+    </w:lvl>
+    <w:lvl w:ilvl="5" w:tplc="0419001B" w:tentative="1">
+      <w:start w:val="1"/>
+      <w:numFmt w:val="lowerRoman"/>
+      <w:lvlText w:val="%6."/>
+      <w:lvlJc w:val="right"/>
+      <w:pPr>
+        <w:ind w:left="5029" w:hanging="180"/>
+      </w:pPr>
+    </w:lvl>
+    <w:lvl w:ilvl="6" w:tplc="0419000F" w:tentative="1">
+      <w:start w:val="1"/>
+      <w:numFmt w:val="decimal"/>
+      <w:lvlText w:val="%7."/>
+      <w:lvlJc w:val="left"/>
+      <w:pPr>
+        <w:ind w:left="5749" w:hanging="360"/>
+      </w:pPr>
+    </w:lvl>
+    <w:lvl w:ilvl="7" w:tplc="04190019" w:tentative="1">
+      <w:start w:val="1"/>
+      <w:numFmt w:val="lowerLetter"/>
+      <w:lvlText w:val="%8."/>
+      <w:lvlJc w:val="left"/>
+      <w:pPr>
+        <w:ind w:left="6469" w:hanging="360"/>
+      </w:pPr>
+    </w:lvl>
+    <w:lvl w:ilvl="8" w:tplc="0419001B" w:tentative="1">
+      <w:start w:val="1"/>
+      <w:numFmt w:val="lowerRoman"/>
+      <w:lvlText w:val="%9."/>
+      <w:lvlJc w:val="right"/>
+      <w:pPr>
+        <w:ind w:left="7189" w:hanging="180"/>
+      </w:pPr>
+    </w:lvl>
+  </w:abstractNum>
+  <w:abstractNum w:abstractNumId="24" w15:restartNumberingAfterBreak="0">
     <w:nsid w:val="36E80EC9"/>
     <w:multiLevelType w:val="multilevel"/>
     <w:tmpl w:val="0419001F"/>
@@ -5050,7 +5319,7 @@
       </w:pPr>
     </w:lvl>
   </w:abstractNum>
-  <w:abstractNum w:abstractNumId="23" w15:restartNumberingAfterBreak="0">
+  <w:abstractNum w:abstractNumId="25" w15:restartNumberingAfterBreak="0">
     <w:nsid w:val="3A84162D"/>
     <w:multiLevelType w:val="multilevel"/>
     <w:tmpl w:val="0419001F"/>
@@ -5136,7 +5405,7 @@
       </w:pPr>
     </w:lvl>
   </w:abstractNum>
-  <w:abstractNum w:abstractNumId="24" w15:restartNumberingAfterBreak="0">
+  <w:abstractNum w:abstractNumId="26" w15:restartNumberingAfterBreak="0">
     <w:nsid w:val="3C2E669D"/>
     <w:multiLevelType w:val="multilevel"/>
     <w:tmpl w:val="0419001F"/>
@@ -5222,7 +5491,7 @@
       </w:pPr>
     </w:lvl>
   </w:abstractNum>
-  <w:abstractNum w:abstractNumId="25" w15:restartNumberingAfterBreak="0">
+  <w:abstractNum w:abstractNumId="27" w15:restartNumberingAfterBreak="0">
     <w:nsid w:val="3D7C79FD"/>
     <w:multiLevelType w:val="multilevel"/>
     <w:tmpl w:val="0419001F"/>
@@ -5308,7 +5577,7 @@
       </w:pPr>
     </w:lvl>
   </w:abstractNum>
-  <w:abstractNum w:abstractNumId="26" w15:restartNumberingAfterBreak="0">
+  <w:abstractNum w:abstractNumId="28" w15:restartNumberingAfterBreak="0">
     <w:nsid w:val="3E0912D1"/>
     <w:multiLevelType w:val="multilevel"/>
     <w:tmpl w:val="0419001F"/>
@@ -5394,7 +5663,7 @@
       </w:pPr>
     </w:lvl>
   </w:abstractNum>
-  <w:abstractNum w:abstractNumId="27" w15:restartNumberingAfterBreak="0">
+  <w:abstractNum w:abstractNumId="29" w15:restartNumberingAfterBreak="0">
     <w:nsid w:val="3E1159FA"/>
     <w:multiLevelType w:val="multilevel"/>
     <w:tmpl w:val="0419001F"/>
@@ -5480,7 +5749,7 @@
       </w:pPr>
     </w:lvl>
   </w:abstractNum>
-  <w:abstractNum w:abstractNumId="28" w15:restartNumberingAfterBreak="0">
+  <w:abstractNum w:abstractNumId="30" w15:restartNumberingAfterBreak="0">
     <w:nsid w:val="3E3367BF"/>
     <w:multiLevelType w:val="multilevel"/>
     <w:tmpl w:val="0419001F"/>
@@ -5566,7 +5835,7 @@
       </w:pPr>
     </w:lvl>
   </w:abstractNum>
-  <w:abstractNum w:abstractNumId="29" w15:restartNumberingAfterBreak="0">
+  <w:abstractNum w:abstractNumId="31" w15:restartNumberingAfterBreak="0">
     <w:nsid w:val="3F491273"/>
     <w:multiLevelType w:val="multilevel"/>
     <w:tmpl w:val="0419001F"/>
@@ -5652,7 +5921,7 @@
       </w:pPr>
     </w:lvl>
   </w:abstractNum>
-  <w:abstractNum w:abstractNumId="30" w15:restartNumberingAfterBreak="0">
+  <w:abstractNum w:abstractNumId="32" w15:restartNumberingAfterBreak="0">
     <w:nsid w:val="3FF260E1"/>
     <w:multiLevelType w:val="multilevel"/>
     <w:tmpl w:val="0419001F"/>
@@ -5738,7 +6007,7 @@
       </w:pPr>
     </w:lvl>
   </w:abstractNum>
-  <w:abstractNum w:abstractNumId="31" w15:restartNumberingAfterBreak="0">
+  <w:abstractNum w:abstractNumId="33" w15:restartNumberingAfterBreak="0">
     <w:nsid w:val="403D2258"/>
     <w:multiLevelType w:val="multilevel"/>
     <w:tmpl w:val="0419001F"/>
@@ -5824,7 +6093,7 @@
       </w:pPr>
     </w:lvl>
   </w:abstractNum>
-  <w:abstractNum w:abstractNumId="32" w15:restartNumberingAfterBreak="0">
+  <w:abstractNum w:abstractNumId="34" w15:restartNumberingAfterBreak="0">
     <w:nsid w:val="41203702"/>
     <w:multiLevelType w:val="multilevel"/>
     <w:tmpl w:val="0419001F"/>
@@ -5910,7 +6179,7 @@
       </w:pPr>
     </w:lvl>
   </w:abstractNum>
-  <w:abstractNum w:abstractNumId="33" w15:restartNumberingAfterBreak="0">
+  <w:abstractNum w:abstractNumId="35" w15:restartNumberingAfterBreak="0">
     <w:nsid w:val="41E11774"/>
     <w:multiLevelType w:val="multilevel"/>
     <w:tmpl w:val="0419001F"/>
@@ -5996,7 +6265,7 @@
       </w:pPr>
     </w:lvl>
   </w:abstractNum>
-  <w:abstractNum w:abstractNumId="34" w15:restartNumberingAfterBreak="0">
+  <w:abstractNum w:abstractNumId="36" w15:restartNumberingAfterBreak="0">
     <w:nsid w:val="44B226D7"/>
     <w:multiLevelType w:val="multilevel"/>
     <w:tmpl w:val="0419001F"/>
@@ -6082,7 +6351,7 @@
       </w:pPr>
     </w:lvl>
   </w:abstractNum>
-  <w:abstractNum w:abstractNumId="35" w15:restartNumberingAfterBreak="0">
+  <w:abstractNum w:abstractNumId="37" w15:restartNumberingAfterBreak="0">
     <w:nsid w:val="45161E77"/>
     <w:multiLevelType w:val="multilevel"/>
     <w:tmpl w:val="0419001F"/>
@@ -6168,7 +6437,7 @@
       </w:pPr>
     </w:lvl>
   </w:abstractNum>
-  <w:abstractNum w:abstractNumId="36" w15:restartNumberingAfterBreak="0">
+  <w:abstractNum w:abstractNumId="38" w15:restartNumberingAfterBreak="0">
     <w:nsid w:val="48C14594"/>
     <w:multiLevelType w:val="multilevel"/>
     <w:tmpl w:val="0419001F"/>
@@ -6254,7 +6523,7 @@
       </w:pPr>
     </w:lvl>
   </w:abstractNum>
-  <w:abstractNum w:abstractNumId="37" w15:restartNumberingAfterBreak="0">
+  <w:abstractNum w:abstractNumId="39" w15:restartNumberingAfterBreak="0">
     <w:nsid w:val="49516535"/>
     <w:multiLevelType w:val="multilevel"/>
     <w:tmpl w:val="0419001F"/>
@@ -6340,7 +6609,7 @@
       </w:pPr>
     </w:lvl>
   </w:abstractNum>
-  <w:abstractNum w:abstractNumId="38" w15:restartNumberingAfterBreak="0">
+  <w:abstractNum w:abstractNumId="40" w15:restartNumberingAfterBreak="0">
     <w:nsid w:val="4BA65246"/>
     <w:multiLevelType w:val="multilevel"/>
     <w:tmpl w:val="0419001F"/>
@@ -6426,7 +6695,7 @@
       </w:pPr>
     </w:lvl>
   </w:abstractNum>
-  <w:abstractNum w:abstractNumId="39" w15:restartNumberingAfterBreak="0">
+  <w:abstractNum w:abstractNumId="41" w15:restartNumberingAfterBreak="0">
     <w:nsid w:val="4CA9412E"/>
     <w:multiLevelType w:val="multilevel"/>
     <w:tmpl w:val="0419001F"/>
@@ -6512,7 +6781,7 @@
       </w:pPr>
     </w:lvl>
   </w:abstractNum>
-  <w:abstractNum w:abstractNumId="40" w15:restartNumberingAfterBreak="0">
+  <w:abstractNum w:abstractNumId="42" w15:restartNumberingAfterBreak="0">
     <w:nsid w:val="4DBB5661"/>
     <w:multiLevelType w:val="hybridMultilevel"/>
     <w:tmpl w:val="8E0831FC"/>
@@ -6601,7 +6870,7 @@
       </w:pPr>
     </w:lvl>
   </w:abstractNum>
-  <w:abstractNum w:abstractNumId="41" w15:restartNumberingAfterBreak="0">
+  <w:abstractNum w:abstractNumId="43" w15:restartNumberingAfterBreak="0">
     <w:nsid w:val="4E46070F"/>
     <w:multiLevelType w:val="multilevel"/>
     <w:tmpl w:val="0419001F"/>
@@ -6687,7 +6956,7 @@
       </w:pPr>
     </w:lvl>
   </w:abstractNum>
-  <w:abstractNum w:abstractNumId="42" w15:restartNumberingAfterBreak="0">
+  <w:abstractNum w:abstractNumId="44" w15:restartNumberingAfterBreak="0">
     <w:nsid w:val="4F5A01A3"/>
     <w:multiLevelType w:val="multilevel"/>
     <w:tmpl w:val="0419001F"/>
@@ -6773,7 +7042,7 @@
       </w:pPr>
     </w:lvl>
   </w:abstractNum>
-  <w:abstractNum w:abstractNumId="43" w15:restartNumberingAfterBreak="0">
+  <w:abstractNum w:abstractNumId="45" w15:restartNumberingAfterBreak="0">
     <w:nsid w:val="52D33161"/>
     <w:multiLevelType w:val="multilevel"/>
     <w:tmpl w:val="0419001F"/>
@@ -6859,7 +7128,93 @@
       </w:pPr>
     </w:lvl>
   </w:abstractNum>
-  <w:abstractNum w:abstractNumId="44" w15:restartNumberingAfterBreak="0">
+  <w:abstractNum w:abstractNumId="46" w15:restartNumberingAfterBreak="0">
+    <w:nsid w:val="552C4617"/>
+    <w:multiLevelType w:val="hybridMultilevel"/>
+    <w:tmpl w:val="39361CD0"/>
+    <w:lvl w:ilvl="0" w:tplc="0419000F">
+      <w:start w:val="1"/>
+      <w:numFmt w:val="decimal"/>
+      <w:lvlText w:val="%1."/>
+      <w:lvlJc w:val="left"/>
+      <w:pPr>
+        <w:ind w:left="1429" w:hanging="360"/>
+      </w:pPr>
+    </w:lvl>
+    <w:lvl w:ilvl="1" w:tplc="04190019" w:tentative="1">
+      <w:start w:val="1"/>
+      <w:numFmt w:val="lowerLetter"/>
+      <w:lvlText w:val="%2."/>
+      <w:lvlJc w:val="left"/>
+      <w:pPr>
+        <w:ind w:left="2149" w:hanging="360"/>
+      </w:pPr>
+    </w:lvl>
+    <w:lvl w:ilvl="2" w:tplc="0419001B" w:tentative="1">
+      <w:start w:val="1"/>
+      <w:numFmt w:val="lowerRoman"/>
+      <w:lvlText w:val="%3."/>
+      <w:lvlJc w:val="right"/>
+      <w:pPr>
+        <w:ind w:left="2869" w:hanging="180"/>
+      </w:pPr>
+    </w:lvl>
+    <w:lvl w:ilvl="3" w:tplc="0419000F" w:tentative="1">
+      <w:start w:val="1"/>
+      <w:numFmt w:val="decimal"/>
+      <w:lvlText w:val="%4."/>
+      <w:lvlJc w:val="left"/>
+      <w:pPr>
+        <w:ind w:left="3589" w:hanging="360"/>
+      </w:pPr>
+    </w:lvl>
+    <w:lvl w:ilvl="4" w:tplc="04190019" w:tentative="1">
+      <w:start w:val="1"/>
+      <w:numFmt w:val="lowerLetter"/>
+      <w:lvlText w:val="%5."/>
+      <w:lvlJc w:val="left"/>
+      <w:pPr>
+        <w:ind w:left="4309" w:hanging="360"/>
+      </w:pPr>
+    </w:lvl>
+    <w:lvl w:ilvl="5" w:tplc="0419001B" w:tentative="1">
+      <w:start w:val="1"/>
+      <w:numFmt w:val="lowerRoman"/>
+      <w:lvlText w:val="%6."/>
+      <w:lvlJc w:val="right"/>
+      <w:pPr>
+        <w:ind w:left="5029" w:hanging="180"/>
+      </w:pPr>
+    </w:lvl>
+    <w:lvl w:ilvl="6" w:tplc="0419000F" w:tentative="1">
+      <w:start w:val="1"/>
+      <w:numFmt w:val="decimal"/>
+      <w:lvlText w:val="%7."/>
+      <w:lvlJc w:val="left"/>
+      <w:pPr>
+        <w:ind w:left="5749" w:hanging="360"/>
+      </w:pPr>
+    </w:lvl>
+    <w:lvl w:ilvl="7" w:tplc="04190019" w:tentative="1">
+      <w:start w:val="1"/>
+      <w:numFmt w:val="lowerLetter"/>
+      <w:lvlText w:val="%8."/>
+      <w:lvlJc w:val="left"/>
+      <w:pPr>
+        <w:ind w:left="6469" w:hanging="360"/>
+      </w:pPr>
+    </w:lvl>
+    <w:lvl w:ilvl="8" w:tplc="0419001B" w:tentative="1">
+      <w:start w:val="1"/>
+      <w:numFmt w:val="lowerRoman"/>
+      <w:lvlText w:val="%9."/>
+      <w:lvlJc w:val="right"/>
+      <w:pPr>
+        <w:ind w:left="7189" w:hanging="180"/>
+      </w:pPr>
+    </w:lvl>
+  </w:abstractNum>
+  <w:abstractNum w:abstractNumId="47" w15:restartNumberingAfterBreak="0">
     <w:nsid w:val="5B8E32EC"/>
     <w:multiLevelType w:val="multilevel"/>
     <w:tmpl w:val="0419001F"/>
@@ -6945,7 +7300,7 @@
       </w:pPr>
     </w:lvl>
   </w:abstractNum>
-  <w:abstractNum w:abstractNumId="45" w15:restartNumberingAfterBreak="0">
+  <w:abstractNum w:abstractNumId="48" w15:restartNumberingAfterBreak="0">
     <w:nsid w:val="5C3B0393"/>
     <w:multiLevelType w:val="multilevel"/>
     <w:tmpl w:val="0419001F"/>
@@ -7031,7 +7386,7 @@
       </w:pPr>
     </w:lvl>
   </w:abstractNum>
-  <w:abstractNum w:abstractNumId="46" w15:restartNumberingAfterBreak="0">
+  <w:abstractNum w:abstractNumId="49" w15:restartNumberingAfterBreak="0">
     <w:nsid w:val="5E9A7502"/>
     <w:multiLevelType w:val="multilevel"/>
     <w:tmpl w:val="0419001F"/>
@@ -7117,7 +7472,7 @@
       </w:pPr>
     </w:lvl>
   </w:abstractNum>
-  <w:abstractNum w:abstractNumId="47" w15:restartNumberingAfterBreak="0">
+  <w:abstractNum w:abstractNumId="50" w15:restartNumberingAfterBreak="0">
     <w:nsid w:val="5FF32EBA"/>
     <w:multiLevelType w:val="multilevel"/>
     <w:tmpl w:val="0419001F"/>
@@ -7203,7 +7558,7 @@
       </w:pPr>
     </w:lvl>
   </w:abstractNum>
-  <w:abstractNum w:abstractNumId="48" w15:restartNumberingAfterBreak="0">
+  <w:abstractNum w:abstractNumId="51" w15:restartNumberingAfterBreak="0">
     <w:nsid w:val="67E800A0"/>
     <w:multiLevelType w:val="multilevel"/>
     <w:tmpl w:val="0419001F"/>
@@ -7289,7 +7644,7 @@
       </w:pPr>
     </w:lvl>
   </w:abstractNum>
-  <w:abstractNum w:abstractNumId="49" w15:restartNumberingAfterBreak="0">
+  <w:abstractNum w:abstractNumId="52" w15:restartNumberingAfterBreak="0">
     <w:nsid w:val="69FE7234"/>
     <w:multiLevelType w:val="multilevel"/>
     <w:tmpl w:val="0419001F"/>
@@ -7375,7 +7730,7 @@
       </w:pPr>
     </w:lvl>
   </w:abstractNum>
-  <w:abstractNum w:abstractNumId="50" w15:restartNumberingAfterBreak="0">
+  <w:abstractNum w:abstractNumId="53" w15:restartNumberingAfterBreak="0">
     <w:nsid w:val="6C09718B"/>
     <w:multiLevelType w:val="multilevel"/>
     <w:tmpl w:val="0419001F"/>
@@ -7461,7 +7816,7 @@
       </w:pPr>
     </w:lvl>
   </w:abstractNum>
-  <w:abstractNum w:abstractNumId="51" w15:restartNumberingAfterBreak="0">
+  <w:abstractNum w:abstractNumId="54" w15:restartNumberingAfterBreak="0">
     <w:nsid w:val="6C4E4E10"/>
     <w:multiLevelType w:val="multilevel"/>
     <w:tmpl w:val="0419001F"/>
@@ -7547,7 +7902,7 @@
       </w:pPr>
     </w:lvl>
   </w:abstractNum>
-  <w:abstractNum w:abstractNumId="52" w15:restartNumberingAfterBreak="0">
+  <w:abstractNum w:abstractNumId="55" w15:restartNumberingAfterBreak="0">
     <w:nsid w:val="6FAD1726"/>
     <w:multiLevelType w:val="multilevel"/>
     <w:tmpl w:val="0419001F"/>
@@ -7633,7 +7988,7 @@
       </w:pPr>
     </w:lvl>
   </w:abstractNum>
-  <w:abstractNum w:abstractNumId="53" w15:restartNumberingAfterBreak="0">
+  <w:abstractNum w:abstractNumId="56" w15:restartNumberingAfterBreak="0">
     <w:nsid w:val="71477CEA"/>
     <w:multiLevelType w:val="multilevel"/>
     <w:tmpl w:val="0419001F"/>
@@ -7719,7 +8074,7 @@
       </w:pPr>
     </w:lvl>
   </w:abstractNum>
-  <w:abstractNum w:abstractNumId="54" w15:restartNumberingAfterBreak="0">
+  <w:abstractNum w:abstractNumId="57" w15:restartNumberingAfterBreak="0">
     <w:nsid w:val="72B31D51"/>
     <w:multiLevelType w:val="multilevel"/>
     <w:tmpl w:val="0419001F"/>
@@ -7805,7 +8160,7 @@
       </w:pPr>
     </w:lvl>
   </w:abstractNum>
-  <w:abstractNum w:abstractNumId="55" w15:restartNumberingAfterBreak="0">
+  <w:abstractNum w:abstractNumId="58" w15:restartNumberingAfterBreak="0">
     <w:nsid w:val="73BF4784"/>
     <w:multiLevelType w:val="multilevel"/>
     <w:tmpl w:val="0419001F"/>
@@ -7891,7 +8246,7 @@
       </w:pPr>
     </w:lvl>
   </w:abstractNum>
-  <w:abstractNum w:abstractNumId="56" w15:restartNumberingAfterBreak="0">
+  <w:abstractNum w:abstractNumId="59" w15:restartNumberingAfterBreak="0">
     <w:nsid w:val="78505EAB"/>
     <w:multiLevelType w:val="multilevel"/>
     <w:tmpl w:val="0419001F"/>
@@ -7977,7 +8332,7 @@
       </w:pPr>
     </w:lvl>
   </w:abstractNum>
-  <w:abstractNum w:abstractNumId="57" w15:restartNumberingAfterBreak="0">
+  <w:abstractNum w:abstractNumId="60" w15:restartNumberingAfterBreak="0">
     <w:nsid w:val="79E21D80"/>
     <w:multiLevelType w:val="multilevel"/>
     <w:tmpl w:val="0419001F"/>
@@ -8063,7 +8418,7 @@
       </w:pPr>
     </w:lvl>
   </w:abstractNum>
-  <w:abstractNum w:abstractNumId="58" w15:restartNumberingAfterBreak="0">
+  <w:abstractNum w:abstractNumId="61" w15:restartNumberingAfterBreak="0">
     <w:nsid w:val="7D464622"/>
     <w:multiLevelType w:val="multilevel"/>
     <w:tmpl w:val="0419001F"/>
@@ -8153,7 +8508,7 @@
     <w:abstractNumId w:val="2"/>
   </w:num>
   <w:num w:numId="2" w16cid:durableId="1154489287">
-    <w:abstractNumId w:val="40"/>
+    <w:abstractNumId w:val="42"/>
   </w:num>
   <w:num w:numId="3" w16cid:durableId="2022003774">
     <w:abstractNumId w:val="7"/>
@@ -8165,16 +8520,16 @@
     <w:abstractNumId w:val="10"/>
   </w:num>
   <w:num w:numId="6" w16cid:durableId="1652442673">
-    <w:abstractNumId w:val="58"/>
+    <w:abstractNumId w:val="61"/>
   </w:num>
   <w:num w:numId="7" w16cid:durableId="1840845826">
-    <w:abstractNumId w:val="27"/>
+    <w:abstractNumId w:val="29"/>
   </w:num>
   <w:num w:numId="8" w16cid:durableId="2053840649">
-    <w:abstractNumId w:val="39"/>
+    <w:abstractNumId w:val="41"/>
   </w:num>
   <w:num w:numId="9" w16cid:durableId="853692742">
-    <w:abstractNumId w:val="29"/>
+    <w:abstractNumId w:val="31"/>
   </w:num>
   <w:num w:numId="10" w16cid:durableId="821392762">
     <w:abstractNumId w:val="13"/>
@@ -8183,76 +8538,76 @@
     <w:abstractNumId w:val="5"/>
   </w:num>
   <w:num w:numId="12" w16cid:durableId="543753938">
-    <w:abstractNumId w:val="44"/>
+    <w:abstractNumId w:val="47"/>
   </w:num>
   <w:num w:numId="13" w16cid:durableId="620956339">
-    <w:abstractNumId w:val="19"/>
+    <w:abstractNumId w:val="20"/>
   </w:num>
   <w:num w:numId="14" w16cid:durableId="1635215188">
-    <w:abstractNumId w:val="36"/>
+    <w:abstractNumId w:val="38"/>
   </w:num>
   <w:num w:numId="15" w16cid:durableId="729619087">
     <w:abstractNumId w:val="14"/>
   </w:num>
   <w:num w:numId="16" w16cid:durableId="1737556363">
-    <w:abstractNumId w:val="45"/>
+    <w:abstractNumId w:val="48"/>
   </w:num>
   <w:num w:numId="17" w16cid:durableId="1959944491">
-    <w:abstractNumId w:val="52"/>
+    <w:abstractNumId w:val="55"/>
   </w:num>
   <w:num w:numId="18" w16cid:durableId="196698728">
     <w:abstractNumId w:val="1"/>
   </w:num>
   <w:num w:numId="19" w16cid:durableId="137698026">
-    <w:abstractNumId w:val="20"/>
+    <w:abstractNumId w:val="21"/>
   </w:num>
   <w:num w:numId="20" w16cid:durableId="622885637">
-    <w:abstractNumId w:val="42"/>
+    <w:abstractNumId w:val="44"/>
   </w:num>
   <w:num w:numId="21" w16cid:durableId="1724209223">
-    <w:abstractNumId w:val="48"/>
+    <w:abstractNumId w:val="51"/>
   </w:num>
   <w:num w:numId="22" w16cid:durableId="1977493977">
-    <w:abstractNumId w:val="18"/>
+    <w:abstractNumId w:val="19"/>
   </w:num>
   <w:num w:numId="23" w16cid:durableId="2129734119">
-    <w:abstractNumId w:val="37"/>
+    <w:abstractNumId w:val="39"/>
   </w:num>
   <w:num w:numId="24" w16cid:durableId="887911100">
-    <w:abstractNumId w:val="51"/>
+    <w:abstractNumId w:val="54"/>
   </w:num>
   <w:num w:numId="25" w16cid:durableId="1835298914">
+    <w:abstractNumId w:val="30"/>
+  </w:num>
+  <w:num w:numId="26" w16cid:durableId="1937668700">
+    <w:abstractNumId w:val="50"/>
+  </w:num>
+  <w:num w:numId="27" w16cid:durableId="1989630409">
+    <w:abstractNumId w:val="36"/>
+  </w:num>
+  <w:num w:numId="28" w16cid:durableId="549809460">
     <w:abstractNumId w:val="28"/>
   </w:num>
-  <w:num w:numId="26" w16cid:durableId="1937668700">
-    <w:abstractNumId w:val="47"/>
-  </w:num>
-  <w:num w:numId="27" w16cid:durableId="1989630409">
-    <w:abstractNumId w:val="34"/>
-  </w:num>
-  <w:num w:numId="28" w16cid:durableId="549809460">
+  <w:num w:numId="29" w16cid:durableId="704871276">
     <w:abstractNumId w:val="26"/>
   </w:num>
-  <w:num w:numId="29" w16cid:durableId="704871276">
-    <w:abstractNumId w:val="24"/>
-  </w:num>
   <w:num w:numId="30" w16cid:durableId="497959125">
-    <w:abstractNumId w:val="57"/>
+    <w:abstractNumId w:val="60"/>
   </w:num>
   <w:num w:numId="31" w16cid:durableId="1556039344">
     <w:abstractNumId w:val="12"/>
   </w:num>
   <w:num w:numId="32" w16cid:durableId="1608584693">
-    <w:abstractNumId w:val="16"/>
+    <w:abstractNumId w:val="17"/>
   </w:num>
   <w:num w:numId="33" w16cid:durableId="465120785">
     <w:abstractNumId w:val="0"/>
   </w:num>
   <w:num w:numId="34" w16cid:durableId="161094048">
-    <w:abstractNumId w:val="23"/>
+    <w:abstractNumId w:val="25"/>
   </w:num>
   <w:num w:numId="35" w16cid:durableId="1327784207">
-    <w:abstractNumId w:val="43"/>
+    <w:abstractNumId w:val="45"/>
   </w:num>
   <w:num w:numId="36" w16cid:durableId="1677805880">
     <w:abstractNumId w:val="15"/>
@@ -8261,70 +8616,79 @@
     <w:abstractNumId w:val="6"/>
   </w:num>
   <w:num w:numId="38" w16cid:durableId="902790348">
-    <w:abstractNumId w:val="54"/>
+    <w:abstractNumId w:val="57"/>
   </w:num>
   <w:num w:numId="39" w16cid:durableId="732117909">
     <w:abstractNumId w:val="3"/>
   </w:num>
   <w:num w:numId="40" w16cid:durableId="305281265">
-    <w:abstractNumId w:val="25"/>
+    <w:abstractNumId w:val="27"/>
   </w:num>
   <w:num w:numId="41" w16cid:durableId="1367221279">
+    <w:abstractNumId w:val="52"/>
+  </w:num>
+  <w:num w:numId="42" w16cid:durableId="870805006">
     <w:abstractNumId w:val="49"/>
   </w:num>
-  <w:num w:numId="42" w16cid:durableId="870805006">
-    <w:abstractNumId w:val="46"/>
-  </w:num>
   <w:num w:numId="43" w16cid:durableId="471676704">
-    <w:abstractNumId w:val="55"/>
+    <w:abstractNumId w:val="58"/>
   </w:num>
   <w:num w:numId="44" w16cid:durableId="90467869">
-    <w:abstractNumId w:val="21"/>
+    <w:abstractNumId w:val="22"/>
   </w:num>
   <w:num w:numId="45" w16cid:durableId="1093864109">
-    <w:abstractNumId w:val="38"/>
+    <w:abstractNumId w:val="40"/>
   </w:num>
   <w:num w:numId="46" w16cid:durableId="2146314794">
-    <w:abstractNumId w:val="33"/>
+    <w:abstractNumId w:val="35"/>
   </w:num>
   <w:num w:numId="47" w16cid:durableId="1270551612">
+    <w:abstractNumId w:val="59"/>
+  </w:num>
+  <w:num w:numId="48" w16cid:durableId="1468355905">
     <w:abstractNumId w:val="56"/>
   </w:num>
-  <w:num w:numId="48" w16cid:durableId="1468355905">
+  <w:num w:numId="49" w16cid:durableId="1681392659">
     <w:abstractNumId w:val="53"/>
-  </w:num>
-  <w:num w:numId="49" w16cid:durableId="1681392659">
-    <w:abstractNumId w:val="50"/>
   </w:num>
   <w:num w:numId="50" w16cid:durableId="1651474317">
     <w:abstractNumId w:val="4"/>
   </w:num>
   <w:num w:numId="51" w16cid:durableId="1204439753">
-    <w:abstractNumId w:val="41"/>
+    <w:abstractNumId w:val="43"/>
   </w:num>
   <w:num w:numId="52" w16cid:durableId="444229106">
-    <w:abstractNumId w:val="30"/>
+    <w:abstractNumId w:val="32"/>
   </w:num>
   <w:num w:numId="53" w16cid:durableId="1353796083">
-    <w:abstractNumId w:val="35"/>
+    <w:abstractNumId w:val="37"/>
   </w:num>
   <w:num w:numId="54" w16cid:durableId="630524612">
-    <w:abstractNumId w:val="17"/>
+    <w:abstractNumId w:val="18"/>
   </w:num>
   <w:num w:numId="55" w16cid:durableId="1005328642">
     <w:abstractNumId w:val="11"/>
   </w:num>
   <w:num w:numId="56" w16cid:durableId="1733966115">
-    <w:abstractNumId w:val="32"/>
+    <w:abstractNumId w:val="34"/>
   </w:num>
   <w:num w:numId="57" w16cid:durableId="947541311">
     <w:abstractNumId w:val="9"/>
   </w:num>
   <w:num w:numId="58" w16cid:durableId="346058870">
-    <w:abstractNumId w:val="31"/>
+    <w:abstractNumId w:val="33"/>
   </w:num>
   <w:num w:numId="59" w16cid:durableId="1370640590">
-    <w:abstractNumId w:val="22"/>
+    <w:abstractNumId w:val="24"/>
+  </w:num>
+  <w:num w:numId="60" w16cid:durableId="2140029391">
+    <w:abstractNumId w:val="46"/>
+  </w:num>
+  <w:num w:numId="61" w16cid:durableId="2052731420">
+    <w:abstractNumId w:val="16"/>
+  </w:num>
+  <w:num w:numId="62" w16cid:durableId="2113013594">
+    <w:abstractNumId w:val="23"/>
   </w:num>
 </w:numbering>
 </file>
